--- a/Use Case Description.docx
+++ b/Use Case Description.docx
@@ -24,12 +24,6 @@
         <w:gridCol w:w="4508"/>
       </w:tblGrid>
       <w:tr>
-        <w:tblPrEx>
-          <w:tblCellMar>
-            <w:top w:w="0" w:type="dxa"/>
-            <w:bottom w:w="0" w:type="dxa"/>
-          </w:tblCellMar>
-        </w:tblPrEx>
         <w:tc>
           <w:tcPr>
             <w:tcW w:w="9016" w:type="dxa"/>
@@ -79,12 +73,6 @@
         </w:tc>
       </w:tr>
       <w:tr>
-        <w:tblPrEx>
-          <w:tblCellMar>
-            <w:top w:w="0" w:type="dxa"/>
-            <w:bottom w:w="0" w:type="dxa"/>
-          </w:tblCellMar>
-        </w:tblPrEx>
         <w:tc>
           <w:tcPr>
             <w:tcW w:w="4508" w:type="dxa"/>
@@ -143,12 +131,6 @@
         </w:tc>
       </w:tr>
       <w:tr>
-        <w:tblPrEx>
-          <w:tblCellMar>
-            <w:top w:w="0" w:type="dxa"/>
-            <w:bottom w:w="0" w:type="dxa"/>
-          </w:tblCellMar>
-        </w:tblPrEx>
         <w:tc>
           <w:tcPr>
             <w:tcW w:w="4508" w:type="dxa"/>
@@ -196,12 +178,6 @@
         </w:tc>
       </w:tr>
       <w:tr>
-        <w:tblPrEx>
-          <w:tblCellMar>
-            <w:top w:w="0" w:type="dxa"/>
-            <w:bottom w:w="0" w:type="dxa"/>
-          </w:tblCellMar>
-        </w:tblPrEx>
         <w:tc>
           <w:tcPr>
             <w:tcW w:w="4508" w:type="dxa"/>
@@ -249,12 +225,6 @@
         </w:tc>
       </w:tr>
       <w:tr>
-        <w:tblPrEx>
-          <w:tblCellMar>
-            <w:top w:w="0" w:type="dxa"/>
-            <w:bottom w:w="0" w:type="dxa"/>
-          </w:tblCellMar>
-        </w:tblPrEx>
         <w:tc>
           <w:tcPr>
             <w:tcW w:w="4508" w:type="dxa"/>
@@ -302,12 +272,6 @@
         </w:tc>
       </w:tr>
       <w:tr>
-        <w:tblPrEx>
-          <w:tblCellMar>
-            <w:top w:w="0" w:type="dxa"/>
-            <w:bottom w:w="0" w:type="dxa"/>
-          </w:tblCellMar>
-        </w:tblPrEx>
         <w:tc>
           <w:tcPr>
             <w:tcW w:w="4508" w:type="dxa"/>
@@ -355,12 +319,6 @@
         </w:tc>
       </w:tr>
       <w:tr>
-        <w:tblPrEx>
-          <w:tblCellMar>
-            <w:top w:w="0" w:type="dxa"/>
-            <w:bottom w:w="0" w:type="dxa"/>
-          </w:tblCellMar>
-        </w:tblPrEx>
         <w:tc>
           <w:tcPr>
             <w:tcW w:w="4508" w:type="dxa"/>
@@ -431,12 +389,6 @@
         <w:gridCol w:w="4508"/>
       </w:tblGrid>
       <w:tr>
-        <w:tblPrEx>
-          <w:tblCellMar>
-            <w:top w:w="0" w:type="dxa"/>
-            <w:bottom w:w="0" w:type="dxa"/>
-          </w:tblCellMar>
-        </w:tblPrEx>
         <w:tc>
           <w:tcPr>
             <w:tcW w:w="9016" w:type="dxa"/>
@@ -468,12 +420,6 @@
         </w:tc>
       </w:tr>
       <w:tr>
-        <w:tblPrEx>
-          <w:tblCellMar>
-            <w:top w:w="0" w:type="dxa"/>
-            <w:bottom w:w="0" w:type="dxa"/>
-          </w:tblCellMar>
-        </w:tblPrEx>
         <w:tc>
           <w:tcPr>
             <w:tcW w:w="4508" w:type="dxa"/>
@@ -532,12 +478,6 @@
         </w:tc>
       </w:tr>
       <w:tr>
-        <w:tblPrEx>
-          <w:tblCellMar>
-            <w:top w:w="0" w:type="dxa"/>
-            <w:bottom w:w="0" w:type="dxa"/>
-          </w:tblCellMar>
-        </w:tblPrEx>
         <w:tc>
           <w:tcPr>
             <w:tcW w:w="4508" w:type="dxa"/>
@@ -585,12 +525,6 @@
         </w:tc>
       </w:tr>
       <w:tr>
-        <w:tblPrEx>
-          <w:tblCellMar>
-            <w:top w:w="0" w:type="dxa"/>
-            <w:bottom w:w="0" w:type="dxa"/>
-          </w:tblCellMar>
-        </w:tblPrEx>
         <w:tc>
           <w:tcPr>
             <w:tcW w:w="4508" w:type="dxa"/>
@@ -638,12 +572,6 @@
         </w:tc>
       </w:tr>
       <w:tr>
-        <w:tblPrEx>
-          <w:tblCellMar>
-            <w:top w:w="0" w:type="dxa"/>
-            <w:bottom w:w="0" w:type="dxa"/>
-          </w:tblCellMar>
-        </w:tblPrEx>
         <w:tc>
           <w:tcPr>
             <w:tcW w:w="4508" w:type="dxa"/>
@@ -691,12 +619,6 @@
         </w:tc>
       </w:tr>
       <w:tr>
-        <w:tblPrEx>
-          <w:tblCellMar>
-            <w:top w:w="0" w:type="dxa"/>
-            <w:bottom w:w="0" w:type="dxa"/>
-          </w:tblCellMar>
-        </w:tblPrEx>
         <w:tc>
           <w:tcPr>
             <w:tcW w:w="4508" w:type="dxa"/>
@@ -744,12 +666,6 @@
         </w:tc>
       </w:tr>
       <w:tr>
-        <w:tblPrEx>
-          <w:tblCellMar>
-            <w:top w:w="0" w:type="dxa"/>
-            <w:bottom w:w="0" w:type="dxa"/>
-          </w:tblCellMar>
-        </w:tblPrEx>
         <w:tc>
           <w:tcPr>
             <w:tcW w:w="4508" w:type="dxa"/>
@@ -797,12 +713,6 @@
         </w:tc>
       </w:tr>
       <w:tr>
-        <w:tblPrEx>
-          <w:tblCellMar>
-            <w:top w:w="0" w:type="dxa"/>
-            <w:bottom w:w="0" w:type="dxa"/>
-          </w:tblCellMar>
-        </w:tblPrEx>
         <w:tc>
           <w:tcPr>
             <w:tcW w:w="9016" w:type="dxa"/>
@@ -868,12 +778,6 @@
         <w:gridCol w:w="4508"/>
       </w:tblGrid>
       <w:tr>
-        <w:tblPrEx>
-          <w:tblCellMar>
-            <w:top w:w="0" w:type="dxa"/>
-            <w:bottom w:w="0" w:type="dxa"/>
-          </w:tblCellMar>
-        </w:tblPrEx>
         <w:tc>
           <w:tcPr>
             <w:tcW w:w="9016" w:type="dxa"/>
@@ -923,12 +827,6 @@
         </w:tc>
       </w:tr>
       <w:tr>
-        <w:tblPrEx>
-          <w:tblCellMar>
-            <w:top w:w="0" w:type="dxa"/>
-            <w:bottom w:w="0" w:type="dxa"/>
-          </w:tblCellMar>
-        </w:tblPrEx>
         <w:tc>
           <w:tcPr>
             <w:tcW w:w="4508" w:type="dxa"/>
@@ -987,100 +885,82 @@
         </w:tc>
       </w:tr>
       <w:tr>
-        <w:tblPrEx>
-          <w:tblCellMar>
-            <w:top w:w="0" w:type="dxa"/>
-            <w:bottom w:w="0" w:type="dxa"/>
-          </w:tblCellMar>
-        </w:tblPrEx>
-        <w:tc>
-          <w:tcPr>
-            <w:tcW w:w="4508" w:type="dxa"/>
-            <w:tcBorders>
-              <w:top w:val="single" w:sz="1" w:space="0" w:color="000000"/>
-              <w:left w:val="single" w:sz="1" w:space="0" w:color="000000"/>
-              <w:bottom w:val="single" w:sz="1" w:space="0" w:color="000000"/>
-              <w:right w:val="single" w:sz="1" w:space="0" w:color="000000"/>
-            </w:tcBorders>
-            <w:tcMar>
-              <w:top w:w="80" w:type="dxa"/>
-              <w:left w:w="120" w:type="dxa"/>
-              <w:bottom w:w="80" w:type="dxa"/>
-              <w:right w:w="120" w:type="dxa"/>
-            </w:tcMar>
-          </w:tcPr>
-          <w:p/>
-        </w:tc>
-        <w:tc>
-          <w:tcPr>
-            <w:tcW w:w="4508" w:type="dxa"/>
-            <w:tcBorders>
-              <w:top w:val="single" w:sz="1" w:space="0" w:color="000000"/>
-              <w:left w:val="single" w:sz="1" w:space="0" w:color="000000"/>
-              <w:bottom w:val="single" w:sz="1" w:space="0" w:color="000000"/>
-              <w:right w:val="single" w:sz="1" w:space="0" w:color="000000"/>
-            </w:tcBorders>
-            <w:tcMar>
-              <w:top w:w="80" w:type="dxa"/>
-              <w:left w:w="120" w:type="dxa"/>
-              <w:bottom w:w="80" w:type="dxa"/>
-              <w:right w:w="120" w:type="dxa"/>
-            </w:tcMar>
-          </w:tcPr>
-          <w:p/>
-        </w:tc>
-      </w:tr>
-      <w:tr>
-        <w:tblPrEx>
-          <w:tblCellMar>
-            <w:top w:w="0" w:type="dxa"/>
-            <w:bottom w:w="0" w:type="dxa"/>
-          </w:tblCellMar>
-        </w:tblPrEx>
-        <w:tc>
-          <w:tcPr>
-            <w:tcW w:w="4508" w:type="dxa"/>
-            <w:tcBorders>
-              <w:top w:val="single" w:sz="1" w:space="0" w:color="000000"/>
-              <w:left w:val="single" w:sz="1" w:space="0" w:color="000000"/>
-              <w:bottom w:val="single" w:sz="1" w:space="0" w:color="000000"/>
-              <w:right w:val="single" w:sz="1" w:space="0" w:color="000000"/>
-            </w:tcBorders>
-            <w:tcMar>
-              <w:top w:w="80" w:type="dxa"/>
-              <w:left w:w="120" w:type="dxa"/>
-              <w:bottom w:w="80" w:type="dxa"/>
-              <w:right w:w="120" w:type="dxa"/>
-            </w:tcMar>
-          </w:tcPr>
-          <w:p/>
-        </w:tc>
-        <w:tc>
-          <w:tcPr>
-            <w:tcW w:w="4508" w:type="dxa"/>
-            <w:tcBorders>
-              <w:top w:val="single" w:sz="1" w:space="0" w:color="000000"/>
-              <w:left w:val="single" w:sz="1" w:space="0" w:color="000000"/>
-              <w:bottom w:val="single" w:sz="1" w:space="0" w:color="000000"/>
-              <w:right w:val="single" w:sz="1" w:space="0" w:color="000000"/>
-            </w:tcBorders>
-            <w:tcMar>
-              <w:top w:w="80" w:type="dxa"/>
-              <w:left w:w="120" w:type="dxa"/>
-              <w:bottom w:w="80" w:type="dxa"/>
-              <w:right w:w="120" w:type="dxa"/>
-            </w:tcMar>
-          </w:tcPr>
-          <w:p/>
-        </w:tc>
-      </w:tr>
-      <w:tr>
-        <w:tblPrEx>
-          <w:tblCellMar>
-            <w:top w:w="0" w:type="dxa"/>
-            <w:bottom w:w="0" w:type="dxa"/>
-          </w:tblCellMar>
-        </w:tblPrEx>
+        <w:tc>
+          <w:tcPr>
+            <w:tcW w:w="4508" w:type="dxa"/>
+            <w:tcBorders>
+              <w:top w:val="single" w:sz="1" w:space="0" w:color="000000"/>
+              <w:left w:val="single" w:sz="1" w:space="0" w:color="000000"/>
+              <w:bottom w:val="single" w:sz="1" w:space="0" w:color="000000"/>
+              <w:right w:val="single" w:sz="1" w:space="0" w:color="000000"/>
+            </w:tcBorders>
+            <w:tcMar>
+              <w:top w:w="80" w:type="dxa"/>
+              <w:left w:w="120" w:type="dxa"/>
+              <w:bottom w:w="80" w:type="dxa"/>
+              <w:right w:w="120" w:type="dxa"/>
+            </w:tcMar>
+          </w:tcPr>
+          <w:p/>
+        </w:tc>
+        <w:tc>
+          <w:tcPr>
+            <w:tcW w:w="4508" w:type="dxa"/>
+            <w:tcBorders>
+              <w:top w:val="single" w:sz="1" w:space="0" w:color="000000"/>
+              <w:left w:val="single" w:sz="1" w:space="0" w:color="000000"/>
+              <w:bottom w:val="single" w:sz="1" w:space="0" w:color="000000"/>
+              <w:right w:val="single" w:sz="1" w:space="0" w:color="000000"/>
+            </w:tcBorders>
+            <w:tcMar>
+              <w:top w:w="80" w:type="dxa"/>
+              <w:left w:w="120" w:type="dxa"/>
+              <w:bottom w:w="80" w:type="dxa"/>
+              <w:right w:w="120" w:type="dxa"/>
+            </w:tcMar>
+          </w:tcPr>
+          <w:p/>
+        </w:tc>
+      </w:tr>
+      <w:tr>
+        <w:tc>
+          <w:tcPr>
+            <w:tcW w:w="4508" w:type="dxa"/>
+            <w:tcBorders>
+              <w:top w:val="single" w:sz="1" w:space="0" w:color="000000"/>
+              <w:left w:val="single" w:sz="1" w:space="0" w:color="000000"/>
+              <w:bottom w:val="single" w:sz="1" w:space="0" w:color="000000"/>
+              <w:right w:val="single" w:sz="1" w:space="0" w:color="000000"/>
+            </w:tcBorders>
+            <w:tcMar>
+              <w:top w:w="80" w:type="dxa"/>
+              <w:left w:w="120" w:type="dxa"/>
+              <w:bottom w:w="80" w:type="dxa"/>
+              <w:right w:w="120" w:type="dxa"/>
+            </w:tcMar>
+          </w:tcPr>
+          <w:p/>
+        </w:tc>
+        <w:tc>
+          <w:tcPr>
+            <w:tcW w:w="4508" w:type="dxa"/>
+            <w:tcBorders>
+              <w:top w:val="single" w:sz="1" w:space="0" w:color="000000"/>
+              <w:left w:val="single" w:sz="1" w:space="0" w:color="000000"/>
+              <w:bottom w:val="single" w:sz="1" w:space="0" w:color="000000"/>
+              <w:right w:val="single" w:sz="1" w:space="0" w:color="000000"/>
+            </w:tcBorders>
+            <w:tcMar>
+              <w:top w:w="80" w:type="dxa"/>
+              <w:left w:w="120" w:type="dxa"/>
+              <w:bottom w:w="80" w:type="dxa"/>
+              <w:right w:w="120" w:type="dxa"/>
+            </w:tcMar>
+          </w:tcPr>
+          <w:p/>
+        </w:tc>
+      </w:tr>
+      <w:tr>
         <w:tc>
           <w:tcPr>
             <w:tcW w:w="4508" w:type="dxa"/>
@@ -1142,12 +1022,6 @@
         <w:gridCol w:w="4508"/>
       </w:tblGrid>
       <w:tr>
-        <w:tblPrEx>
-          <w:tblCellMar>
-            <w:top w:w="0" w:type="dxa"/>
-            <w:bottom w:w="0" w:type="dxa"/>
-          </w:tblCellMar>
-        </w:tblPrEx>
         <w:tc>
           <w:tcPr>
             <w:tcW w:w="9016" w:type="dxa"/>
@@ -1173,36 +1047,12 @@
                 <w:b/>
                 <w:bCs/>
               </w:rPr>
-              <w:t>회원 탈퇴 (</w:t>
-            </w:r>
-            <w:proofErr w:type="spellStart"/>
-            <w:r>
-              <w:rPr>
-                <w:rFonts w:ascii="Helvetica" w:eastAsia="Helvetica" w:hAnsi="Helvetica" w:cs="Helvetica"/>
-                <w:b/>
-                <w:bCs/>
-              </w:rPr>
-              <w:t>신원영</w:t>
-            </w:r>
-            <w:proofErr w:type="spellEnd"/>
-            <w:r>
-              <w:rPr>
-                <w:rFonts w:ascii="Helvetica" w:eastAsia="Helvetica" w:hAnsi="Helvetica" w:cs="Helvetica"/>
-                <w:b/>
-                <w:bCs/>
-              </w:rPr>
-              <w:t>)</w:t>
-            </w:r>
-          </w:p>
-        </w:tc>
-      </w:tr>
-      <w:tr>
-        <w:tblPrEx>
-          <w:tblCellMar>
-            <w:top w:w="0" w:type="dxa"/>
-            <w:bottom w:w="0" w:type="dxa"/>
-          </w:tblCellMar>
-        </w:tblPrEx>
+              <w:t>회원 탈퇴 (신원영)</w:t>
+            </w:r>
+          </w:p>
+        </w:tc>
+      </w:tr>
+      <w:tr>
         <w:tc>
           <w:tcPr>
             <w:tcW w:w="4508" w:type="dxa"/>
@@ -1261,12 +1111,6 @@
         </w:tc>
       </w:tr>
       <w:tr>
-        <w:tblPrEx>
-          <w:tblCellMar>
-            <w:top w:w="0" w:type="dxa"/>
-            <w:bottom w:w="0" w:type="dxa"/>
-          </w:tblCellMar>
-        </w:tblPrEx>
         <w:tc>
           <w:tcPr>
             <w:tcW w:w="4508" w:type="dxa"/>
@@ -1314,12 +1158,6 @@
         </w:tc>
       </w:tr>
       <w:tr>
-        <w:tblPrEx>
-          <w:tblCellMar>
-            <w:top w:w="0" w:type="dxa"/>
-            <w:bottom w:w="0" w:type="dxa"/>
-          </w:tblCellMar>
-        </w:tblPrEx>
         <w:tc>
           <w:tcPr>
             <w:tcW w:w="4508" w:type="dxa"/>
@@ -1367,12 +1205,6 @@
         </w:tc>
       </w:tr>
       <w:tr>
-        <w:tblPrEx>
-          <w:tblCellMar>
-            <w:top w:w="0" w:type="dxa"/>
-            <w:bottom w:w="0" w:type="dxa"/>
-          </w:tblCellMar>
-        </w:tblPrEx>
         <w:tc>
           <w:tcPr>
             <w:tcW w:w="4508" w:type="dxa"/>
@@ -1420,12 +1252,6 @@
         </w:tc>
       </w:tr>
       <w:tr>
-        <w:tblPrEx>
-          <w:tblCellMar>
-            <w:top w:w="0" w:type="dxa"/>
-            <w:bottom w:w="0" w:type="dxa"/>
-          </w:tblCellMar>
-        </w:tblPrEx>
         <w:tc>
           <w:tcPr>
             <w:tcW w:w="4508" w:type="dxa"/>
@@ -1496,12 +1322,6 @@
         <w:gridCol w:w="4508"/>
       </w:tblGrid>
       <w:tr>
-        <w:tblPrEx>
-          <w:tblCellMar>
-            <w:top w:w="0" w:type="dxa"/>
-            <w:bottom w:w="0" w:type="dxa"/>
-          </w:tblCellMar>
-        </w:tblPrEx>
         <w:tc>
           <w:tcPr>
             <w:tcW w:w="9016" w:type="dxa"/>
@@ -1527,36 +1347,12 @@
                 <w:b/>
                 <w:bCs/>
               </w:rPr>
-              <w:t>설문 등록 (</w:t>
-            </w:r>
-            <w:proofErr w:type="spellStart"/>
-            <w:r>
-              <w:rPr>
-                <w:rFonts w:ascii="Helvetica" w:eastAsia="Helvetica" w:hAnsi="Helvetica" w:cs="Helvetica"/>
-                <w:b/>
-                <w:bCs/>
-              </w:rPr>
-              <w:t>신원영</w:t>
-            </w:r>
-            <w:proofErr w:type="spellEnd"/>
-            <w:r>
-              <w:rPr>
-                <w:rFonts w:ascii="Helvetica" w:eastAsia="Helvetica" w:hAnsi="Helvetica" w:cs="Helvetica"/>
-                <w:b/>
-                <w:bCs/>
-              </w:rPr>
-              <w:t>)</w:t>
-            </w:r>
-          </w:p>
-        </w:tc>
-      </w:tr>
-      <w:tr>
-        <w:tblPrEx>
-          <w:tblCellMar>
-            <w:top w:w="0" w:type="dxa"/>
-            <w:bottom w:w="0" w:type="dxa"/>
-          </w:tblCellMar>
-        </w:tblPrEx>
+              <w:t>설문 등록 (신원영)</w:t>
+            </w:r>
+          </w:p>
+        </w:tc>
+      </w:tr>
+      <w:tr>
         <w:tc>
           <w:tcPr>
             <w:tcW w:w="4508" w:type="dxa"/>
@@ -1616,12 +1412,6 @@
         </w:tc>
       </w:tr>
       <w:tr>
-        <w:tblPrEx>
-          <w:tblCellMar>
-            <w:top w:w="0" w:type="dxa"/>
-            <w:bottom w:w="0" w:type="dxa"/>
-          </w:tblCellMar>
-        </w:tblPrEx>
         <w:tc>
           <w:tcPr>
             <w:tcW w:w="4508" w:type="dxa"/>
@@ -1669,12 +1459,6 @@
         </w:tc>
       </w:tr>
       <w:tr>
-        <w:tblPrEx>
-          <w:tblCellMar>
-            <w:top w:w="0" w:type="dxa"/>
-            <w:bottom w:w="0" w:type="dxa"/>
-          </w:tblCellMar>
-        </w:tblPrEx>
         <w:tc>
           <w:tcPr>
             <w:tcW w:w="4508" w:type="dxa"/>
@@ -1722,12 +1506,6 @@
         </w:tc>
       </w:tr>
       <w:tr>
-        <w:tblPrEx>
-          <w:tblCellMar>
-            <w:top w:w="0" w:type="dxa"/>
-            <w:bottom w:w="0" w:type="dxa"/>
-          </w:tblCellMar>
-        </w:tblPrEx>
         <w:tc>
           <w:tcPr>
             <w:tcW w:w="4508" w:type="dxa"/>
@@ -1775,12 +1553,6 @@
         </w:tc>
       </w:tr>
       <w:tr>
-        <w:tblPrEx>
-          <w:tblCellMar>
-            <w:top w:w="0" w:type="dxa"/>
-            <w:bottom w:w="0" w:type="dxa"/>
-          </w:tblCellMar>
-        </w:tblPrEx>
         <w:tc>
           <w:tcPr>
             <w:tcW w:w="4508" w:type="dxa"/>
@@ -1828,12 +1600,6 @@
         </w:tc>
       </w:tr>
       <w:tr>
-        <w:tblPrEx>
-          <w:tblCellMar>
-            <w:top w:w="0" w:type="dxa"/>
-            <w:bottom w:w="0" w:type="dxa"/>
-          </w:tblCellMar>
-        </w:tblPrEx>
         <w:tc>
           <w:tcPr>
             <w:tcW w:w="4508" w:type="dxa"/>
@@ -1904,12 +1670,6 @@
         <w:gridCol w:w="4508"/>
       </w:tblGrid>
       <w:tr>
-        <w:tblPrEx>
-          <w:tblCellMar>
-            <w:top w:w="0" w:type="dxa"/>
-            <w:bottom w:w="0" w:type="dxa"/>
-          </w:tblCellMar>
-        </w:tblPrEx>
         <w:tc>
           <w:tcPr>
             <w:tcW w:w="9016" w:type="dxa"/>
@@ -1935,36 +1695,12 @@
                 <w:b/>
                 <w:bCs/>
               </w:rPr>
-              <w:t>설문 리스트 조회 (</w:t>
-            </w:r>
-            <w:proofErr w:type="spellStart"/>
-            <w:r>
-              <w:rPr>
-                <w:rFonts w:ascii="Helvetica" w:eastAsia="Helvetica" w:hAnsi="Helvetica" w:cs="Helvetica"/>
-                <w:b/>
-                <w:bCs/>
-              </w:rPr>
-              <w:t>신원영</w:t>
-            </w:r>
-            <w:proofErr w:type="spellEnd"/>
-            <w:r>
-              <w:rPr>
-                <w:rFonts w:ascii="Helvetica" w:eastAsia="Helvetica" w:hAnsi="Helvetica" w:cs="Helvetica"/>
-                <w:b/>
-                <w:bCs/>
-              </w:rPr>
-              <w:t>)</w:t>
-            </w:r>
-          </w:p>
-        </w:tc>
-      </w:tr>
-      <w:tr>
-        <w:tblPrEx>
-          <w:tblCellMar>
-            <w:top w:w="0" w:type="dxa"/>
-            <w:bottom w:w="0" w:type="dxa"/>
-          </w:tblCellMar>
-        </w:tblPrEx>
+              <w:t>설문 리스트 조회 (신원영)</w:t>
+            </w:r>
+          </w:p>
+        </w:tc>
+      </w:tr>
+      <w:tr>
         <w:tc>
           <w:tcPr>
             <w:tcW w:w="4508" w:type="dxa"/>
@@ -2023,12 +1759,6 @@
         </w:tc>
       </w:tr>
       <w:tr>
-        <w:tblPrEx>
-          <w:tblCellMar>
-            <w:top w:w="0" w:type="dxa"/>
-            <w:bottom w:w="0" w:type="dxa"/>
-          </w:tblCellMar>
-        </w:tblPrEx>
         <w:tc>
           <w:tcPr>
             <w:tcW w:w="4508" w:type="dxa"/>
@@ -2076,12 +1806,6 @@
         </w:tc>
       </w:tr>
       <w:tr>
-        <w:tblPrEx>
-          <w:tblCellMar>
-            <w:top w:w="0" w:type="dxa"/>
-            <w:bottom w:w="0" w:type="dxa"/>
-          </w:tblCellMar>
-        </w:tblPrEx>
         <w:tc>
           <w:tcPr>
             <w:tcW w:w="4508" w:type="dxa"/>
@@ -2129,12 +1853,6 @@
         </w:tc>
       </w:tr>
       <w:tr>
-        <w:tblPrEx>
-          <w:tblCellMar>
-            <w:top w:w="0" w:type="dxa"/>
-            <w:bottom w:w="0" w:type="dxa"/>
-          </w:tblCellMar>
-        </w:tblPrEx>
         <w:tc>
           <w:tcPr>
             <w:tcW w:w="9016" w:type="dxa"/>
@@ -2177,11 +1895,11 @@
                 <w:sz w:val="18"/>
                 <w:szCs w:val="18"/>
               </w:rPr>
-              <w:t>Step</w:t>
-            </w:r>
-            <w:r>
-              <w:rPr>
-                <w:rFonts w:ascii="Helvetica" w:eastAsia="Helvetica" w:hAnsi="Helvetica" w:cs="Helvetica"/>
+              <w:t>Step 2</w:t>
+            </w:r>
+            <w:r>
+              <w:rPr>
+                <w:rFonts w:ascii="Helvetica" w:hAnsi="Helvetica" w:cs="Helvetica" w:hint="eastAsia"/>
                 <w:sz w:val="18"/>
                 <w:szCs w:val="18"/>
               </w:rPr>
@@ -2189,11 +1907,11 @@
             </w:r>
             <w:r>
               <w:rPr>
-                <w:rFonts w:ascii="Helvetica" w:eastAsia="Helvetica" w:hAnsi="Helvetica" w:cs="Helvetica"/>
-                <w:sz w:val="18"/>
-                <w:szCs w:val="18"/>
-              </w:rPr>
-              <w:t>2</w:t>
+                <w:rFonts w:ascii="Noto Sans KR" w:eastAsia="Noto Sans KR" w:hAnsi="Noto Sans KR" w:cs="Noto Sans"/>
+                <w:sz w:val="18"/>
+                <w:szCs w:val="18"/>
+              </w:rPr>
+              <w:t>이후</w:t>
             </w:r>
             <w:r>
               <w:rPr>
@@ -2201,7 +1919,7 @@
                 <w:sz w:val="18"/>
                 <w:szCs w:val="18"/>
               </w:rPr>
-              <w:t xml:space="preserve">: </w:t>
+              <w:t xml:space="preserve"> </w:t>
             </w:r>
             <w:r>
               <w:rPr>
@@ -2219,11 +1937,11 @@
                 <w:sz w:val="18"/>
                 <w:szCs w:val="18"/>
               </w:rPr>
-              <w:t>Step</w:t>
-            </w:r>
-            <w:r>
-              <w:rPr>
-                <w:rFonts w:ascii="Helvetica" w:eastAsia="Helvetica" w:hAnsi="Helvetica" w:cs="Helvetica"/>
+              <w:t>Step 2</w:t>
+            </w:r>
+            <w:r>
+              <w:rPr>
+                <w:rFonts w:ascii="Helvetica" w:hAnsi="Helvetica" w:cs="Helvetica" w:hint="eastAsia"/>
                 <w:sz w:val="18"/>
                 <w:szCs w:val="18"/>
               </w:rPr>
@@ -2231,27 +1949,27 @@
             </w:r>
             <w:r>
               <w:rPr>
-                <w:rFonts w:ascii="Helvetica" w:eastAsia="Helvetica" w:hAnsi="Helvetica" w:cs="Helvetica"/>
-                <w:sz w:val="18"/>
-                <w:szCs w:val="18"/>
-              </w:rPr>
-              <w:t>2</w:t>
-            </w:r>
-            <w:r>
-              <w:rPr>
-                <w:rFonts w:ascii="Helvetica" w:hAnsi="Helvetica" w:cs="Helvetica" w:hint="eastAsia"/>
-                <w:sz w:val="18"/>
-                <w:szCs w:val="18"/>
-              </w:rPr>
-              <w:t>:</w:t>
-            </w:r>
-            <w:r>
-              <w:rPr>
-                <w:rFonts w:ascii="Helvetica" w:eastAsia="Helvetica" w:hAnsi="Helvetica" w:cs="Helvetica"/>
-                <w:sz w:val="18"/>
-                <w:szCs w:val="18"/>
-              </w:rPr>
-              <w:t xml:space="preserve"> 관리자가 등록된 설문 중 원하는 항목을 삭제한다.</w:t>
+                <w:rFonts w:ascii="Noto Sans KR" w:eastAsia="Noto Sans KR" w:hAnsi="Noto Sans KR" w:cs="맑은 고딕" w:hint="eastAsia"/>
+                <w:sz w:val="18"/>
+                <w:szCs w:val="18"/>
+              </w:rPr>
+              <w:t>이후</w:t>
+            </w:r>
+            <w:r>
+              <w:rPr>
+                <w:rFonts w:ascii="맑은 고딕" w:eastAsia="맑은 고딕" w:hAnsi="맑은 고딕" w:cs="맑은 고딕" w:hint="eastAsia"/>
+                <w:sz w:val="18"/>
+                <w:szCs w:val="18"/>
+              </w:rPr>
+              <w:t xml:space="preserve"> </w:t>
+            </w:r>
+            <w:r>
+              <w:rPr>
+                <w:rFonts w:ascii="Helvetica" w:eastAsia="Helvetica" w:hAnsi="Helvetica" w:cs="Helvetica"/>
+                <w:sz w:val="18"/>
+                <w:szCs w:val="18"/>
+              </w:rPr>
+              <w:t>관리자가 등록된 설문 중 원하는 항목을 삭제한다.</w:t>
             </w:r>
           </w:p>
         </w:tc>
@@ -2280,12 +1998,6 @@
         <w:gridCol w:w="4508"/>
       </w:tblGrid>
       <w:tr>
-        <w:tblPrEx>
-          <w:tblCellMar>
-            <w:top w:w="0" w:type="dxa"/>
-            <w:bottom w:w="0" w:type="dxa"/>
-          </w:tblCellMar>
-        </w:tblPrEx>
         <w:tc>
           <w:tcPr>
             <w:tcW w:w="9016" w:type="dxa"/>
@@ -2317,12 +2029,6 @@
         </w:tc>
       </w:tr>
       <w:tr>
-        <w:tblPrEx>
-          <w:tblCellMar>
-            <w:top w:w="0" w:type="dxa"/>
-            <w:bottom w:w="0" w:type="dxa"/>
-          </w:tblCellMar>
-        </w:tblPrEx>
         <w:tc>
           <w:tcPr>
             <w:tcW w:w="4508" w:type="dxa"/>
@@ -2381,12 +2087,6 @@
         </w:tc>
       </w:tr>
       <w:tr>
-        <w:tblPrEx>
-          <w:tblCellMar>
-            <w:top w:w="0" w:type="dxa"/>
-            <w:bottom w:w="0" w:type="dxa"/>
-          </w:tblCellMar>
-        </w:tblPrEx>
         <w:tc>
           <w:tcPr>
             <w:tcW w:w="4508" w:type="dxa"/>
@@ -2434,12 +2134,6 @@
         </w:tc>
       </w:tr>
       <w:tr>
-        <w:tblPrEx>
-          <w:tblCellMar>
-            <w:top w:w="0" w:type="dxa"/>
-            <w:bottom w:w="0" w:type="dxa"/>
-          </w:tblCellMar>
-        </w:tblPrEx>
         <w:tc>
           <w:tcPr>
             <w:tcW w:w="4508" w:type="dxa"/>
@@ -2487,12 +2181,6 @@
         </w:tc>
       </w:tr>
       <w:tr>
-        <w:tblPrEx>
-          <w:tblCellMar>
-            <w:top w:w="0" w:type="dxa"/>
-            <w:bottom w:w="0" w:type="dxa"/>
-          </w:tblCellMar>
-        </w:tblPrEx>
         <w:tc>
           <w:tcPr>
             <w:tcW w:w="4508" w:type="dxa"/>
@@ -2540,12 +2228,6 @@
         </w:tc>
       </w:tr>
       <w:tr>
-        <w:tblPrEx>
-          <w:tblCellMar>
-            <w:top w:w="0" w:type="dxa"/>
-            <w:bottom w:w="0" w:type="dxa"/>
-          </w:tblCellMar>
-        </w:tblPrEx>
         <w:tc>
           <w:tcPr>
             <w:tcW w:w="4508" w:type="dxa"/>
@@ -2593,12 +2275,6 @@
         </w:tc>
       </w:tr>
       <w:tr>
-        <w:tblPrEx>
-          <w:tblCellMar>
-            <w:top w:w="0" w:type="dxa"/>
-            <w:bottom w:w="0" w:type="dxa"/>
-          </w:tblCellMar>
-        </w:tblPrEx>
         <w:tc>
           <w:tcPr>
             <w:tcW w:w="4508" w:type="dxa"/>
@@ -2646,12 +2322,6 @@
         </w:tc>
       </w:tr>
       <w:tr>
-        <w:tblPrEx>
-          <w:tblCellMar>
-            <w:top w:w="0" w:type="dxa"/>
-            <w:bottom w:w="0" w:type="dxa"/>
-          </w:tblCellMar>
-        </w:tblPrEx>
         <w:tc>
           <w:tcPr>
             <w:tcW w:w="9016" w:type="dxa"/>
@@ -2694,12 +2364,6 @@
         </w:tc>
       </w:tr>
       <w:tr>
-        <w:tblPrEx>
-          <w:tblCellMar>
-            <w:top w:w="0" w:type="dxa"/>
-            <w:bottom w:w="0" w:type="dxa"/>
-          </w:tblCellMar>
-        </w:tblPrEx>
         <w:tc>
           <w:tcPr>
             <w:tcW w:w="9016" w:type="dxa"/>
@@ -2765,12 +2429,6 @@
         <w:gridCol w:w="4508"/>
       </w:tblGrid>
       <w:tr>
-        <w:tblPrEx>
-          <w:tblCellMar>
-            <w:top w:w="0" w:type="dxa"/>
-            <w:bottom w:w="0" w:type="dxa"/>
-          </w:tblCellMar>
-        </w:tblPrEx>
         <w:tc>
           <w:tcPr>
             <w:tcW w:w="9016" w:type="dxa"/>
@@ -2802,12 +2460,6 @@
         </w:tc>
       </w:tr>
       <w:tr>
-        <w:tblPrEx>
-          <w:tblCellMar>
-            <w:top w:w="0" w:type="dxa"/>
-            <w:bottom w:w="0" w:type="dxa"/>
-          </w:tblCellMar>
-        </w:tblPrEx>
         <w:tc>
           <w:tcPr>
             <w:tcW w:w="4508" w:type="dxa"/>
@@ -2866,12 +2518,6 @@
         </w:tc>
       </w:tr>
       <w:tr>
-        <w:tblPrEx>
-          <w:tblCellMar>
-            <w:top w:w="0" w:type="dxa"/>
-            <w:bottom w:w="0" w:type="dxa"/>
-          </w:tblCellMar>
-        </w:tblPrEx>
         <w:tc>
           <w:tcPr>
             <w:tcW w:w="4508" w:type="dxa"/>
@@ -2919,12 +2565,6 @@
         </w:tc>
       </w:tr>
       <w:tr>
-        <w:tblPrEx>
-          <w:tblCellMar>
-            <w:top w:w="0" w:type="dxa"/>
-            <w:bottom w:w="0" w:type="dxa"/>
-          </w:tblCellMar>
-        </w:tblPrEx>
         <w:tc>
           <w:tcPr>
             <w:tcW w:w="4508" w:type="dxa"/>
@@ -2981,12 +2621,6 @@
         </w:tc>
       </w:tr>
       <w:tr>
-        <w:tblPrEx>
-          <w:tblCellMar>
-            <w:top w:w="0" w:type="dxa"/>
-            <w:bottom w:w="0" w:type="dxa"/>
-          </w:tblCellMar>
-        </w:tblPrEx>
         <w:tc>
           <w:tcPr>
             <w:tcW w:w="9016" w:type="dxa"/>
@@ -3053,12 +2687,6 @@
         <w:gridCol w:w="4508"/>
       </w:tblGrid>
       <w:tr>
-        <w:tblPrEx>
-          <w:tblCellMar>
-            <w:top w:w="0" w:type="dxa"/>
-            <w:bottom w:w="0" w:type="dxa"/>
-          </w:tblCellMar>
-        </w:tblPrEx>
         <w:tc>
           <w:tcPr>
             <w:tcW w:w="9016" w:type="dxa"/>
@@ -3108,12 +2736,6 @@
         </w:tc>
       </w:tr>
       <w:tr>
-        <w:tblPrEx>
-          <w:tblCellMar>
-            <w:top w:w="0" w:type="dxa"/>
-            <w:bottom w:w="0" w:type="dxa"/>
-          </w:tblCellMar>
-        </w:tblPrEx>
         <w:tc>
           <w:tcPr>
             <w:tcW w:w="4508" w:type="dxa"/>
@@ -3172,100 +2794,82 @@
         </w:tc>
       </w:tr>
       <w:tr>
-        <w:tblPrEx>
-          <w:tblCellMar>
-            <w:top w:w="0" w:type="dxa"/>
-            <w:bottom w:w="0" w:type="dxa"/>
-          </w:tblCellMar>
-        </w:tblPrEx>
-        <w:tc>
-          <w:tcPr>
-            <w:tcW w:w="4508" w:type="dxa"/>
-            <w:tcBorders>
-              <w:top w:val="single" w:sz="1" w:space="0" w:color="000000"/>
-              <w:left w:val="single" w:sz="1" w:space="0" w:color="000000"/>
-              <w:bottom w:val="single" w:sz="1" w:space="0" w:color="000000"/>
-              <w:right w:val="single" w:sz="1" w:space="0" w:color="000000"/>
-            </w:tcBorders>
-            <w:tcMar>
-              <w:top w:w="80" w:type="dxa"/>
-              <w:left w:w="120" w:type="dxa"/>
-              <w:bottom w:w="80" w:type="dxa"/>
-              <w:right w:w="120" w:type="dxa"/>
-            </w:tcMar>
-          </w:tcPr>
-          <w:p/>
-        </w:tc>
-        <w:tc>
-          <w:tcPr>
-            <w:tcW w:w="4508" w:type="dxa"/>
-            <w:tcBorders>
-              <w:top w:val="single" w:sz="1" w:space="0" w:color="000000"/>
-              <w:left w:val="single" w:sz="1" w:space="0" w:color="000000"/>
-              <w:bottom w:val="single" w:sz="1" w:space="0" w:color="000000"/>
-              <w:right w:val="single" w:sz="1" w:space="0" w:color="000000"/>
-            </w:tcBorders>
-            <w:tcMar>
-              <w:top w:w="80" w:type="dxa"/>
-              <w:left w:w="120" w:type="dxa"/>
-              <w:bottom w:w="80" w:type="dxa"/>
-              <w:right w:w="120" w:type="dxa"/>
-            </w:tcMar>
-          </w:tcPr>
-          <w:p/>
-        </w:tc>
-      </w:tr>
-      <w:tr>
-        <w:tblPrEx>
-          <w:tblCellMar>
-            <w:top w:w="0" w:type="dxa"/>
-            <w:bottom w:w="0" w:type="dxa"/>
-          </w:tblCellMar>
-        </w:tblPrEx>
-        <w:tc>
-          <w:tcPr>
-            <w:tcW w:w="4508" w:type="dxa"/>
-            <w:tcBorders>
-              <w:top w:val="single" w:sz="1" w:space="0" w:color="000000"/>
-              <w:left w:val="single" w:sz="1" w:space="0" w:color="000000"/>
-              <w:bottom w:val="single" w:sz="1" w:space="0" w:color="000000"/>
-              <w:right w:val="single" w:sz="1" w:space="0" w:color="000000"/>
-            </w:tcBorders>
-            <w:tcMar>
-              <w:top w:w="80" w:type="dxa"/>
-              <w:left w:w="120" w:type="dxa"/>
-              <w:bottom w:w="80" w:type="dxa"/>
-              <w:right w:w="120" w:type="dxa"/>
-            </w:tcMar>
-          </w:tcPr>
-          <w:p/>
-        </w:tc>
-        <w:tc>
-          <w:tcPr>
-            <w:tcW w:w="4508" w:type="dxa"/>
-            <w:tcBorders>
-              <w:top w:val="single" w:sz="1" w:space="0" w:color="000000"/>
-              <w:left w:val="single" w:sz="1" w:space="0" w:color="000000"/>
-              <w:bottom w:val="single" w:sz="1" w:space="0" w:color="000000"/>
-              <w:right w:val="single" w:sz="1" w:space="0" w:color="000000"/>
-            </w:tcBorders>
-            <w:tcMar>
-              <w:top w:w="80" w:type="dxa"/>
-              <w:left w:w="120" w:type="dxa"/>
-              <w:bottom w:w="80" w:type="dxa"/>
-              <w:right w:w="120" w:type="dxa"/>
-            </w:tcMar>
-          </w:tcPr>
-          <w:p/>
-        </w:tc>
-      </w:tr>
-      <w:tr>
-        <w:tblPrEx>
-          <w:tblCellMar>
-            <w:top w:w="0" w:type="dxa"/>
-            <w:bottom w:w="0" w:type="dxa"/>
-          </w:tblCellMar>
-        </w:tblPrEx>
+        <w:tc>
+          <w:tcPr>
+            <w:tcW w:w="4508" w:type="dxa"/>
+            <w:tcBorders>
+              <w:top w:val="single" w:sz="1" w:space="0" w:color="000000"/>
+              <w:left w:val="single" w:sz="1" w:space="0" w:color="000000"/>
+              <w:bottom w:val="single" w:sz="1" w:space="0" w:color="000000"/>
+              <w:right w:val="single" w:sz="1" w:space="0" w:color="000000"/>
+            </w:tcBorders>
+            <w:tcMar>
+              <w:top w:w="80" w:type="dxa"/>
+              <w:left w:w="120" w:type="dxa"/>
+              <w:bottom w:w="80" w:type="dxa"/>
+              <w:right w:w="120" w:type="dxa"/>
+            </w:tcMar>
+          </w:tcPr>
+          <w:p/>
+        </w:tc>
+        <w:tc>
+          <w:tcPr>
+            <w:tcW w:w="4508" w:type="dxa"/>
+            <w:tcBorders>
+              <w:top w:val="single" w:sz="1" w:space="0" w:color="000000"/>
+              <w:left w:val="single" w:sz="1" w:space="0" w:color="000000"/>
+              <w:bottom w:val="single" w:sz="1" w:space="0" w:color="000000"/>
+              <w:right w:val="single" w:sz="1" w:space="0" w:color="000000"/>
+            </w:tcBorders>
+            <w:tcMar>
+              <w:top w:w="80" w:type="dxa"/>
+              <w:left w:w="120" w:type="dxa"/>
+              <w:bottom w:w="80" w:type="dxa"/>
+              <w:right w:w="120" w:type="dxa"/>
+            </w:tcMar>
+          </w:tcPr>
+          <w:p/>
+        </w:tc>
+      </w:tr>
+      <w:tr>
+        <w:tc>
+          <w:tcPr>
+            <w:tcW w:w="4508" w:type="dxa"/>
+            <w:tcBorders>
+              <w:top w:val="single" w:sz="1" w:space="0" w:color="000000"/>
+              <w:left w:val="single" w:sz="1" w:space="0" w:color="000000"/>
+              <w:bottom w:val="single" w:sz="1" w:space="0" w:color="000000"/>
+              <w:right w:val="single" w:sz="1" w:space="0" w:color="000000"/>
+            </w:tcBorders>
+            <w:tcMar>
+              <w:top w:w="80" w:type="dxa"/>
+              <w:left w:w="120" w:type="dxa"/>
+              <w:bottom w:w="80" w:type="dxa"/>
+              <w:right w:w="120" w:type="dxa"/>
+            </w:tcMar>
+          </w:tcPr>
+          <w:p/>
+        </w:tc>
+        <w:tc>
+          <w:tcPr>
+            <w:tcW w:w="4508" w:type="dxa"/>
+            <w:tcBorders>
+              <w:top w:val="single" w:sz="1" w:space="0" w:color="000000"/>
+              <w:left w:val="single" w:sz="1" w:space="0" w:color="000000"/>
+              <w:bottom w:val="single" w:sz="1" w:space="0" w:color="000000"/>
+              <w:right w:val="single" w:sz="1" w:space="0" w:color="000000"/>
+            </w:tcBorders>
+            <w:tcMar>
+              <w:top w:w="80" w:type="dxa"/>
+              <w:left w:w="120" w:type="dxa"/>
+              <w:bottom w:w="80" w:type="dxa"/>
+              <w:right w:w="120" w:type="dxa"/>
+            </w:tcMar>
+          </w:tcPr>
+          <w:p/>
+        </w:tc>
+      </w:tr>
+      <w:tr>
         <w:tc>
           <w:tcPr>
             <w:tcW w:w="4508" w:type="dxa"/>
@@ -3327,12 +2931,6 @@
         <w:gridCol w:w="4508"/>
       </w:tblGrid>
       <w:tr>
-        <w:tblPrEx>
-          <w:tblCellMar>
-            <w:top w:w="0" w:type="dxa"/>
-            <w:bottom w:w="0" w:type="dxa"/>
-          </w:tblCellMar>
-        </w:tblPrEx>
         <w:tc>
           <w:tcPr>
             <w:tcW w:w="9016" w:type="dxa"/>
@@ -3382,12 +2980,6 @@
         </w:tc>
       </w:tr>
       <w:tr>
-        <w:tblPrEx>
-          <w:tblCellMar>
-            <w:top w:w="0" w:type="dxa"/>
-            <w:bottom w:w="0" w:type="dxa"/>
-          </w:tblCellMar>
-        </w:tblPrEx>
         <w:tc>
           <w:tcPr>
             <w:tcW w:w="4508" w:type="dxa"/>
@@ -3446,100 +3038,82 @@
         </w:tc>
       </w:tr>
       <w:tr>
-        <w:tblPrEx>
-          <w:tblCellMar>
-            <w:top w:w="0" w:type="dxa"/>
-            <w:bottom w:w="0" w:type="dxa"/>
-          </w:tblCellMar>
-        </w:tblPrEx>
-        <w:tc>
-          <w:tcPr>
-            <w:tcW w:w="4508" w:type="dxa"/>
-            <w:tcBorders>
-              <w:top w:val="single" w:sz="1" w:space="0" w:color="000000"/>
-              <w:left w:val="single" w:sz="1" w:space="0" w:color="000000"/>
-              <w:bottom w:val="single" w:sz="1" w:space="0" w:color="000000"/>
-              <w:right w:val="single" w:sz="1" w:space="0" w:color="000000"/>
-            </w:tcBorders>
-            <w:tcMar>
-              <w:top w:w="80" w:type="dxa"/>
-              <w:left w:w="120" w:type="dxa"/>
-              <w:bottom w:w="80" w:type="dxa"/>
-              <w:right w:w="120" w:type="dxa"/>
-            </w:tcMar>
-          </w:tcPr>
-          <w:p/>
-        </w:tc>
-        <w:tc>
-          <w:tcPr>
-            <w:tcW w:w="4508" w:type="dxa"/>
-            <w:tcBorders>
-              <w:top w:val="single" w:sz="1" w:space="0" w:color="000000"/>
-              <w:left w:val="single" w:sz="1" w:space="0" w:color="000000"/>
-              <w:bottom w:val="single" w:sz="1" w:space="0" w:color="000000"/>
-              <w:right w:val="single" w:sz="1" w:space="0" w:color="000000"/>
-            </w:tcBorders>
-            <w:tcMar>
-              <w:top w:w="80" w:type="dxa"/>
-              <w:left w:w="120" w:type="dxa"/>
-              <w:bottom w:w="80" w:type="dxa"/>
-              <w:right w:w="120" w:type="dxa"/>
-            </w:tcMar>
-          </w:tcPr>
-          <w:p/>
-        </w:tc>
-      </w:tr>
-      <w:tr>
-        <w:tblPrEx>
-          <w:tblCellMar>
-            <w:top w:w="0" w:type="dxa"/>
-            <w:bottom w:w="0" w:type="dxa"/>
-          </w:tblCellMar>
-        </w:tblPrEx>
-        <w:tc>
-          <w:tcPr>
-            <w:tcW w:w="4508" w:type="dxa"/>
-            <w:tcBorders>
-              <w:top w:val="single" w:sz="1" w:space="0" w:color="000000"/>
-              <w:left w:val="single" w:sz="1" w:space="0" w:color="000000"/>
-              <w:bottom w:val="single" w:sz="1" w:space="0" w:color="000000"/>
-              <w:right w:val="single" w:sz="1" w:space="0" w:color="000000"/>
-            </w:tcBorders>
-            <w:tcMar>
-              <w:top w:w="80" w:type="dxa"/>
-              <w:left w:w="120" w:type="dxa"/>
-              <w:bottom w:w="80" w:type="dxa"/>
-              <w:right w:w="120" w:type="dxa"/>
-            </w:tcMar>
-          </w:tcPr>
-          <w:p/>
-        </w:tc>
-        <w:tc>
-          <w:tcPr>
-            <w:tcW w:w="4508" w:type="dxa"/>
-            <w:tcBorders>
-              <w:top w:val="single" w:sz="1" w:space="0" w:color="000000"/>
-              <w:left w:val="single" w:sz="1" w:space="0" w:color="000000"/>
-              <w:bottom w:val="single" w:sz="1" w:space="0" w:color="000000"/>
-              <w:right w:val="single" w:sz="1" w:space="0" w:color="000000"/>
-            </w:tcBorders>
-            <w:tcMar>
-              <w:top w:w="80" w:type="dxa"/>
-              <w:left w:w="120" w:type="dxa"/>
-              <w:bottom w:w="80" w:type="dxa"/>
-              <w:right w:w="120" w:type="dxa"/>
-            </w:tcMar>
-          </w:tcPr>
-          <w:p/>
-        </w:tc>
-      </w:tr>
-      <w:tr>
-        <w:tblPrEx>
-          <w:tblCellMar>
-            <w:top w:w="0" w:type="dxa"/>
-            <w:bottom w:w="0" w:type="dxa"/>
-          </w:tblCellMar>
-        </w:tblPrEx>
+        <w:tc>
+          <w:tcPr>
+            <w:tcW w:w="4508" w:type="dxa"/>
+            <w:tcBorders>
+              <w:top w:val="single" w:sz="1" w:space="0" w:color="000000"/>
+              <w:left w:val="single" w:sz="1" w:space="0" w:color="000000"/>
+              <w:bottom w:val="single" w:sz="1" w:space="0" w:color="000000"/>
+              <w:right w:val="single" w:sz="1" w:space="0" w:color="000000"/>
+            </w:tcBorders>
+            <w:tcMar>
+              <w:top w:w="80" w:type="dxa"/>
+              <w:left w:w="120" w:type="dxa"/>
+              <w:bottom w:w="80" w:type="dxa"/>
+              <w:right w:w="120" w:type="dxa"/>
+            </w:tcMar>
+          </w:tcPr>
+          <w:p/>
+        </w:tc>
+        <w:tc>
+          <w:tcPr>
+            <w:tcW w:w="4508" w:type="dxa"/>
+            <w:tcBorders>
+              <w:top w:val="single" w:sz="1" w:space="0" w:color="000000"/>
+              <w:left w:val="single" w:sz="1" w:space="0" w:color="000000"/>
+              <w:bottom w:val="single" w:sz="1" w:space="0" w:color="000000"/>
+              <w:right w:val="single" w:sz="1" w:space="0" w:color="000000"/>
+            </w:tcBorders>
+            <w:tcMar>
+              <w:top w:w="80" w:type="dxa"/>
+              <w:left w:w="120" w:type="dxa"/>
+              <w:bottom w:w="80" w:type="dxa"/>
+              <w:right w:w="120" w:type="dxa"/>
+            </w:tcMar>
+          </w:tcPr>
+          <w:p/>
+        </w:tc>
+      </w:tr>
+      <w:tr>
+        <w:tc>
+          <w:tcPr>
+            <w:tcW w:w="4508" w:type="dxa"/>
+            <w:tcBorders>
+              <w:top w:val="single" w:sz="1" w:space="0" w:color="000000"/>
+              <w:left w:val="single" w:sz="1" w:space="0" w:color="000000"/>
+              <w:bottom w:val="single" w:sz="1" w:space="0" w:color="000000"/>
+              <w:right w:val="single" w:sz="1" w:space="0" w:color="000000"/>
+            </w:tcBorders>
+            <w:tcMar>
+              <w:top w:w="80" w:type="dxa"/>
+              <w:left w:w="120" w:type="dxa"/>
+              <w:bottom w:w="80" w:type="dxa"/>
+              <w:right w:w="120" w:type="dxa"/>
+            </w:tcMar>
+          </w:tcPr>
+          <w:p/>
+        </w:tc>
+        <w:tc>
+          <w:tcPr>
+            <w:tcW w:w="4508" w:type="dxa"/>
+            <w:tcBorders>
+              <w:top w:val="single" w:sz="1" w:space="0" w:color="000000"/>
+              <w:left w:val="single" w:sz="1" w:space="0" w:color="000000"/>
+              <w:bottom w:val="single" w:sz="1" w:space="0" w:color="000000"/>
+              <w:right w:val="single" w:sz="1" w:space="0" w:color="000000"/>
+            </w:tcBorders>
+            <w:tcMar>
+              <w:top w:w="80" w:type="dxa"/>
+              <w:left w:w="120" w:type="dxa"/>
+              <w:bottom w:w="80" w:type="dxa"/>
+              <w:right w:w="120" w:type="dxa"/>
+            </w:tcMar>
+          </w:tcPr>
+          <w:p/>
+        </w:tc>
+      </w:tr>
+      <w:tr>
         <w:tc>
           <w:tcPr>
             <w:tcW w:w="4508" w:type="dxa"/>
@@ -3601,12 +3175,6 @@
         <w:gridCol w:w="4508"/>
       </w:tblGrid>
       <w:tr>
-        <w:tblPrEx>
-          <w:tblCellMar>
-            <w:top w:w="0" w:type="dxa"/>
-            <w:bottom w:w="0" w:type="dxa"/>
-          </w:tblCellMar>
-        </w:tblPrEx>
         <w:tc>
           <w:tcPr>
             <w:tcW w:w="9016" w:type="dxa"/>
@@ -3656,12 +3224,6 @@
         </w:tc>
       </w:tr>
       <w:tr>
-        <w:tblPrEx>
-          <w:tblCellMar>
-            <w:top w:w="0" w:type="dxa"/>
-            <w:bottom w:w="0" w:type="dxa"/>
-          </w:tblCellMar>
-        </w:tblPrEx>
         <w:tc>
           <w:tcPr>
             <w:tcW w:w="4508" w:type="dxa"/>
@@ -3720,12 +3282,6 @@
         </w:tc>
       </w:tr>
       <w:tr>
-        <w:tblPrEx>
-          <w:tblCellMar>
-            <w:top w:w="0" w:type="dxa"/>
-            <w:bottom w:w="0" w:type="dxa"/>
-          </w:tblCellMar>
-        </w:tblPrEx>
         <w:tc>
           <w:tcPr>
             <w:tcW w:w="4508" w:type="dxa"/>
@@ -3773,118 +3329,172 @@
         </w:tc>
       </w:tr>
       <w:tr>
-        <w:tblPrEx>
-          <w:tblCellMar>
-            <w:top w:w="0" w:type="dxa"/>
-            <w:bottom w:w="0" w:type="dxa"/>
-          </w:tblCellMar>
-        </w:tblPrEx>
-        <w:tc>
-          <w:tcPr>
-            <w:tcW w:w="4508" w:type="dxa"/>
-            <w:tcBorders>
-              <w:top w:val="single" w:sz="1" w:space="0" w:color="000000"/>
-              <w:left w:val="single" w:sz="1" w:space="0" w:color="000000"/>
-              <w:bottom w:val="single" w:sz="1" w:space="0" w:color="000000"/>
-              <w:right w:val="single" w:sz="1" w:space="0" w:color="000000"/>
-            </w:tcBorders>
-            <w:tcMar>
-              <w:top w:w="80" w:type="dxa"/>
-              <w:left w:w="120" w:type="dxa"/>
-              <w:bottom w:w="80" w:type="dxa"/>
-              <w:right w:w="120" w:type="dxa"/>
-            </w:tcMar>
-          </w:tcPr>
-          <w:p/>
-        </w:tc>
-        <w:tc>
-          <w:tcPr>
-            <w:tcW w:w="4508" w:type="dxa"/>
-            <w:tcBorders>
-              <w:top w:val="single" w:sz="1" w:space="0" w:color="000000"/>
-              <w:left w:val="single" w:sz="1" w:space="0" w:color="000000"/>
-              <w:bottom w:val="single" w:sz="1" w:space="0" w:color="000000"/>
-              <w:right w:val="single" w:sz="1" w:space="0" w:color="000000"/>
-            </w:tcBorders>
-            <w:tcMar>
-              <w:top w:w="80" w:type="dxa"/>
-              <w:left w:w="120" w:type="dxa"/>
-              <w:bottom w:w="80" w:type="dxa"/>
-              <w:right w:w="120" w:type="dxa"/>
-            </w:tcMar>
-          </w:tcPr>
-          <w:p>
-            <w:r>
-              <w:rPr>
-                <w:rFonts w:ascii="Helvetica" w:eastAsia="Helvetica" w:hAnsi="Helvetica" w:cs="Helvetica"/>
-                <w:sz w:val="18"/>
-                <w:szCs w:val="18"/>
-              </w:rPr>
-              <w:t>2. 통계 조회 화면을 표시한다. 화면에는 검색 단위(최근 1주일 / 1개월 / 1년) 선택 옵션을 포함한다.</w:t>
-            </w:r>
-          </w:p>
-        </w:tc>
-      </w:tr>
-      <w:tr>
-        <w:tblPrEx>
-          <w:tblCellMar>
-            <w:top w:w="0" w:type="dxa"/>
-            <w:bottom w:w="0" w:type="dxa"/>
-          </w:tblCellMar>
-        </w:tblPrEx>
-        <w:tc>
-          <w:tcPr>
-            <w:tcW w:w="4508" w:type="dxa"/>
-            <w:tcBorders>
-              <w:top w:val="single" w:sz="1" w:space="0" w:color="000000"/>
-              <w:left w:val="single" w:sz="1" w:space="0" w:color="000000"/>
-              <w:bottom w:val="single" w:sz="1" w:space="0" w:color="000000"/>
-              <w:right w:val="single" w:sz="1" w:space="0" w:color="000000"/>
-            </w:tcBorders>
-            <w:tcMar>
-              <w:top w:w="80" w:type="dxa"/>
-              <w:left w:w="120" w:type="dxa"/>
-              <w:bottom w:w="80" w:type="dxa"/>
-              <w:right w:w="120" w:type="dxa"/>
-            </w:tcMar>
-          </w:tcPr>
-          <w:p>
-            <w:r>
-              <w:rPr>
-                <w:rFonts w:ascii="Helvetica" w:eastAsia="Helvetica" w:hAnsi="Helvetica" w:cs="Helvetica"/>
-                <w:sz w:val="18"/>
-                <w:szCs w:val="18"/>
-              </w:rPr>
-              <w:t>3. 관리자가 검색 단위(최근 1주일 / 1개월 / 1년) 중 하나를 선택한다.</w:t>
-            </w:r>
-          </w:p>
-        </w:tc>
-        <w:tc>
-          <w:tcPr>
-            <w:tcW w:w="4508" w:type="dxa"/>
-            <w:tcBorders>
-              <w:top w:val="single" w:sz="1" w:space="0" w:color="000000"/>
-              <w:left w:val="single" w:sz="1" w:space="0" w:color="000000"/>
-              <w:bottom w:val="single" w:sz="1" w:space="0" w:color="000000"/>
-              <w:right w:val="single" w:sz="1" w:space="0" w:color="000000"/>
-            </w:tcBorders>
-            <w:tcMar>
-              <w:top w:w="80" w:type="dxa"/>
-              <w:left w:w="120" w:type="dxa"/>
-              <w:bottom w:w="80" w:type="dxa"/>
-              <w:right w:w="120" w:type="dxa"/>
-            </w:tcMar>
-          </w:tcPr>
-          <w:p/>
-        </w:tc>
-      </w:tr>
-      <w:tr>
-        <w:tblPrEx>
-          <w:tblCellMar>
-            <w:top w:w="0" w:type="dxa"/>
-            <w:bottom w:w="0" w:type="dxa"/>
-          </w:tblCellMar>
-        </w:tblPrEx>
+        <w:tc>
+          <w:tcPr>
+            <w:tcW w:w="4508" w:type="dxa"/>
+            <w:tcBorders>
+              <w:top w:val="single" w:sz="1" w:space="0" w:color="000000"/>
+              <w:left w:val="single" w:sz="1" w:space="0" w:color="000000"/>
+              <w:bottom w:val="single" w:sz="1" w:space="0" w:color="000000"/>
+              <w:right w:val="single" w:sz="1" w:space="0" w:color="000000"/>
+            </w:tcBorders>
+            <w:tcMar>
+              <w:top w:w="80" w:type="dxa"/>
+              <w:left w:w="120" w:type="dxa"/>
+              <w:bottom w:w="80" w:type="dxa"/>
+              <w:right w:w="120" w:type="dxa"/>
+            </w:tcMar>
+          </w:tcPr>
+          <w:p/>
+        </w:tc>
+        <w:tc>
+          <w:tcPr>
+            <w:tcW w:w="4508" w:type="dxa"/>
+            <w:tcBorders>
+              <w:top w:val="single" w:sz="1" w:space="0" w:color="000000"/>
+              <w:left w:val="single" w:sz="1" w:space="0" w:color="000000"/>
+              <w:bottom w:val="single" w:sz="1" w:space="0" w:color="000000"/>
+              <w:right w:val="single" w:sz="1" w:space="0" w:color="000000"/>
+            </w:tcBorders>
+            <w:tcMar>
+              <w:top w:w="80" w:type="dxa"/>
+              <w:left w:w="120" w:type="dxa"/>
+              <w:bottom w:w="80" w:type="dxa"/>
+              <w:right w:w="120" w:type="dxa"/>
+            </w:tcMar>
+          </w:tcPr>
+          <w:p>
+            <w:r>
+              <w:rPr>
+                <w:rFonts w:ascii="Helvetica" w:eastAsia="Helvetica" w:hAnsi="Helvetica" w:cs="Helvetica"/>
+                <w:sz w:val="18"/>
+                <w:szCs w:val="18"/>
+              </w:rPr>
+              <w:t>2. 통계 조회 화면을 표시한다. 화면에는 검색 단위(최근 1</w:t>
+            </w:r>
+            <w:proofErr w:type="gramStart"/>
+            <w:r>
+              <w:rPr>
+                <w:rFonts w:ascii="Helvetica" w:eastAsia="Helvetica" w:hAnsi="Helvetica" w:cs="Helvetica"/>
+                <w:sz w:val="18"/>
+                <w:szCs w:val="18"/>
+              </w:rPr>
+              <w:t>주일 /</w:t>
+            </w:r>
+            <w:proofErr w:type="gramEnd"/>
+            <w:r>
+              <w:rPr>
+                <w:rFonts w:ascii="Helvetica" w:eastAsia="Helvetica" w:hAnsi="Helvetica" w:cs="Helvetica"/>
+                <w:sz w:val="18"/>
+                <w:szCs w:val="18"/>
+              </w:rPr>
+              <w:t xml:space="preserve"> 1</w:t>
+            </w:r>
+            <w:proofErr w:type="gramStart"/>
+            <w:r>
+              <w:rPr>
+                <w:rFonts w:ascii="Helvetica" w:eastAsia="Helvetica" w:hAnsi="Helvetica" w:cs="Helvetica"/>
+                <w:sz w:val="18"/>
+                <w:szCs w:val="18"/>
+              </w:rPr>
+              <w:t>개월 /</w:t>
+            </w:r>
+            <w:proofErr w:type="gramEnd"/>
+            <w:r>
+              <w:rPr>
+                <w:rFonts w:ascii="Helvetica" w:eastAsia="Helvetica" w:hAnsi="Helvetica" w:cs="Helvetica"/>
+                <w:sz w:val="18"/>
+                <w:szCs w:val="18"/>
+              </w:rPr>
+              <w:t xml:space="preserve"> 1년) 선택 옵션을 포함한다.</w:t>
+            </w:r>
+          </w:p>
+        </w:tc>
+      </w:tr>
+      <w:tr>
+        <w:tc>
+          <w:tcPr>
+            <w:tcW w:w="4508" w:type="dxa"/>
+            <w:tcBorders>
+              <w:top w:val="single" w:sz="1" w:space="0" w:color="000000"/>
+              <w:left w:val="single" w:sz="1" w:space="0" w:color="000000"/>
+              <w:bottom w:val="single" w:sz="1" w:space="0" w:color="000000"/>
+              <w:right w:val="single" w:sz="1" w:space="0" w:color="000000"/>
+            </w:tcBorders>
+            <w:tcMar>
+              <w:top w:w="80" w:type="dxa"/>
+              <w:left w:w="120" w:type="dxa"/>
+              <w:bottom w:w="80" w:type="dxa"/>
+              <w:right w:w="120" w:type="dxa"/>
+            </w:tcMar>
+          </w:tcPr>
+          <w:p>
+            <w:r>
+              <w:rPr>
+                <w:rFonts w:ascii="Helvetica" w:eastAsia="Helvetica" w:hAnsi="Helvetica" w:cs="Helvetica"/>
+                <w:sz w:val="18"/>
+                <w:szCs w:val="18"/>
+              </w:rPr>
+              <w:t>3. 관리자가 검색 단위(최근 1</w:t>
+            </w:r>
+            <w:proofErr w:type="gramStart"/>
+            <w:r>
+              <w:rPr>
+                <w:rFonts w:ascii="Helvetica" w:eastAsia="Helvetica" w:hAnsi="Helvetica" w:cs="Helvetica"/>
+                <w:sz w:val="18"/>
+                <w:szCs w:val="18"/>
+              </w:rPr>
+              <w:t>주일 /</w:t>
+            </w:r>
+            <w:proofErr w:type="gramEnd"/>
+            <w:r>
+              <w:rPr>
+                <w:rFonts w:ascii="Helvetica" w:eastAsia="Helvetica" w:hAnsi="Helvetica" w:cs="Helvetica"/>
+                <w:sz w:val="18"/>
+                <w:szCs w:val="18"/>
+              </w:rPr>
+              <w:t xml:space="preserve"> 1</w:t>
+            </w:r>
+            <w:proofErr w:type="gramStart"/>
+            <w:r>
+              <w:rPr>
+                <w:rFonts w:ascii="Helvetica" w:eastAsia="Helvetica" w:hAnsi="Helvetica" w:cs="Helvetica"/>
+                <w:sz w:val="18"/>
+                <w:szCs w:val="18"/>
+              </w:rPr>
+              <w:t>개월 /</w:t>
+            </w:r>
+            <w:proofErr w:type="gramEnd"/>
+            <w:r>
+              <w:rPr>
+                <w:rFonts w:ascii="Helvetica" w:eastAsia="Helvetica" w:hAnsi="Helvetica" w:cs="Helvetica"/>
+                <w:sz w:val="18"/>
+                <w:szCs w:val="18"/>
+              </w:rPr>
+              <w:t xml:space="preserve"> 1년) 중 하나를 선택한다.</w:t>
+            </w:r>
+          </w:p>
+        </w:tc>
+        <w:tc>
+          <w:tcPr>
+            <w:tcW w:w="4508" w:type="dxa"/>
+            <w:tcBorders>
+              <w:top w:val="single" w:sz="1" w:space="0" w:color="000000"/>
+              <w:left w:val="single" w:sz="1" w:space="0" w:color="000000"/>
+              <w:bottom w:val="single" w:sz="1" w:space="0" w:color="000000"/>
+              <w:right w:val="single" w:sz="1" w:space="0" w:color="000000"/>
+            </w:tcBorders>
+            <w:tcMar>
+              <w:top w:w="80" w:type="dxa"/>
+              <w:left w:w="120" w:type="dxa"/>
+              <w:bottom w:w="80" w:type="dxa"/>
+              <w:right w:w="120" w:type="dxa"/>
+            </w:tcMar>
+          </w:tcPr>
+          <w:p/>
+        </w:tc>
+      </w:tr>
+      <w:tr>
         <w:tc>
           <w:tcPr>
             <w:tcW w:w="4508" w:type="dxa"/>

--- a/Use Case Description.docx
+++ b/Use Case Description.docx
@@ -1159,7 +1159,7 @@
                 <w:bCs w:val="1"/>
                 <w:rtl w:val="0"/>
               </w:rPr>
-              <w:t xml:space="preserve">회원 탈퇴 (신원영)</w:t>
+              <w:t xml:space="preserve">로그아웃 (심진우)</w:t>
             </w:r>
             <w:r>
               <w:rPr>
@@ -1269,253 +1269,275 @@
           </w:tcPr>
           <w:p>
             <w:pPr>
-              <w:rPr/>
-            </w:pPr>
-            <w:r>
-              <w:rPr>
-                <w:rFonts w:ascii="Arial Unicode MS" w:cs="Arial Unicode MS" w:eastAsia="Arial Unicode MS" w:hAnsi="Arial Unicode MS"/>
-                <w:sz w:val="18"/>
-                <w:szCs w:val="18"/>
-                <w:rtl w:val="0"/>
-              </w:rPr>
-              <w:t xml:space="preserve">1. 회원이 회원 탈퇴 화면에 접근한다</w:t>
-            </w:r>
-            <w:r>
-              <w:rPr>
-                <w:rtl w:val="0"/>
-              </w:rPr>
-            </w:r>
-          </w:p>
-        </w:tc>
-        <w:tc>
-          <w:tcPr>
-            <w:tcBorders>
-              <w:top w:color="000000" w:space="0" w:sz="4" w:val="single"/>
-              <w:left w:color="000000" w:space="0" w:sz="4" w:val="single"/>
-              <w:bottom w:color="000000" w:space="0" w:sz="4" w:val="single"/>
-              <w:right w:color="000000" w:space="0" w:sz="4" w:val="single"/>
-            </w:tcBorders>
-            <w:tcMar>
-              <w:top w:w="80.0" w:type="dxa"/>
-              <w:left w:w="120.0" w:type="dxa"/>
-              <w:bottom w:w="80.0" w:type="dxa"/>
-              <w:right w:w="120.0" w:type="dxa"/>
-            </w:tcMar>
-          </w:tcPr>
-          <w:p>
-            <w:pPr>
-              <w:rPr/>
-            </w:pPr>
-            <w:r>
-              <w:rPr>
-                <w:rtl w:val="0"/>
-              </w:rPr>
-            </w:r>
-          </w:p>
-        </w:tc>
-      </w:tr>
-      <w:tr>
-        <w:trPr>
-          <w:cantSplit w:val="0"/>
-          <w:tblHeader w:val="0"/>
-        </w:trPr>
-        <w:tc>
-          <w:tcPr>
-            <w:tcBorders>
-              <w:top w:color="000000" w:space="0" w:sz="4" w:val="single"/>
-              <w:left w:color="000000" w:space="0" w:sz="4" w:val="single"/>
-              <w:bottom w:color="000000" w:space="0" w:sz="4" w:val="single"/>
-              <w:right w:color="000000" w:space="0" w:sz="4" w:val="single"/>
-            </w:tcBorders>
-            <w:tcMar>
-              <w:top w:w="80.0" w:type="dxa"/>
-              <w:left w:w="120.0" w:type="dxa"/>
-              <w:bottom w:w="80.0" w:type="dxa"/>
-              <w:right w:w="120.0" w:type="dxa"/>
-            </w:tcMar>
-          </w:tcPr>
-          <w:p>
-            <w:pPr>
-              <w:rPr/>
-            </w:pPr>
-            <w:r>
-              <w:rPr>
-                <w:rtl w:val="0"/>
-              </w:rPr>
-            </w:r>
-          </w:p>
-        </w:tc>
-        <w:tc>
-          <w:tcPr>
-            <w:tcBorders>
-              <w:top w:color="000000" w:space="0" w:sz="4" w:val="single"/>
-              <w:left w:color="000000" w:space="0" w:sz="4" w:val="single"/>
-              <w:bottom w:color="000000" w:space="0" w:sz="4" w:val="single"/>
-              <w:right w:color="000000" w:space="0" w:sz="4" w:val="single"/>
-            </w:tcBorders>
-            <w:tcMar>
-              <w:top w:w="80.0" w:type="dxa"/>
-              <w:left w:w="120.0" w:type="dxa"/>
-              <w:bottom w:w="80.0" w:type="dxa"/>
-              <w:right w:w="120.0" w:type="dxa"/>
-            </w:tcMar>
-          </w:tcPr>
-          <w:p>
-            <w:pPr>
-              <w:rPr/>
-            </w:pPr>
-            <w:r>
-              <w:rPr>
-                <w:rFonts w:ascii="Arial Unicode MS" w:cs="Arial Unicode MS" w:eastAsia="Arial Unicode MS" w:hAnsi="Arial Unicode MS"/>
-                <w:sz w:val="18"/>
-                <w:szCs w:val="18"/>
-                <w:rtl w:val="0"/>
-              </w:rPr>
-              <w:t xml:space="preserve">2. 회원 탈퇴 화면을 표시한다</w:t>
-            </w:r>
-            <w:r>
-              <w:rPr>
-                <w:rtl w:val="0"/>
-              </w:rPr>
-            </w:r>
-          </w:p>
-        </w:tc>
-      </w:tr>
-      <w:tr>
-        <w:trPr>
-          <w:cantSplit w:val="0"/>
-          <w:tblHeader w:val="0"/>
-        </w:trPr>
-        <w:tc>
-          <w:tcPr>
-            <w:tcBorders>
-              <w:top w:color="000000" w:space="0" w:sz="4" w:val="single"/>
-              <w:left w:color="000000" w:space="0" w:sz="4" w:val="single"/>
-              <w:bottom w:color="000000" w:space="0" w:sz="4" w:val="single"/>
-              <w:right w:color="000000" w:space="0" w:sz="4" w:val="single"/>
-            </w:tcBorders>
-            <w:tcMar>
-              <w:top w:w="80.0" w:type="dxa"/>
-              <w:left w:w="120.0" w:type="dxa"/>
-              <w:bottom w:w="80.0" w:type="dxa"/>
-              <w:right w:w="120.0" w:type="dxa"/>
-            </w:tcMar>
-          </w:tcPr>
-          <w:p>
-            <w:pPr>
-              <w:rPr/>
-            </w:pPr>
-            <w:r>
-              <w:rPr>
-                <w:rFonts w:ascii="Arial Unicode MS" w:cs="Arial Unicode MS" w:eastAsia="Arial Unicode MS" w:hAnsi="Arial Unicode MS"/>
-                <w:sz w:val="18"/>
-                <w:szCs w:val="18"/>
-                <w:rtl w:val="0"/>
-              </w:rPr>
-              <w:t xml:space="preserve">3. 회원이 회원 탈퇴 버튼을 클릭한다</w:t>
-            </w:r>
-            <w:r>
-              <w:rPr>
-                <w:rtl w:val="0"/>
-              </w:rPr>
-            </w:r>
-          </w:p>
-        </w:tc>
-        <w:tc>
-          <w:tcPr>
-            <w:tcBorders>
-              <w:top w:color="000000" w:space="0" w:sz="4" w:val="single"/>
-              <w:left w:color="000000" w:space="0" w:sz="4" w:val="single"/>
-              <w:bottom w:color="000000" w:space="0" w:sz="4" w:val="single"/>
-              <w:right w:color="000000" w:space="0" w:sz="4" w:val="single"/>
-            </w:tcBorders>
-            <w:tcMar>
-              <w:top w:w="80.0" w:type="dxa"/>
-              <w:left w:w="120.0" w:type="dxa"/>
-              <w:bottom w:w="80.0" w:type="dxa"/>
-              <w:right w:w="120.0" w:type="dxa"/>
-            </w:tcMar>
-          </w:tcPr>
-          <w:p>
-            <w:pPr>
-              <w:rPr/>
-            </w:pPr>
-            <w:r>
-              <w:rPr>
-                <w:rtl w:val="0"/>
-              </w:rPr>
-            </w:r>
-          </w:p>
-        </w:tc>
-      </w:tr>
-      <w:tr>
-        <w:trPr>
-          <w:cantSplit w:val="0"/>
-          <w:tblHeader w:val="0"/>
-        </w:trPr>
-        <w:tc>
-          <w:tcPr>
-            <w:tcBorders>
-              <w:top w:color="000000" w:space="0" w:sz="4" w:val="single"/>
-              <w:left w:color="000000" w:space="0" w:sz="4" w:val="single"/>
-              <w:bottom w:color="000000" w:space="0" w:sz="4" w:val="single"/>
-              <w:right w:color="000000" w:space="0" w:sz="4" w:val="single"/>
-            </w:tcBorders>
-            <w:tcMar>
-              <w:top w:w="80.0" w:type="dxa"/>
-              <w:left w:w="120.0" w:type="dxa"/>
-              <w:bottom w:w="80.0" w:type="dxa"/>
-              <w:right w:w="120.0" w:type="dxa"/>
-            </w:tcMar>
-          </w:tcPr>
-          <w:p>
-            <w:pPr>
-              <w:rPr/>
-            </w:pPr>
-            <w:r>
-              <w:rPr>
-                <w:rtl w:val="0"/>
-              </w:rPr>
-            </w:r>
-          </w:p>
-        </w:tc>
-        <w:tc>
-          <w:tcPr>
-            <w:tcBorders>
-              <w:top w:color="000000" w:space="0" w:sz="4" w:val="single"/>
-              <w:left w:color="000000" w:space="0" w:sz="4" w:val="single"/>
-              <w:bottom w:color="000000" w:space="0" w:sz="4" w:val="single"/>
-              <w:right w:color="000000" w:space="0" w:sz="4" w:val="single"/>
-            </w:tcBorders>
-            <w:tcMar>
-              <w:top w:w="80.0" w:type="dxa"/>
-              <w:left w:w="120.0" w:type="dxa"/>
-              <w:bottom w:w="80.0" w:type="dxa"/>
-              <w:right w:w="120.0" w:type="dxa"/>
-            </w:tcMar>
-          </w:tcPr>
-          <w:p>
-            <w:pPr>
-              <w:rPr/>
-            </w:pPr>
-            <w:r>
-              <w:rPr>
-                <w:rFonts w:ascii="Arial Unicode MS" w:cs="Arial Unicode MS" w:eastAsia="Arial Unicode MS" w:hAnsi="Arial Unicode MS"/>
-                <w:sz w:val="18"/>
-                <w:szCs w:val="18"/>
-                <w:rtl w:val="0"/>
-              </w:rPr>
-              <w:t xml:space="preserve">4. 회원 탈퇴 완료 메시지를 출력한다.</w:t>
-            </w:r>
-            <w:r>
-              <w:rPr>
-                <w:rtl w:val="0"/>
-              </w:rPr>
+              <w:rPr>
+                <w:rFonts w:ascii="Arimo" w:cs="Arimo" w:eastAsia="Arimo" w:hAnsi="Arimo"/>
+                <w:sz w:val="18"/>
+                <w:szCs w:val="18"/>
+              </w:rPr>
+            </w:pPr>
+            <w:r>
+              <w:rPr>
+                <w:rFonts w:ascii="Arial Unicode MS" w:cs="Arial Unicode MS" w:eastAsia="Arial Unicode MS" w:hAnsi="Arial Unicode MS"/>
+                <w:sz w:val="18"/>
+                <w:szCs w:val="18"/>
+                <w:rtl w:val="0"/>
+              </w:rPr>
+              <w:t xml:space="preserve">1. 사용자가 로그아웃 화면에 접근한다</w:t>
+            </w:r>
+          </w:p>
+        </w:tc>
+        <w:tc>
+          <w:tcPr>
+            <w:tcBorders>
+              <w:top w:color="000000" w:space="0" w:sz="4" w:val="single"/>
+              <w:left w:color="000000" w:space="0" w:sz="4" w:val="single"/>
+              <w:bottom w:color="000000" w:space="0" w:sz="4" w:val="single"/>
+              <w:right w:color="000000" w:space="0" w:sz="4" w:val="single"/>
+            </w:tcBorders>
+            <w:tcMar>
+              <w:top w:w="80.0" w:type="dxa"/>
+              <w:left w:w="120.0" w:type="dxa"/>
+              <w:bottom w:w="80.0" w:type="dxa"/>
+              <w:right w:w="120.0" w:type="dxa"/>
+            </w:tcMar>
+          </w:tcPr>
+          <w:p>
+            <w:pPr>
+              <w:rPr>
+                <w:rFonts w:ascii="Arimo" w:cs="Arimo" w:eastAsia="Arimo" w:hAnsi="Arimo"/>
+                <w:sz w:val="18"/>
+                <w:szCs w:val="18"/>
+              </w:rPr>
+            </w:pPr>
+            <w:r>
+              <w:rPr>
+                <w:rtl w:val="0"/>
+              </w:rPr>
+            </w:r>
+          </w:p>
+        </w:tc>
+      </w:tr>
+      <w:tr>
+        <w:trPr>
+          <w:cantSplit w:val="0"/>
+          <w:tblHeader w:val="0"/>
+        </w:trPr>
+        <w:tc>
+          <w:tcPr>
+            <w:tcBorders>
+              <w:top w:color="000000" w:space="0" w:sz="4" w:val="single"/>
+              <w:left w:color="000000" w:space="0" w:sz="4" w:val="single"/>
+              <w:bottom w:color="000000" w:space="0" w:sz="4" w:val="single"/>
+              <w:right w:color="000000" w:space="0" w:sz="4" w:val="single"/>
+            </w:tcBorders>
+            <w:tcMar>
+              <w:top w:w="80.0" w:type="dxa"/>
+              <w:left w:w="120.0" w:type="dxa"/>
+              <w:bottom w:w="80.0" w:type="dxa"/>
+              <w:right w:w="120.0" w:type="dxa"/>
+            </w:tcMar>
+          </w:tcPr>
+          <w:p>
+            <w:pPr>
+              <w:rPr>
+                <w:rFonts w:ascii="Arimo" w:cs="Arimo" w:eastAsia="Arimo" w:hAnsi="Arimo"/>
+                <w:sz w:val="18"/>
+                <w:szCs w:val="18"/>
+              </w:rPr>
+            </w:pPr>
+            <w:r>
+              <w:rPr>
+                <w:rtl w:val="0"/>
+              </w:rPr>
+            </w:r>
+          </w:p>
+        </w:tc>
+        <w:tc>
+          <w:tcPr>
+            <w:tcBorders>
+              <w:top w:color="000000" w:space="0" w:sz="4" w:val="single"/>
+              <w:left w:color="000000" w:space="0" w:sz="4" w:val="single"/>
+              <w:bottom w:color="000000" w:space="0" w:sz="4" w:val="single"/>
+              <w:right w:color="000000" w:space="0" w:sz="4" w:val="single"/>
+            </w:tcBorders>
+            <w:tcMar>
+              <w:top w:w="80.0" w:type="dxa"/>
+              <w:left w:w="120.0" w:type="dxa"/>
+              <w:bottom w:w="80.0" w:type="dxa"/>
+              <w:right w:w="120.0" w:type="dxa"/>
+            </w:tcMar>
+          </w:tcPr>
+          <w:p>
+            <w:pPr>
+              <w:rPr>
+                <w:rFonts w:ascii="Arimo" w:cs="Arimo" w:eastAsia="Arimo" w:hAnsi="Arimo"/>
+                <w:sz w:val="18"/>
+                <w:szCs w:val="18"/>
+              </w:rPr>
+            </w:pPr>
+            <w:r>
+              <w:rPr>
+                <w:rFonts w:ascii="Arial Unicode MS" w:cs="Arial Unicode MS" w:eastAsia="Arial Unicode MS" w:hAnsi="Arial Unicode MS"/>
+                <w:sz w:val="18"/>
+                <w:szCs w:val="18"/>
+                <w:rtl w:val="0"/>
+              </w:rPr>
+              <w:t xml:space="preserve">2. 로그아웃 화면을 표시한다.</w:t>
+            </w:r>
+          </w:p>
+        </w:tc>
+      </w:tr>
+      <w:tr>
+        <w:trPr>
+          <w:cantSplit w:val="0"/>
+          <w:tblHeader w:val="0"/>
+        </w:trPr>
+        <w:tc>
+          <w:tcPr>
+            <w:tcBorders>
+              <w:top w:color="000000" w:space="0" w:sz="4" w:val="single"/>
+              <w:left w:color="000000" w:space="0" w:sz="4" w:val="single"/>
+              <w:bottom w:color="000000" w:space="0" w:sz="4" w:val="single"/>
+              <w:right w:color="000000" w:space="0" w:sz="4" w:val="single"/>
+            </w:tcBorders>
+            <w:tcMar>
+              <w:top w:w="80.0" w:type="dxa"/>
+              <w:left w:w="120.0" w:type="dxa"/>
+              <w:bottom w:w="80.0" w:type="dxa"/>
+              <w:right w:w="120.0" w:type="dxa"/>
+            </w:tcMar>
+          </w:tcPr>
+          <w:p>
+            <w:pPr>
+              <w:rPr>
+                <w:rFonts w:ascii="Arimo" w:cs="Arimo" w:eastAsia="Arimo" w:hAnsi="Arimo"/>
+                <w:sz w:val="18"/>
+                <w:szCs w:val="18"/>
+              </w:rPr>
+            </w:pPr>
+            <w:r>
+              <w:rPr>
+                <w:rFonts w:ascii="Arial Unicode MS" w:cs="Arial Unicode MS" w:eastAsia="Arial Unicode MS" w:hAnsi="Arial Unicode MS"/>
+                <w:sz w:val="18"/>
+                <w:szCs w:val="18"/>
+                <w:rtl w:val="0"/>
+              </w:rPr>
+              <w:t xml:space="preserve">3. 사용자가 로그아웃 버튼을 클릭한다.</w:t>
+            </w:r>
+          </w:p>
+        </w:tc>
+        <w:tc>
+          <w:tcPr>
+            <w:tcBorders>
+              <w:top w:color="000000" w:space="0" w:sz="4" w:val="single"/>
+              <w:left w:color="000000" w:space="0" w:sz="4" w:val="single"/>
+              <w:bottom w:color="000000" w:space="0" w:sz="4" w:val="single"/>
+              <w:right w:color="000000" w:space="0" w:sz="4" w:val="single"/>
+            </w:tcBorders>
+            <w:tcMar>
+              <w:top w:w="80.0" w:type="dxa"/>
+              <w:left w:w="120.0" w:type="dxa"/>
+              <w:bottom w:w="80.0" w:type="dxa"/>
+              <w:right w:w="120.0" w:type="dxa"/>
+            </w:tcMar>
+          </w:tcPr>
+          <w:p>
+            <w:pPr>
+              <w:rPr>
+                <w:rFonts w:ascii="Arimo" w:cs="Arimo" w:eastAsia="Arimo" w:hAnsi="Arimo"/>
+                <w:sz w:val="18"/>
+                <w:szCs w:val="18"/>
+              </w:rPr>
+            </w:pPr>
+            <w:r>
+              <w:rPr>
+                <w:rtl w:val="0"/>
+              </w:rPr>
+            </w:r>
+          </w:p>
+        </w:tc>
+      </w:tr>
+      <w:tr>
+        <w:trPr>
+          <w:cantSplit w:val="0"/>
+          <w:tblHeader w:val="0"/>
+        </w:trPr>
+        <w:tc>
+          <w:tcPr>
+            <w:tcBorders>
+              <w:top w:color="000000" w:space="0" w:sz="4" w:val="single"/>
+              <w:left w:color="000000" w:space="0" w:sz="4" w:val="single"/>
+              <w:bottom w:color="000000" w:space="0" w:sz="4" w:val="single"/>
+              <w:right w:color="000000" w:space="0" w:sz="4" w:val="single"/>
+            </w:tcBorders>
+            <w:tcMar>
+              <w:top w:w="80.0" w:type="dxa"/>
+              <w:left w:w="120.0" w:type="dxa"/>
+              <w:bottom w:w="80.0" w:type="dxa"/>
+              <w:right w:w="120.0" w:type="dxa"/>
+            </w:tcMar>
+          </w:tcPr>
+          <w:p>
+            <w:pPr>
+              <w:rPr>
+                <w:rFonts w:ascii="Arimo" w:cs="Arimo" w:eastAsia="Arimo" w:hAnsi="Arimo"/>
+                <w:sz w:val="18"/>
+                <w:szCs w:val="18"/>
+              </w:rPr>
+            </w:pPr>
+            <w:r>
+              <w:rPr>
+                <w:rtl w:val="0"/>
+              </w:rPr>
+            </w:r>
+          </w:p>
+        </w:tc>
+        <w:tc>
+          <w:tcPr>
+            <w:tcBorders>
+              <w:top w:color="000000" w:space="0" w:sz="4" w:val="single"/>
+              <w:left w:color="000000" w:space="0" w:sz="4" w:val="single"/>
+              <w:bottom w:color="000000" w:space="0" w:sz="4" w:val="single"/>
+              <w:right w:color="000000" w:space="0" w:sz="4" w:val="single"/>
+            </w:tcBorders>
+            <w:tcMar>
+              <w:top w:w="80.0" w:type="dxa"/>
+              <w:left w:w="120.0" w:type="dxa"/>
+              <w:bottom w:w="80.0" w:type="dxa"/>
+              <w:right w:w="120.0" w:type="dxa"/>
+            </w:tcMar>
+          </w:tcPr>
+          <w:p>
+            <w:pPr>
+              <w:rPr>
+                <w:rFonts w:ascii="Arimo" w:cs="Arimo" w:eastAsia="Arimo" w:hAnsi="Arimo"/>
+                <w:sz w:val="18"/>
+                <w:szCs w:val="18"/>
+              </w:rPr>
+            </w:pPr>
+            <w:r>
+              <w:rPr>
+                <w:rFonts w:ascii="Arial Unicode MS" w:cs="Arial Unicode MS" w:eastAsia="Arial Unicode MS" w:hAnsi="Arial Unicode MS"/>
+                <w:sz w:val="18"/>
+                <w:szCs w:val="18"/>
+                <w:rtl w:val="0"/>
+              </w:rPr>
+              <w:t xml:space="preserve">4. 로그인 화면으로 이동 후, 로그아웃에 성공했다는 메세지를 표시한다.</w:t>
             </w:r>
           </w:p>
         </w:tc>
       </w:tr>
     </w:tbl>
+    <w:p>
+      <w:pPr>
+        <w:rPr/>
+      </w:pPr>
+      <w:r>
+        <w:rPr>
+          <w:rtl w:val="0"/>
+        </w:rPr>
+      </w:r>
+    </w:p>
     <w:p>
       <w:pPr>
         <w:rPr/>
@@ -1585,7 +1607,7 @@
                 <w:bCs w:val="1"/>
                 <w:rtl w:val="0"/>
               </w:rPr>
-              <w:t xml:space="preserve">설문 등록 (신원영)</w:t>
+              <w:t xml:space="preserve">회원 탈퇴 (신원영)</w:t>
             </w:r>
             <w:r>
               <w:rPr>
@@ -1704,301 +1726,234 @@
                 <w:szCs w:val="18"/>
                 <w:rtl w:val="0"/>
               </w:rPr>
-              <w:t xml:space="preserve">1. 관리자가 설문 등록 화면에 접근한다.</w:t>
-            </w:r>
-            <w:r>
-              <w:rPr>
-                <w:rtl w:val="0"/>
-              </w:rPr>
-            </w:r>
-          </w:p>
-        </w:tc>
-        <w:tc>
-          <w:tcPr>
-            <w:tcBorders>
-              <w:top w:color="000000" w:space="0" w:sz="4" w:val="single"/>
-              <w:left w:color="000000" w:space="0" w:sz="4" w:val="single"/>
-              <w:bottom w:color="000000" w:space="0" w:sz="4" w:val="single"/>
-              <w:right w:color="000000" w:space="0" w:sz="4" w:val="single"/>
-            </w:tcBorders>
-            <w:tcMar>
-              <w:top w:w="80.0" w:type="dxa"/>
-              <w:left w:w="120.0" w:type="dxa"/>
-              <w:bottom w:w="80.0" w:type="dxa"/>
-              <w:right w:w="120.0" w:type="dxa"/>
-            </w:tcMar>
-          </w:tcPr>
-          <w:p>
-            <w:pPr>
-              <w:rPr/>
-            </w:pPr>
-            <w:r>
-              <w:rPr>
-                <w:rtl w:val="0"/>
-              </w:rPr>
-            </w:r>
-          </w:p>
-        </w:tc>
-      </w:tr>
-      <w:tr>
-        <w:trPr>
-          <w:cantSplit w:val="0"/>
-          <w:tblHeader w:val="0"/>
-        </w:trPr>
-        <w:tc>
-          <w:tcPr>
-            <w:tcBorders>
-              <w:top w:color="000000" w:space="0" w:sz="4" w:val="single"/>
-              <w:left w:color="000000" w:space="0" w:sz="4" w:val="single"/>
-              <w:bottom w:color="000000" w:space="0" w:sz="4" w:val="single"/>
-              <w:right w:color="000000" w:space="0" w:sz="4" w:val="single"/>
-            </w:tcBorders>
-            <w:tcMar>
-              <w:top w:w="80.0" w:type="dxa"/>
-              <w:left w:w="120.0" w:type="dxa"/>
-              <w:bottom w:w="80.0" w:type="dxa"/>
-              <w:right w:w="120.0" w:type="dxa"/>
-            </w:tcMar>
-          </w:tcPr>
-          <w:p>
-            <w:pPr>
-              <w:rPr/>
-            </w:pPr>
-            <w:r>
-              <w:rPr>
-                <w:rtl w:val="0"/>
-              </w:rPr>
-            </w:r>
-          </w:p>
-        </w:tc>
-        <w:tc>
-          <w:tcPr>
-            <w:tcBorders>
-              <w:top w:color="000000" w:space="0" w:sz="4" w:val="single"/>
-              <w:left w:color="000000" w:space="0" w:sz="4" w:val="single"/>
-              <w:bottom w:color="000000" w:space="0" w:sz="4" w:val="single"/>
-              <w:right w:color="000000" w:space="0" w:sz="4" w:val="single"/>
-            </w:tcBorders>
-            <w:tcMar>
-              <w:top w:w="80.0" w:type="dxa"/>
-              <w:left w:w="120.0" w:type="dxa"/>
-              <w:bottom w:w="80.0" w:type="dxa"/>
-              <w:right w:w="120.0" w:type="dxa"/>
-            </w:tcMar>
-          </w:tcPr>
-          <w:p>
-            <w:pPr>
-              <w:rPr/>
-            </w:pPr>
-            <w:r>
-              <w:rPr>
-                <w:rFonts w:ascii="Arial Unicode MS" w:cs="Arial Unicode MS" w:eastAsia="Arial Unicode MS" w:hAnsi="Arial Unicode MS"/>
-                <w:sz w:val="18"/>
-                <w:szCs w:val="18"/>
-                <w:rtl w:val="0"/>
-              </w:rPr>
-              <w:t xml:space="preserve">2. 설문 등록을 위한 화면을 표시한다. 화면에는 제목, 설명, 시작 및 마감일, 항목 등의 입력 필드를 포함한다.</w:t>
-            </w:r>
-            <w:r>
-              <w:rPr>
-                <w:rtl w:val="0"/>
-              </w:rPr>
-            </w:r>
-          </w:p>
-        </w:tc>
-      </w:tr>
-      <w:tr>
-        <w:trPr>
-          <w:cantSplit w:val="0"/>
-          <w:tblHeader w:val="0"/>
-        </w:trPr>
-        <w:tc>
-          <w:tcPr>
-            <w:tcBorders>
-              <w:top w:color="000000" w:space="0" w:sz="4" w:val="single"/>
-              <w:left w:color="000000" w:space="0" w:sz="4" w:val="single"/>
-              <w:bottom w:color="000000" w:space="0" w:sz="4" w:val="single"/>
-              <w:right w:color="000000" w:space="0" w:sz="4" w:val="single"/>
-            </w:tcBorders>
-            <w:tcMar>
-              <w:top w:w="80.0" w:type="dxa"/>
-              <w:left w:w="120.0" w:type="dxa"/>
-              <w:bottom w:w="80.0" w:type="dxa"/>
-              <w:right w:w="120.0" w:type="dxa"/>
-            </w:tcMar>
-          </w:tcPr>
-          <w:p>
-            <w:pPr>
-              <w:rPr/>
-            </w:pPr>
-            <w:r>
-              <w:rPr>
-                <w:rFonts w:ascii="Arial Unicode MS" w:cs="Arial Unicode MS" w:eastAsia="Arial Unicode MS" w:hAnsi="Arial Unicode MS"/>
-                <w:sz w:val="18"/>
-                <w:szCs w:val="18"/>
-                <w:rtl w:val="0"/>
-              </w:rPr>
-              <w:t xml:space="preserve">3. 관리자가 등록을 위한 정보를 입력 필드에 입력한다.</w:t>
-            </w:r>
-            <w:r>
-              <w:rPr>
-                <w:rtl w:val="0"/>
-              </w:rPr>
-            </w:r>
-          </w:p>
-        </w:tc>
-        <w:tc>
-          <w:tcPr>
-            <w:tcBorders>
-              <w:top w:color="000000" w:space="0" w:sz="4" w:val="single"/>
-              <w:left w:color="000000" w:space="0" w:sz="4" w:val="single"/>
-              <w:bottom w:color="000000" w:space="0" w:sz="4" w:val="single"/>
-              <w:right w:color="000000" w:space="0" w:sz="4" w:val="single"/>
-            </w:tcBorders>
-            <w:tcMar>
-              <w:top w:w="80.0" w:type="dxa"/>
-              <w:left w:w="120.0" w:type="dxa"/>
-              <w:bottom w:w="80.0" w:type="dxa"/>
-              <w:right w:w="120.0" w:type="dxa"/>
-            </w:tcMar>
-          </w:tcPr>
-          <w:p>
-            <w:pPr>
-              <w:rPr/>
-            </w:pPr>
-            <w:r>
-              <w:rPr>
-                <w:rtl w:val="0"/>
-              </w:rPr>
-            </w:r>
-          </w:p>
-        </w:tc>
-      </w:tr>
-      <w:tr>
-        <w:trPr>
-          <w:cantSplit w:val="0"/>
-          <w:tblHeader w:val="0"/>
-        </w:trPr>
-        <w:tc>
-          <w:tcPr>
-            <w:tcBorders>
-              <w:top w:color="000000" w:space="0" w:sz="4" w:val="single"/>
-              <w:left w:color="000000" w:space="0" w:sz="4" w:val="single"/>
-              <w:bottom w:color="000000" w:space="0" w:sz="4" w:val="single"/>
-              <w:right w:color="000000" w:space="0" w:sz="4" w:val="single"/>
-            </w:tcBorders>
-            <w:tcMar>
-              <w:top w:w="80.0" w:type="dxa"/>
-              <w:left w:w="120.0" w:type="dxa"/>
-              <w:bottom w:w="80.0" w:type="dxa"/>
-              <w:right w:w="120.0" w:type="dxa"/>
-            </w:tcMar>
-          </w:tcPr>
-          <w:p>
-            <w:pPr>
-              <w:rPr/>
-            </w:pPr>
-            <w:r>
-              <w:rPr>
-                <w:rFonts w:ascii="Arial Unicode MS" w:cs="Arial Unicode MS" w:eastAsia="Arial Unicode MS" w:hAnsi="Arial Unicode MS"/>
-                <w:sz w:val="18"/>
-                <w:szCs w:val="18"/>
-                <w:rtl w:val="0"/>
-              </w:rPr>
-              <w:t xml:space="preserve">4. 관리자가 등록 버튼을 누른다.</w:t>
-            </w:r>
-            <w:r>
-              <w:rPr>
-                <w:rtl w:val="0"/>
-              </w:rPr>
-            </w:r>
-          </w:p>
-        </w:tc>
-        <w:tc>
-          <w:tcPr>
-            <w:tcBorders>
-              <w:top w:color="000000" w:space="0" w:sz="4" w:val="single"/>
-              <w:left w:color="000000" w:space="0" w:sz="4" w:val="single"/>
-              <w:bottom w:color="000000" w:space="0" w:sz="4" w:val="single"/>
-              <w:right w:color="000000" w:space="0" w:sz="4" w:val="single"/>
-            </w:tcBorders>
-            <w:tcMar>
-              <w:top w:w="80.0" w:type="dxa"/>
-              <w:left w:w="120.0" w:type="dxa"/>
-              <w:bottom w:w="80.0" w:type="dxa"/>
-              <w:right w:w="120.0" w:type="dxa"/>
-            </w:tcMar>
-          </w:tcPr>
-          <w:p>
-            <w:pPr>
-              <w:rPr/>
-            </w:pPr>
-            <w:r>
-              <w:rPr>
-                <w:rtl w:val="0"/>
-              </w:rPr>
-            </w:r>
-          </w:p>
-        </w:tc>
-      </w:tr>
-      <w:tr>
-        <w:trPr>
-          <w:cantSplit w:val="0"/>
-          <w:tblHeader w:val="0"/>
-        </w:trPr>
-        <w:tc>
-          <w:tcPr>
-            <w:tcBorders>
-              <w:top w:color="000000" w:space="0" w:sz="4" w:val="single"/>
-              <w:left w:color="000000" w:space="0" w:sz="4" w:val="single"/>
-              <w:bottom w:color="000000" w:space="0" w:sz="4" w:val="single"/>
-              <w:right w:color="000000" w:space="0" w:sz="4" w:val="single"/>
-            </w:tcBorders>
-            <w:tcMar>
-              <w:top w:w="80.0" w:type="dxa"/>
-              <w:left w:w="120.0" w:type="dxa"/>
-              <w:bottom w:w="80.0" w:type="dxa"/>
-              <w:right w:w="120.0" w:type="dxa"/>
-            </w:tcMar>
-          </w:tcPr>
-          <w:p>
-            <w:pPr>
-              <w:rPr/>
-            </w:pPr>
-            <w:r>
-              <w:rPr>
-                <w:rtl w:val="0"/>
-              </w:rPr>
-            </w:r>
-          </w:p>
-        </w:tc>
-        <w:tc>
-          <w:tcPr>
-            <w:tcBorders>
-              <w:top w:color="000000" w:space="0" w:sz="4" w:val="single"/>
-              <w:left w:color="000000" w:space="0" w:sz="4" w:val="single"/>
-              <w:bottom w:color="000000" w:space="0" w:sz="4" w:val="single"/>
-              <w:right w:color="000000" w:space="0" w:sz="4" w:val="single"/>
-            </w:tcBorders>
-            <w:tcMar>
-              <w:top w:w="80.0" w:type="dxa"/>
-              <w:left w:w="120.0" w:type="dxa"/>
-              <w:bottom w:w="80.0" w:type="dxa"/>
-              <w:right w:w="120.0" w:type="dxa"/>
-            </w:tcMar>
-          </w:tcPr>
-          <w:p>
-            <w:pPr>
-              <w:rPr/>
-            </w:pPr>
-            <w:r>
-              <w:rPr>
-                <w:rFonts w:ascii="Arial Unicode MS" w:cs="Arial Unicode MS" w:eastAsia="Arial Unicode MS" w:hAnsi="Arial Unicode MS"/>
-                <w:sz w:val="18"/>
-                <w:szCs w:val="18"/>
-                <w:rtl w:val="0"/>
-              </w:rPr>
-              <w:t xml:space="preserve">5. 등록 완료 메시지를 출력하고 설문 리스트 조회 화면에 해당 설문을 추가한다.</w:t>
+              <w:t xml:space="preserve">1. 회원이 회원 탈퇴 화면에 접근한다</w:t>
+            </w:r>
+            <w:r>
+              <w:rPr>
+                <w:rtl w:val="0"/>
+              </w:rPr>
+            </w:r>
+          </w:p>
+        </w:tc>
+        <w:tc>
+          <w:tcPr>
+            <w:tcBorders>
+              <w:top w:color="000000" w:space="0" w:sz="4" w:val="single"/>
+              <w:left w:color="000000" w:space="0" w:sz="4" w:val="single"/>
+              <w:bottom w:color="000000" w:space="0" w:sz="4" w:val="single"/>
+              <w:right w:color="000000" w:space="0" w:sz="4" w:val="single"/>
+            </w:tcBorders>
+            <w:tcMar>
+              <w:top w:w="80.0" w:type="dxa"/>
+              <w:left w:w="120.0" w:type="dxa"/>
+              <w:bottom w:w="80.0" w:type="dxa"/>
+              <w:right w:w="120.0" w:type="dxa"/>
+            </w:tcMar>
+          </w:tcPr>
+          <w:p>
+            <w:pPr>
+              <w:rPr/>
+            </w:pPr>
+            <w:r>
+              <w:rPr>
+                <w:rtl w:val="0"/>
+              </w:rPr>
+            </w:r>
+          </w:p>
+        </w:tc>
+      </w:tr>
+      <w:tr>
+        <w:trPr>
+          <w:cantSplit w:val="0"/>
+          <w:tblHeader w:val="0"/>
+        </w:trPr>
+        <w:tc>
+          <w:tcPr>
+            <w:tcBorders>
+              <w:top w:color="000000" w:space="0" w:sz="4" w:val="single"/>
+              <w:left w:color="000000" w:space="0" w:sz="4" w:val="single"/>
+              <w:bottom w:color="000000" w:space="0" w:sz="4" w:val="single"/>
+              <w:right w:color="000000" w:space="0" w:sz="4" w:val="single"/>
+            </w:tcBorders>
+            <w:tcMar>
+              <w:top w:w="80.0" w:type="dxa"/>
+              <w:left w:w="120.0" w:type="dxa"/>
+              <w:bottom w:w="80.0" w:type="dxa"/>
+              <w:right w:w="120.0" w:type="dxa"/>
+            </w:tcMar>
+          </w:tcPr>
+          <w:p>
+            <w:pPr>
+              <w:rPr/>
+            </w:pPr>
+            <w:r>
+              <w:rPr>
+                <w:rtl w:val="0"/>
+              </w:rPr>
+            </w:r>
+          </w:p>
+        </w:tc>
+        <w:tc>
+          <w:tcPr>
+            <w:tcBorders>
+              <w:top w:color="000000" w:space="0" w:sz="4" w:val="single"/>
+              <w:left w:color="000000" w:space="0" w:sz="4" w:val="single"/>
+              <w:bottom w:color="000000" w:space="0" w:sz="4" w:val="single"/>
+              <w:right w:color="000000" w:space="0" w:sz="4" w:val="single"/>
+            </w:tcBorders>
+            <w:tcMar>
+              <w:top w:w="80.0" w:type="dxa"/>
+              <w:left w:w="120.0" w:type="dxa"/>
+              <w:bottom w:w="80.0" w:type="dxa"/>
+              <w:right w:w="120.0" w:type="dxa"/>
+            </w:tcMar>
+          </w:tcPr>
+          <w:p>
+            <w:pPr>
+              <w:rPr/>
+            </w:pPr>
+            <w:r>
+              <w:rPr>
+                <w:rFonts w:ascii="Arial Unicode MS" w:cs="Arial Unicode MS" w:eastAsia="Arial Unicode MS" w:hAnsi="Arial Unicode MS"/>
+                <w:sz w:val="18"/>
+                <w:szCs w:val="18"/>
+                <w:rtl w:val="0"/>
+              </w:rPr>
+              <w:t xml:space="preserve">2. 회원 탈퇴 화면을 표시한다</w:t>
+            </w:r>
+            <w:r>
+              <w:rPr>
+                <w:rtl w:val="0"/>
+              </w:rPr>
+            </w:r>
+          </w:p>
+        </w:tc>
+      </w:tr>
+      <w:tr>
+        <w:trPr>
+          <w:cantSplit w:val="0"/>
+          <w:tblHeader w:val="0"/>
+        </w:trPr>
+        <w:tc>
+          <w:tcPr>
+            <w:tcBorders>
+              <w:top w:color="000000" w:space="0" w:sz="4" w:val="single"/>
+              <w:left w:color="000000" w:space="0" w:sz="4" w:val="single"/>
+              <w:bottom w:color="000000" w:space="0" w:sz="4" w:val="single"/>
+              <w:right w:color="000000" w:space="0" w:sz="4" w:val="single"/>
+            </w:tcBorders>
+            <w:tcMar>
+              <w:top w:w="80.0" w:type="dxa"/>
+              <w:left w:w="120.0" w:type="dxa"/>
+              <w:bottom w:w="80.0" w:type="dxa"/>
+              <w:right w:w="120.0" w:type="dxa"/>
+            </w:tcMar>
+          </w:tcPr>
+          <w:p>
+            <w:pPr>
+              <w:rPr/>
+            </w:pPr>
+            <w:r>
+              <w:rPr>
+                <w:rFonts w:ascii="Arial Unicode MS" w:cs="Arial Unicode MS" w:eastAsia="Arial Unicode MS" w:hAnsi="Arial Unicode MS"/>
+                <w:sz w:val="18"/>
+                <w:szCs w:val="18"/>
+                <w:rtl w:val="0"/>
+              </w:rPr>
+              <w:t xml:space="preserve">3. 회원이 회원 탈퇴 버튼을 클릭한다</w:t>
+            </w:r>
+            <w:r>
+              <w:rPr>
+                <w:rtl w:val="0"/>
+              </w:rPr>
+            </w:r>
+          </w:p>
+        </w:tc>
+        <w:tc>
+          <w:tcPr>
+            <w:tcBorders>
+              <w:top w:color="000000" w:space="0" w:sz="4" w:val="single"/>
+              <w:left w:color="000000" w:space="0" w:sz="4" w:val="single"/>
+              <w:bottom w:color="000000" w:space="0" w:sz="4" w:val="single"/>
+              <w:right w:color="000000" w:space="0" w:sz="4" w:val="single"/>
+            </w:tcBorders>
+            <w:tcMar>
+              <w:top w:w="80.0" w:type="dxa"/>
+              <w:left w:w="120.0" w:type="dxa"/>
+              <w:bottom w:w="80.0" w:type="dxa"/>
+              <w:right w:w="120.0" w:type="dxa"/>
+            </w:tcMar>
+          </w:tcPr>
+          <w:p>
+            <w:pPr>
+              <w:rPr/>
+            </w:pPr>
+            <w:r>
+              <w:rPr>
+                <w:rtl w:val="0"/>
+              </w:rPr>
+            </w:r>
+          </w:p>
+        </w:tc>
+      </w:tr>
+      <w:tr>
+        <w:trPr>
+          <w:cantSplit w:val="0"/>
+          <w:tblHeader w:val="0"/>
+        </w:trPr>
+        <w:tc>
+          <w:tcPr>
+            <w:tcBorders>
+              <w:top w:color="000000" w:space="0" w:sz="4" w:val="single"/>
+              <w:left w:color="000000" w:space="0" w:sz="4" w:val="single"/>
+              <w:bottom w:color="000000" w:space="0" w:sz="4" w:val="single"/>
+              <w:right w:color="000000" w:space="0" w:sz="4" w:val="single"/>
+            </w:tcBorders>
+            <w:tcMar>
+              <w:top w:w="80.0" w:type="dxa"/>
+              <w:left w:w="120.0" w:type="dxa"/>
+              <w:bottom w:w="80.0" w:type="dxa"/>
+              <w:right w:w="120.0" w:type="dxa"/>
+            </w:tcMar>
+          </w:tcPr>
+          <w:p>
+            <w:pPr>
+              <w:rPr/>
+            </w:pPr>
+            <w:r>
+              <w:rPr>
+                <w:rtl w:val="0"/>
+              </w:rPr>
+            </w:r>
+          </w:p>
+        </w:tc>
+        <w:tc>
+          <w:tcPr>
+            <w:tcBorders>
+              <w:top w:color="000000" w:space="0" w:sz="4" w:val="single"/>
+              <w:left w:color="000000" w:space="0" w:sz="4" w:val="single"/>
+              <w:bottom w:color="000000" w:space="0" w:sz="4" w:val="single"/>
+              <w:right w:color="000000" w:space="0" w:sz="4" w:val="single"/>
+            </w:tcBorders>
+            <w:tcMar>
+              <w:top w:w="80.0" w:type="dxa"/>
+              <w:left w:w="120.0" w:type="dxa"/>
+              <w:bottom w:w="80.0" w:type="dxa"/>
+              <w:right w:w="120.0" w:type="dxa"/>
+            </w:tcMar>
+          </w:tcPr>
+          <w:p>
+            <w:pPr>
+              <w:rPr/>
+            </w:pPr>
+            <w:r>
+              <w:rPr>
+                <w:rFonts w:ascii="Arial Unicode MS" w:cs="Arial Unicode MS" w:eastAsia="Arial Unicode MS" w:hAnsi="Arial Unicode MS"/>
+                <w:sz w:val="18"/>
+                <w:szCs w:val="18"/>
+                <w:rtl w:val="0"/>
+              </w:rPr>
+              <w:t xml:space="preserve">4. 회원 탈퇴 완료 메시지를 출력한다.</w:t>
             </w:r>
             <w:r>
               <w:rPr>
@@ -2078,7 +2033,7 @@
                 <w:bCs w:val="1"/>
                 <w:rtl w:val="0"/>
               </w:rPr>
-              <w:t xml:space="preserve">설문 리스트 조회 (신원영)</w:t>
+              <w:t xml:space="preserve">설문 등록 (신원영)</w:t>
             </w:r>
             <w:r>
               <w:rPr>
@@ -2197,185 +2152,301 @@
                 <w:szCs w:val="18"/>
                 <w:rtl w:val="0"/>
               </w:rPr>
-              <w:t xml:space="preserve">1. 관리자가 설문 리스트 조회 화면에 접근한다.</w:t>
-            </w:r>
-            <w:r>
-              <w:rPr>
-                <w:rtl w:val="0"/>
-              </w:rPr>
-            </w:r>
-          </w:p>
-        </w:tc>
-        <w:tc>
-          <w:tcPr>
-            <w:tcBorders>
-              <w:top w:color="000000" w:space="0" w:sz="4" w:val="single"/>
-              <w:left w:color="000000" w:space="0" w:sz="4" w:val="single"/>
-              <w:bottom w:color="000000" w:space="0" w:sz="4" w:val="single"/>
-              <w:right w:color="000000" w:space="0" w:sz="4" w:val="single"/>
-            </w:tcBorders>
-            <w:tcMar>
-              <w:top w:w="80.0" w:type="dxa"/>
-              <w:left w:w="120.0" w:type="dxa"/>
-              <w:bottom w:w="80.0" w:type="dxa"/>
-              <w:right w:w="120.0" w:type="dxa"/>
-            </w:tcMar>
-          </w:tcPr>
-          <w:p>
-            <w:pPr>
-              <w:rPr/>
-            </w:pPr>
-            <w:r>
-              <w:rPr>
-                <w:rtl w:val="0"/>
-              </w:rPr>
-            </w:r>
-          </w:p>
-        </w:tc>
-      </w:tr>
-      <w:tr>
-        <w:trPr>
-          <w:cantSplit w:val="0"/>
-          <w:tblHeader w:val="0"/>
-        </w:trPr>
-        <w:tc>
-          <w:tcPr>
-            <w:tcBorders>
-              <w:top w:color="000000" w:space="0" w:sz="4" w:val="single"/>
-              <w:left w:color="000000" w:space="0" w:sz="4" w:val="single"/>
-              <w:bottom w:color="000000" w:space="0" w:sz="4" w:val="single"/>
-              <w:right w:color="000000" w:space="0" w:sz="4" w:val="single"/>
-            </w:tcBorders>
-            <w:tcMar>
-              <w:top w:w="80.0" w:type="dxa"/>
-              <w:left w:w="120.0" w:type="dxa"/>
-              <w:bottom w:w="80.0" w:type="dxa"/>
-              <w:right w:w="120.0" w:type="dxa"/>
-            </w:tcMar>
-          </w:tcPr>
-          <w:p>
-            <w:pPr>
-              <w:rPr/>
-            </w:pPr>
-            <w:r>
-              <w:rPr>
-                <w:rtl w:val="0"/>
-              </w:rPr>
-            </w:r>
-          </w:p>
-        </w:tc>
-        <w:tc>
-          <w:tcPr>
-            <w:tcBorders>
-              <w:top w:color="000000" w:space="0" w:sz="4" w:val="single"/>
-              <w:left w:color="000000" w:space="0" w:sz="4" w:val="single"/>
-              <w:bottom w:color="000000" w:space="0" w:sz="4" w:val="single"/>
-              <w:right w:color="000000" w:space="0" w:sz="4" w:val="single"/>
-            </w:tcBorders>
-            <w:tcMar>
-              <w:top w:w="80.0" w:type="dxa"/>
-              <w:left w:w="120.0" w:type="dxa"/>
-              <w:bottom w:w="80.0" w:type="dxa"/>
-              <w:right w:w="120.0" w:type="dxa"/>
-            </w:tcMar>
-          </w:tcPr>
-          <w:p>
-            <w:pPr>
-              <w:rPr/>
-            </w:pPr>
-            <w:r>
-              <w:rPr>
-                <w:rFonts w:ascii="Arial Unicode MS" w:cs="Arial Unicode MS" w:eastAsia="Arial Unicode MS" w:hAnsi="Arial Unicode MS"/>
-                <w:sz w:val="18"/>
-                <w:szCs w:val="18"/>
-                <w:rtl w:val="0"/>
-              </w:rPr>
-              <w:t xml:space="preserve">2. 등록된 설문 리스트를 표시한다.</w:t>
-            </w:r>
-            <w:r>
-              <w:rPr>
-                <w:rtl w:val="0"/>
-              </w:rPr>
-            </w:r>
-          </w:p>
-        </w:tc>
-      </w:tr>
-      <w:tr>
-        <w:trPr>
-          <w:cantSplit w:val="0"/>
-          <w:tblHeader w:val="0"/>
-        </w:trPr>
-        <w:tc>
-          <w:tcPr>
-            <w:gridSpan w:val="2"/>
-            <w:tcBorders>
-              <w:top w:color="000000" w:space="0" w:sz="4" w:val="single"/>
-              <w:left w:color="000000" w:space="0" w:sz="4" w:val="single"/>
-              <w:bottom w:color="000000" w:space="0" w:sz="4" w:val="single"/>
-              <w:right w:color="000000" w:space="0" w:sz="4" w:val="single"/>
-            </w:tcBorders>
-            <w:tcMar>
-              <w:top w:w="80.0" w:type="dxa"/>
-              <w:left w:w="120.0" w:type="dxa"/>
-              <w:bottom w:w="80.0" w:type="dxa"/>
-              <w:right w:w="120.0" w:type="dxa"/>
-            </w:tcMar>
-          </w:tcPr>
-          <w:p>
-            <w:pPr>
-              <w:rPr>
-                <w:b w:val="1"/>
-                <w:bCs w:val="1"/>
-              </w:rPr>
-            </w:pPr>
-            <w:r>
-              <w:rPr>
-                <w:rFonts w:ascii="Helvetica Neue" w:cs="Helvetica Neue" w:eastAsia="Helvetica Neue" w:hAnsi="Helvetica Neue"/>
-                <w:b w:val="1"/>
-                <w:bCs w:val="1"/>
-                <w:sz w:val="18"/>
-                <w:szCs w:val="18"/>
-                <w:rtl w:val="0"/>
-              </w:rPr>
-              <w:t xml:space="preserve">Extensions</w:t>
-            </w:r>
-            <w:r>
-              <w:rPr>
-                <w:rtl w:val="0"/>
-              </w:rPr>
-            </w:r>
-          </w:p>
-          <w:p>
-            <w:pPr>
-              <w:rPr/>
-            </w:pPr>
-            <w:r>
-              <w:rPr>
-                <w:rFonts w:ascii="Arial Unicode MS" w:cs="Arial Unicode MS" w:eastAsia="Arial Unicode MS" w:hAnsi="Arial Unicode MS"/>
-                <w:sz w:val="18"/>
-                <w:szCs w:val="18"/>
-                <w:rtl w:val="0"/>
-              </w:rPr>
-              <w:t xml:space="preserve">Step 2: 관리자가 등록된 설문 중 원하는 항목의 상세 내용을 확인한다.</w:t>
-            </w:r>
-            <w:r>
-              <w:rPr>
-                <w:rtl w:val="0"/>
-              </w:rPr>
-            </w:r>
-          </w:p>
-          <w:p>
-            <w:pPr>
-              <w:rPr/>
-            </w:pPr>
-            <w:r>
-              <w:rPr>
-                <w:rFonts w:ascii="Arial Unicode MS" w:cs="Arial Unicode MS" w:eastAsia="Arial Unicode MS" w:hAnsi="Arial Unicode MS"/>
-                <w:sz w:val="18"/>
-                <w:szCs w:val="18"/>
-                <w:rtl w:val="0"/>
-              </w:rPr>
-              <w:t xml:space="preserve">Step 2: 관리자가 등록된 설문 중 원하는 항목을 삭제한다.</w:t>
+              <w:t xml:space="preserve">1. 관리자가 설문 등록 화면에 접근한다.</w:t>
+            </w:r>
+            <w:r>
+              <w:rPr>
+                <w:rtl w:val="0"/>
+              </w:rPr>
+            </w:r>
+          </w:p>
+        </w:tc>
+        <w:tc>
+          <w:tcPr>
+            <w:tcBorders>
+              <w:top w:color="000000" w:space="0" w:sz="4" w:val="single"/>
+              <w:left w:color="000000" w:space="0" w:sz="4" w:val="single"/>
+              <w:bottom w:color="000000" w:space="0" w:sz="4" w:val="single"/>
+              <w:right w:color="000000" w:space="0" w:sz="4" w:val="single"/>
+            </w:tcBorders>
+            <w:tcMar>
+              <w:top w:w="80.0" w:type="dxa"/>
+              <w:left w:w="120.0" w:type="dxa"/>
+              <w:bottom w:w="80.0" w:type="dxa"/>
+              <w:right w:w="120.0" w:type="dxa"/>
+            </w:tcMar>
+          </w:tcPr>
+          <w:p>
+            <w:pPr>
+              <w:rPr/>
+            </w:pPr>
+            <w:r>
+              <w:rPr>
+                <w:rtl w:val="0"/>
+              </w:rPr>
+            </w:r>
+          </w:p>
+        </w:tc>
+      </w:tr>
+      <w:tr>
+        <w:trPr>
+          <w:cantSplit w:val="0"/>
+          <w:tblHeader w:val="0"/>
+        </w:trPr>
+        <w:tc>
+          <w:tcPr>
+            <w:tcBorders>
+              <w:top w:color="000000" w:space="0" w:sz="4" w:val="single"/>
+              <w:left w:color="000000" w:space="0" w:sz="4" w:val="single"/>
+              <w:bottom w:color="000000" w:space="0" w:sz="4" w:val="single"/>
+              <w:right w:color="000000" w:space="0" w:sz="4" w:val="single"/>
+            </w:tcBorders>
+            <w:tcMar>
+              <w:top w:w="80.0" w:type="dxa"/>
+              <w:left w:w="120.0" w:type="dxa"/>
+              <w:bottom w:w="80.0" w:type="dxa"/>
+              <w:right w:w="120.0" w:type="dxa"/>
+            </w:tcMar>
+          </w:tcPr>
+          <w:p>
+            <w:pPr>
+              <w:rPr/>
+            </w:pPr>
+            <w:r>
+              <w:rPr>
+                <w:rtl w:val="0"/>
+              </w:rPr>
+            </w:r>
+          </w:p>
+        </w:tc>
+        <w:tc>
+          <w:tcPr>
+            <w:tcBorders>
+              <w:top w:color="000000" w:space="0" w:sz="4" w:val="single"/>
+              <w:left w:color="000000" w:space="0" w:sz="4" w:val="single"/>
+              <w:bottom w:color="000000" w:space="0" w:sz="4" w:val="single"/>
+              <w:right w:color="000000" w:space="0" w:sz="4" w:val="single"/>
+            </w:tcBorders>
+            <w:tcMar>
+              <w:top w:w="80.0" w:type="dxa"/>
+              <w:left w:w="120.0" w:type="dxa"/>
+              <w:bottom w:w="80.0" w:type="dxa"/>
+              <w:right w:w="120.0" w:type="dxa"/>
+            </w:tcMar>
+          </w:tcPr>
+          <w:p>
+            <w:pPr>
+              <w:rPr/>
+            </w:pPr>
+            <w:r>
+              <w:rPr>
+                <w:rFonts w:ascii="Arial Unicode MS" w:cs="Arial Unicode MS" w:eastAsia="Arial Unicode MS" w:hAnsi="Arial Unicode MS"/>
+                <w:sz w:val="18"/>
+                <w:szCs w:val="18"/>
+                <w:rtl w:val="0"/>
+              </w:rPr>
+              <w:t xml:space="preserve">2. 설문 등록을 위한 화면을 표시한다. 화면에는 제목, 설명, 시작 및 마감일, 항목 등의 입력 필드를 포함한다.</w:t>
+            </w:r>
+            <w:r>
+              <w:rPr>
+                <w:rtl w:val="0"/>
+              </w:rPr>
+            </w:r>
+          </w:p>
+        </w:tc>
+      </w:tr>
+      <w:tr>
+        <w:trPr>
+          <w:cantSplit w:val="0"/>
+          <w:tblHeader w:val="0"/>
+        </w:trPr>
+        <w:tc>
+          <w:tcPr>
+            <w:tcBorders>
+              <w:top w:color="000000" w:space="0" w:sz="4" w:val="single"/>
+              <w:left w:color="000000" w:space="0" w:sz="4" w:val="single"/>
+              <w:bottom w:color="000000" w:space="0" w:sz="4" w:val="single"/>
+              <w:right w:color="000000" w:space="0" w:sz="4" w:val="single"/>
+            </w:tcBorders>
+            <w:tcMar>
+              <w:top w:w="80.0" w:type="dxa"/>
+              <w:left w:w="120.0" w:type="dxa"/>
+              <w:bottom w:w="80.0" w:type="dxa"/>
+              <w:right w:w="120.0" w:type="dxa"/>
+            </w:tcMar>
+          </w:tcPr>
+          <w:p>
+            <w:pPr>
+              <w:rPr/>
+            </w:pPr>
+            <w:r>
+              <w:rPr>
+                <w:rFonts w:ascii="Arial Unicode MS" w:cs="Arial Unicode MS" w:eastAsia="Arial Unicode MS" w:hAnsi="Arial Unicode MS"/>
+                <w:sz w:val="18"/>
+                <w:szCs w:val="18"/>
+                <w:rtl w:val="0"/>
+              </w:rPr>
+              <w:t xml:space="preserve">3. 관리자가 등록을 위한 정보를 입력 필드에 입력한다.</w:t>
+            </w:r>
+            <w:r>
+              <w:rPr>
+                <w:rtl w:val="0"/>
+              </w:rPr>
+            </w:r>
+          </w:p>
+        </w:tc>
+        <w:tc>
+          <w:tcPr>
+            <w:tcBorders>
+              <w:top w:color="000000" w:space="0" w:sz="4" w:val="single"/>
+              <w:left w:color="000000" w:space="0" w:sz="4" w:val="single"/>
+              <w:bottom w:color="000000" w:space="0" w:sz="4" w:val="single"/>
+              <w:right w:color="000000" w:space="0" w:sz="4" w:val="single"/>
+            </w:tcBorders>
+            <w:tcMar>
+              <w:top w:w="80.0" w:type="dxa"/>
+              <w:left w:w="120.0" w:type="dxa"/>
+              <w:bottom w:w="80.0" w:type="dxa"/>
+              <w:right w:w="120.0" w:type="dxa"/>
+            </w:tcMar>
+          </w:tcPr>
+          <w:p>
+            <w:pPr>
+              <w:rPr/>
+            </w:pPr>
+            <w:r>
+              <w:rPr>
+                <w:rtl w:val="0"/>
+              </w:rPr>
+            </w:r>
+          </w:p>
+        </w:tc>
+      </w:tr>
+      <w:tr>
+        <w:trPr>
+          <w:cantSplit w:val="0"/>
+          <w:tblHeader w:val="0"/>
+        </w:trPr>
+        <w:tc>
+          <w:tcPr>
+            <w:tcBorders>
+              <w:top w:color="000000" w:space="0" w:sz="4" w:val="single"/>
+              <w:left w:color="000000" w:space="0" w:sz="4" w:val="single"/>
+              <w:bottom w:color="000000" w:space="0" w:sz="4" w:val="single"/>
+              <w:right w:color="000000" w:space="0" w:sz="4" w:val="single"/>
+            </w:tcBorders>
+            <w:tcMar>
+              <w:top w:w="80.0" w:type="dxa"/>
+              <w:left w:w="120.0" w:type="dxa"/>
+              <w:bottom w:w="80.0" w:type="dxa"/>
+              <w:right w:w="120.0" w:type="dxa"/>
+            </w:tcMar>
+          </w:tcPr>
+          <w:p>
+            <w:pPr>
+              <w:rPr/>
+            </w:pPr>
+            <w:r>
+              <w:rPr>
+                <w:rFonts w:ascii="Arial Unicode MS" w:cs="Arial Unicode MS" w:eastAsia="Arial Unicode MS" w:hAnsi="Arial Unicode MS"/>
+                <w:sz w:val="18"/>
+                <w:szCs w:val="18"/>
+                <w:rtl w:val="0"/>
+              </w:rPr>
+              <w:t xml:space="preserve">4. 관리자가 등록 버튼을 누른다.</w:t>
+            </w:r>
+            <w:r>
+              <w:rPr>
+                <w:rtl w:val="0"/>
+              </w:rPr>
+            </w:r>
+          </w:p>
+        </w:tc>
+        <w:tc>
+          <w:tcPr>
+            <w:tcBorders>
+              <w:top w:color="000000" w:space="0" w:sz="4" w:val="single"/>
+              <w:left w:color="000000" w:space="0" w:sz="4" w:val="single"/>
+              <w:bottom w:color="000000" w:space="0" w:sz="4" w:val="single"/>
+              <w:right w:color="000000" w:space="0" w:sz="4" w:val="single"/>
+            </w:tcBorders>
+            <w:tcMar>
+              <w:top w:w="80.0" w:type="dxa"/>
+              <w:left w:w="120.0" w:type="dxa"/>
+              <w:bottom w:w="80.0" w:type="dxa"/>
+              <w:right w:w="120.0" w:type="dxa"/>
+            </w:tcMar>
+          </w:tcPr>
+          <w:p>
+            <w:pPr>
+              <w:rPr/>
+            </w:pPr>
+            <w:r>
+              <w:rPr>
+                <w:rtl w:val="0"/>
+              </w:rPr>
+            </w:r>
+          </w:p>
+        </w:tc>
+      </w:tr>
+      <w:tr>
+        <w:trPr>
+          <w:cantSplit w:val="0"/>
+          <w:tblHeader w:val="0"/>
+        </w:trPr>
+        <w:tc>
+          <w:tcPr>
+            <w:tcBorders>
+              <w:top w:color="000000" w:space="0" w:sz="4" w:val="single"/>
+              <w:left w:color="000000" w:space="0" w:sz="4" w:val="single"/>
+              <w:bottom w:color="000000" w:space="0" w:sz="4" w:val="single"/>
+              <w:right w:color="000000" w:space="0" w:sz="4" w:val="single"/>
+            </w:tcBorders>
+            <w:tcMar>
+              <w:top w:w="80.0" w:type="dxa"/>
+              <w:left w:w="120.0" w:type="dxa"/>
+              <w:bottom w:w="80.0" w:type="dxa"/>
+              <w:right w:w="120.0" w:type="dxa"/>
+            </w:tcMar>
+          </w:tcPr>
+          <w:p>
+            <w:pPr>
+              <w:rPr/>
+            </w:pPr>
+            <w:r>
+              <w:rPr>
+                <w:rtl w:val="0"/>
+              </w:rPr>
+            </w:r>
+          </w:p>
+        </w:tc>
+        <w:tc>
+          <w:tcPr>
+            <w:tcBorders>
+              <w:top w:color="000000" w:space="0" w:sz="4" w:val="single"/>
+              <w:left w:color="000000" w:space="0" w:sz="4" w:val="single"/>
+              <w:bottom w:color="000000" w:space="0" w:sz="4" w:val="single"/>
+              <w:right w:color="000000" w:space="0" w:sz="4" w:val="single"/>
+            </w:tcBorders>
+            <w:tcMar>
+              <w:top w:w="80.0" w:type="dxa"/>
+              <w:left w:w="120.0" w:type="dxa"/>
+              <w:bottom w:w="80.0" w:type="dxa"/>
+              <w:right w:w="120.0" w:type="dxa"/>
+            </w:tcMar>
+          </w:tcPr>
+          <w:p>
+            <w:pPr>
+              <w:rPr/>
+            </w:pPr>
+            <w:r>
+              <w:rPr>
+                <w:rFonts w:ascii="Arial Unicode MS" w:cs="Arial Unicode MS" w:eastAsia="Arial Unicode MS" w:hAnsi="Arial Unicode MS"/>
+                <w:sz w:val="18"/>
+                <w:szCs w:val="18"/>
+                <w:rtl w:val="0"/>
+              </w:rPr>
+              <w:t xml:space="preserve">5. 등록 완료 메시지를 출력하고 설문 리스트 조회 화면에 해당 설문을 추가한다.</w:t>
             </w:r>
             <w:r>
               <w:rPr>
@@ -2455,7 +2526,7 @@
                 <w:bCs w:val="1"/>
                 <w:rtl w:val="0"/>
               </w:rPr>
-              <w:t xml:space="preserve">설문 검색 (이채은)</w:t>
+              <w:t xml:space="preserve">설문 리스트 조회 (신원영)</w:t>
             </w:r>
             <w:r>
               <w:rPr>
@@ -2574,301 +2645,100 @@
                 <w:szCs w:val="18"/>
                 <w:rtl w:val="0"/>
               </w:rPr>
-              <w:t xml:space="preserve">1. 회원이 설문 검색 화면에 접근한다.</w:t>
-            </w:r>
-            <w:r>
-              <w:rPr>
-                <w:rtl w:val="0"/>
-              </w:rPr>
-            </w:r>
-          </w:p>
-        </w:tc>
-        <w:tc>
-          <w:tcPr>
-            <w:tcBorders>
-              <w:top w:color="000000" w:space="0" w:sz="4" w:val="single"/>
-              <w:left w:color="000000" w:space="0" w:sz="4" w:val="single"/>
-              <w:bottom w:color="000000" w:space="0" w:sz="4" w:val="single"/>
-              <w:right w:color="000000" w:space="0" w:sz="4" w:val="single"/>
-            </w:tcBorders>
-            <w:tcMar>
-              <w:top w:w="80.0" w:type="dxa"/>
-              <w:left w:w="120.0" w:type="dxa"/>
-              <w:bottom w:w="80.0" w:type="dxa"/>
-              <w:right w:w="120.0" w:type="dxa"/>
-            </w:tcMar>
-          </w:tcPr>
-          <w:p>
-            <w:pPr>
-              <w:rPr/>
-            </w:pPr>
-            <w:r>
-              <w:rPr>
-                <w:rtl w:val="0"/>
-              </w:rPr>
-            </w:r>
-          </w:p>
-        </w:tc>
-      </w:tr>
-      <w:tr>
-        <w:trPr>
-          <w:cantSplit w:val="0"/>
-          <w:tblHeader w:val="0"/>
-        </w:trPr>
-        <w:tc>
-          <w:tcPr>
-            <w:tcBorders>
-              <w:top w:color="000000" w:space="0" w:sz="4" w:val="single"/>
-              <w:left w:color="000000" w:space="0" w:sz="4" w:val="single"/>
-              <w:bottom w:color="000000" w:space="0" w:sz="4" w:val="single"/>
-              <w:right w:color="000000" w:space="0" w:sz="4" w:val="single"/>
-            </w:tcBorders>
-            <w:tcMar>
-              <w:top w:w="80.0" w:type="dxa"/>
-              <w:left w:w="120.0" w:type="dxa"/>
-              <w:bottom w:w="80.0" w:type="dxa"/>
-              <w:right w:w="120.0" w:type="dxa"/>
-            </w:tcMar>
-          </w:tcPr>
-          <w:p>
-            <w:pPr>
-              <w:rPr/>
-            </w:pPr>
-            <w:r>
-              <w:rPr>
-                <w:rtl w:val="0"/>
-              </w:rPr>
-            </w:r>
-          </w:p>
-        </w:tc>
-        <w:tc>
-          <w:tcPr>
-            <w:tcBorders>
-              <w:top w:color="000000" w:space="0" w:sz="4" w:val="single"/>
-              <w:left w:color="000000" w:space="0" w:sz="4" w:val="single"/>
-              <w:bottom w:color="000000" w:space="0" w:sz="4" w:val="single"/>
-              <w:right w:color="000000" w:space="0" w:sz="4" w:val="single"/>
-            </w:tcBorders>
-            <w:tcMar>
-              <w:top w:w="80.0" w:type="dxa"/>
-              <w:left w:w="120.0" w:type="dxa"/>
-              <w:bottom w:w="80.0" w:type="dxa"/>
-              <w:right w:w="120.0" w:type="dxa"/>
-            </w:tcMar>
-          </w:tcPr>
-          <w:p>
-            <w:pPr>
-              <w:rPr/>
-            </w:pPr>
-            <w:r>
-              <w:rPr>
-                <w:rFonts w:ascii="Arial Unicode MS" w:cs="Arial Unicode MS" w:eastAsia="Arial Unicode MS" w:hAnsi="Arial Unicode MS"/>
-                <w:sz w:val="18"/>
-                <w:szCs w:val="18"/>
-                <w:rtl w:val="0"/>
-              </w:rPr>
-              <w:t xml:space="preserve">2. 시스템이 카테고리 선택 옵션(현재 진행 중인, 향후 진행 예정인, 종료된 설문 리스트)과 키워드 입력 필드를 표시한다. 카테고리는 하나만 선택 가능하며, 선택되지 않을 시 검색 버튼을 비활성화한다.</w:t>
-            </w:r>
-            <w:r>
-              <w:rPr>
-                <w:rtl w:val="0"/>
-              </w:rPr>
-            </w:r>
-          </w:p>
-        </w:tc>
-      </w:tr>
-      <w:tr>
-        <w:trPr>
-          <w:cantSplit w:val="0"/>
-          <w:tblHeader w:val="0"/>
-        </w:trPr>
-        <w:tc>
-          <w:tcPr>
-            <w:tcBorders>
-              <w:top w:color="000000" w:space="0" w:sz="4" w:val="single"/>
-              <w:left w:color="000000" w:space="0" w:sz="4" w:val="single"/>
-              <w:bottom w:color="000000" w:space="0" w:sz="4" w:val="single"/>
-              <w:right w:color="000000" w:space="0" w:sz="4" w:val="single"/>
-            </w:tcBorders>
-            <w:tcMar>
-              <w:top w:w="80.0" w:type="dxa"/>
-              <w:left w:w="120.0" w:type="dxa"/>
-              <w:bottom w:w="80.0" w:type="dxa"/>
-              <w:right w:w="120.0" w:type="dxa"/>
-            </w:tcMar>
-          </w:tcPr>
-          <w:p>
-            <w:pPr>
-              <w:rPr/>
-            </w:pPr>
-            <w:r>
-              <w:rPr>
-                <w:rFonts w:ascii="Arial Unicode MS" w:cs="Arial Unicode MS" w:eastAsia="Arial Unicode MS" w:hAnsi="Arial Unicode MS"/>
-                <w:sz w:val="18"/>
-                <w:szCs w:val="18"/>
-                <w:rtl w:val="0"/>
-              </w:rPr>
-              <w:t xml:space="preserve">3. 회원이 카테고리를 하나 선택한다.</w:t>
-            </w:r>
-            <w:r>
-              <w:rPr>
-                <w:rtl w:val="0"/>
-              </w:rPr>
-            </w:r>
-          </w:p>
-        </w:tc>
-        <w:tc>
-          <w:tcPr>
-            <w:tcBorders>
-              <w:top w:color="000000" w:space="0" w:sz="4" w:val="single"/>
-              <w:left w:color="000000" w:space="0" w:sz="4" w:val="single"/>
-              <w:bottom w:color="000000" w:space="0" w:sz="4" w:val="single"/>
-              <w:right w:color="000000" w:space="0" w:sz="4" w:val="single"/>
-            </w:tcBorders>
-            <w:tcMar>
-              <w:top w:w="80.0" w:type="dxa"/>
-              <w:left w:w="120.0" w:type="dxa"/>
-              <w:bottom w:w="80.0" w:type="dxa"/>
-              <w:right w:w="120.0" w:type="dxa"/>
-            </w:tcMar>
-          </w:tcPr>
-          <w:p>
-            <w:pPr>
-              <w:rPr/>
-            </w:pPr>
-            <w:r>
-              <w:rPr>
-                <w:rtl w:val="0"/>
-              </w:rPr>
-            </w:r>
-          </w:p>
-        </w:tc>
-      </w:tr>
-      <w:tr>
-        <w:trPr>
-          <w:cantSplit w:val="0"/>
-          <w:tblHeader w:val="0"/>
-        </w:trPr>
-        <w:tc>
-          <w:tcPr>
-            <w:tcBorders>
-              <w:top w:color="000000" w:space="0" w:sz="4" w:val="single"/>
-              <w:left w:color="000000" w:space="0" w:sz="4" w:val="single"/>
-              <w:bottom w:color="000000" w:space="0" w:sz="4" w:val="single"/>
-              <w:right w:color="000000" w:space="0" w:sz="4" w:val="single"/>
-            </w:tcBorders>
-            <w:tcMar>
-              <w:top w:w="80.0" w:type="dxa"/>
-              <w:left w:w="120.0" w:type="dxa"/>
-              <w:bottom w:w="80.0" w:type="dxa"/>
-              <w:right w:w="120.0" w:type="dxa"/>
-            </w:tcMar>
-          </w:tcPr>
-          <w:p>
-            <w:pPr>
-              <w:rPr/>
-            </w:pPr>
-            <w:r>
-              <w:rPr>
-                <w:rFonts w:ascii="Arial Unicode MS" w:cs="Arial Unicode MS" w:eastAsia="Arial Unicode MS" w:hAnsi="Arial Unicode MS"/>
-                <w:sz w:val="18"/>
-                <w:szCs w:val="18"/>
-                <w:rtl w:val="0"/>
-              </w:rPr>
-              <w:t xml:space="preserve">4. 회원이 키워드를 입력하고 검색 버튼을 누른다.</w:t>
-            </w:r>
-            <w:r>
-              <w:rPr>
-                <w:rtl w:val="0"/>
-              </w:rPr>
-            </w:r>
-          </w:p>
-        </w:tc>
-        <w:tc>
-          <w:tcPr>
-            <w:tcBorders>
-              <w:top w:color="000000" w:space="0" w:sz="4" w:val="single"/>
-              <w:left w:color="000000" w:space="0" w:sz="4" w:val="single"/>
-              <w:bottom w:color="000000" w:space="0" w:sz="4" w:val="single"/>
-              <w:right w:color="000000" w:space="0" w:sz="4" w:val="single"/>
-            </w:tcBorders>
-            <w:tcMar>
-              <w:top w:w="80.0" w:type="dxa"/>
-              <w:left w:w="120.0" w:type="dxa"/>
-              <w:bottom w:w="80.0" w:type="dxa"/>
-              <w:right w:w="120.0" w:type="dxa"/>
-            </w:tcMar>
-          </w:tcPr>
-          <w:p>
-            <w:pPr>
-              <w:rPr/>
-            </w:pPr>
-            <w:r>
-              <w:rPr>
-                <w:rtl w:val="0"/>
-              </w:rPr>
-            </w:r>
-          </w:p>
-        </w:tc>
-      </w:tr>
-      <w:tr>
-        <w:trPr>
-          <w:cantSplit w:val="0"/>
-          <w:tblHeader w:val="0"/>
-        </w:trPr>
-        <w:tc>
-          <w:tcPr>
-            <w:tcBorders>
-              <w:top w:color="000000" w:space="0" w:sz="4" w:val="single"/>
-              <w:left w:color="000000" w:space="0" w:sz="4" w:val="single"/>
-              <w:bottom w:color="000000" w:space="0" w:sz="4" w:val="single"/>
-              <w:right w:color="000000" w:space="0" w:sz="4" w:val="single"/>
-            </w:tcBorders>
-            <w:tcMar>
-              <w:top w:w="80.0" w:type="dxa"/>
-              <w:left w:w="120.0" w:type="dxa"/>
-              <w:bottom w:w="80.0" w:type="dxa"/>
-              <w:right w:w="120.0" w:type="dxa"/>
-            </w:tcMar>
-          </w:tcPr>
-          <w:p>
-            <w:pPr>
-              <w:rPr/>
-            </w:pPr>
-            <w:r>
-              <w:rPr>
-                <w:rtl w:val="0"/>
-              </w:rPr>
-            </w:r>
-          </w:p>
-        </w:tc>
-        <w:tc>
-          <w:tcPr>
-            <w:tcBorders>
-              <w:top w:color="000000" w:space="0" w:sz="4" w:val="single"/>
-              <w:left w:color="000000" w:space="0" w:sz="4" w:val="single"/>
-              <w:bottom w:color="000000" w:space="0" w:sz="4" w:val="single"/>
-              <w:right w:color="000000" w:space="0" w:sz="4" w:val="single"/>
-            </w:tcBorders>
-            <w:tcMar>
-              <w:top w:w="80.0" w:type="dxa"/>
-              <w:left w:w="120.0" w:type="dxa"/>
-              <w:bottom w:w="80.0" w:type="dxa"/>
-              <w:right w:w="120.0" w:type="dxa"/>
-            </w:tcMar>
-          </w:tcPr>
-          <w:p>
-            <w:pPr>
-              <w:rPr/>
-            </w:pPr>
-            <w:r>
-              <w:rPr>
-                <w:rFonts w:ascii="Arial Unicode MS" w:cs="Arial Unicode MS" w:eastAsia="Arial Unicode MS" w:hAnsi="Arial Unicode MS"/>
-                <w:sz w:val="18"/>
-                <w:szCs w:val="18"/>
-                <w:rtl w:val="0"/>
-              </w:rPr>
-              <w:t xml:space="preserve">5. 시스템이 해당 카테고리 내에서 키워드를 포함한 설문 리스트를 표시한다.</w:t>
+              <w:t xml:space="preserve">1. 관리자가 설문 리스트 조회 화면에 접근한다.</w:t>
+            </w:r>
+            <w:r>
+              <w:rPr>
+                <w:rtl w:val="0"/>
+              </w:rPr>
+            </w:r>
+          </w:p>
+        </w:tc>
+        <w:tc>
+          <w:tcPr>
+            <w:tcBorders>
+              <w:top w:color="000000" w:space="0" w:sz="4" w:val="single"/>
+              <w:left w:color="000000" w:space="0" w:sz="4" w:val="single"/>
+              <w:bottom w:color="000000" w:space="0" w:sz="4" w:val="single"/>
+              <w:right w:color="000000" w:space="0" w:sz="4" w:val="single"/>
+            </w:tcBorders>
+            <w:tcMar>
+              <w:top w:w="80.0" w:type="dxa"/>
+              <w:left w:w="120.0" w:type="dxa"/>
+              <w:bottom w:w="80.0" w:type="dxa"/>
+              <w:right w:w="120.0" w:type="dxa"/>
+            </w:tcMar>
+          </w:tcPr>
+          <w:p>
+            <w:pPr>
+              <w:rPr/>
+            </w:pPr>
+            <w:r>
+              <w:rPr>
+                <w:rtl w:val="0"/>
+              </w:rPr>
+            </w:r>
+          </w:p>
+        </w:tc>
+      </w:tr>
+      <w:tr>
+        <w:trPr>
+          <w:cantSplit w:val="0"/>
+          <w:tblHeader w:val="0"/>
+        </w:trPr>
+        <w:tc>
+          <w:tcPr>
+            <w:tcBorders>
+              <w:top w:color="000000" w:space="0" w:sz="4" w:val="single"/>
+              <w:left w:color="000000" w:space="0" w:sz="4" w:val="single"/>
+              <w:bottom w:color="000000" w:space="0" w:sz="4" w:val="single"/>
+              <w:right w:color="000000" w:space="0" w:sz="4" w:val="single"/>
+            </w:tcBorders>
+            <w:tcMar>
+              <w:top w:w="80.0" w:type="dxa"/>
+              <w:left w:w="120.0" w:type="dxa"/>
+              <w:bottom w:w="80.0" w:type="dxa"/>
+              <w:right w:w="120.0" w:type="dxa"/>
+            </w:tcMar>
+          </w:tcPr>
+          <w:p>
+            <w:pPr>
+              <w:rPr/>
+            </w:pPr>
+            <w:r>
+              <w:rPr>
+                <w:rtl w:val="0"/>
+              </w:rPr>
+            </w:r>
+          </w:p>
+        </w:tc>
+        <w:tc>
+          <w:tcPr>
+            <w:tcBorders>
+              <w:top w:color="000000" w:space="0" w:sz="4" w:val="single"/>
+              <w:left w:color="000000" w:space="0" w:sz="4" w:val="single"/>
+              <w:bottom w:color="000000" w:space="0" w:sz="4" w:val="single"/>
+              <w:right w:color="000000" w:space="0" w:sz="4" w:val="single"/>
+            </w:tcBorders>
+            <w:tcMar>
+              <w:top w:w="80.0" w:type="dxa"/>
+              <w:left w:w="120.0" w:type="dxa"/>
+              <w:bottom w:w="80.0" w:type="dxa"/>
+              <w:right w:w="120.0" w:type="dxa"/>
+            </w:tcMar>
+          </w:tcPr>
+          <w:p>
+            <w:pPr>
+              <w:rPr/>
+            </w:pPr>
+            <w:r>
+              <w:rPr>
+                <w:rFonts w:ascii="Arial Unicode MS" w:cs="Arial Unicode MS" w:eastAsia="Arial Unicode MS" w:hAnsi="Arial Unicode MS"/>
+                <w:sz w:val="18"/>
+                <w:szCs w:val="18"/>
+                <w:rtl w:val="0"/>
+              </w:rPr>
+              <w:t xml:space="preserve">2. 등록된 설문 리스트를 표시한다.</w:t>
             </w:r>
             <w:r>
               <w:rPr>
@@ -2901,7 +2771,10 @@
           </w:tcPr>
           <w:p>
             <w:pPr>
-              <w:rPr/>
+              <w:rPr>
+                <w:b w:val="1"/>
+                <w:bCs w:val="1"/>
+              </w:rPr>
             </w:pPr>
             <w:r>
               <w:rPr>
@@ -2912,69 +2785,6 @@
                 <w:szCs w:val="18"/>
                 <w:rtl w:val="0"/>
               </w:rPr>
-              <w:t xml:space="preserve">Alternative Courses</w:t>
-            </w:r>
-            <w:r>
-              <w:rPr>
-                <w:rtl w:val="0"/>
-              </w:rPr>
-            </w:r>
-          </w:p>
-          <w:p>
-            <w:pPr>
-              <w:rPr/>
-            </w:pPr>
-            <w:r>
-              <w:rPr>
-                <w:rFonts w:ascii="Arial Unicode MS" w:cs="Arial Unicode MS" w:eastAsia="Arial Unicode MS" w:hAnsi="Arial Unicode MS"/>
-                <w:sz w:val="18"/>
-                <w:szCs w:val="18"/>
-                <w:rtl w:val="0"/>
-              </w:rPr>
-              <w:t xml:space="preserve">Step 5: 검색 결과가 없을 시, 해당 키워드를 포함하고 있는 설문이 없음을 출력하고 검색 화면을 다시 표시한다.</w:t>
-            </w:r>
-            <w:r>
-              <w:rPr>
-                <w:rtl w:val="0"/>
-              </w:rPr>
-            </w:r>
-          </w:p>
-        </w:tc>
-      </w:tr>
-      <w:tr>
-        <w:trPr>
-          <w:cantSplit w:val="0"/>
-          <w:tblHeader w:val="0"/>
-        </w:trPr>
-        <w:tc>
-          <w:tcPr>
-            <w:gridSpan w:val="2"/>
-            <w:tcBorders>
-              <w:top w:color="000000" w:space="0" w:sz="4" w:val="single"/>
-              <w:left w:color="000000" w:space="0" w:sz="4" w:val="single"/>
-              <w:bottom w:color="000000" w:space="0" w:sz="4" w:val="single"/>
-              <w:right w:color="000000" w:space="0" w:sz="4" w:val="single"/>
-            </w:tcBorders>
-            <w:tcMar>
-              <w:top w:w="80.0" w:type="dxa"/>
-              <w:left w:w="120.0" w:type="dxa"/>
-              <w:bottom w:w="80.0" w:type="dxa"/>
-              <w:right w:w="120.0" w:type="dxa"/>
-            </w:tcMar>
-          </w:tcPr>
-          <w:p>
-            <w:pPr>
-              <w:rPr/>
-            </w:pPr>
-            <w:r>
-              <w:rPr>
-                <w:rFonts w:ascii="Helvetica Neue" w:cs="Helvetica Neue" w:eastAsia="Helvetica Neue" w:hAnsi="Helvetica Neue"/>
-                <w:b w:val="1"/>
-                <w:bCs w:val="1"/>
-                <w:sz w:val="18"/>
-                <w:szCs w:val="18"/>
-                <w:rtl w:val="0"/>
-              </w:rPr>
               <w:t xml:space="preserve">Extensions</w:t>
             </w:r>
             <w:r>
@@ -2994,7 +2804,26 @@
                 <w:szCs w:val="18"/>
                 <w:rtl w:val="0"/>
               </w:rPr>
-              <w:t xml:space="preserve">Step 5 이후: 회원이 검색된 설문 리스트에서 특정 설문을 선택하면 설문 상세정보 조회 화면으로 이동한다.</w:t>
+              <w:t xml:space="preserve">Step 2: 관리자가 등록된 설문 중 원하는 항목의 상세 내용을 확인한다.</w:t>
+            </w:r>
+            <w:r>
+              <w:rPr>
+                <w:rtl w:val="0"/>
+              </w:rPr>
+            </w:r>
+          </w:p>
+          <w:p>
+            <w:pPr>
+              <w:rPr/>
+            </w:pPr>
+            <w:r>
+              <w:rPr>
+                <w:rFonts w:ascii="Arial Unicode MS" w:cs="Arial Unicode MS" w:eastAsia="Arial Unicode MS" w:hAnsi="Arial Unicode MS"/>
+                <w:sz w:val="18"/>
+                <w:szCs w:val="18"/>
+                <w:rtl w:val="0"/>
+              </w:rPr>
+              <w:t xml:space="preserve">Step 2: 관리자가 등록된 설문 중 원하는 항목을 삭제한다.</w:t>
             </w:r>
             <w:r>
               <w:rPr>
@@ -3074,7 +2903,7 @@
                 <w:bCs w:val="1"/>
                 <w:rtl w:val="0"/>
               </w:rPr>
-              <w:t xml:space="preserve">설문 상세정보 조회 (이채은)</w:t>
+              <w:t xml:space="preserve">설문 검색 (이채은)</w:t>
             </w:r>
             <w:r>
               <w:rPr>
@@ -3193,100 +3022,301 @@
                 <w:szCs w:val="18"/>
                 <w:rtl w:val="0"/>
               </w:rPr>
-              <w:t xml:space="preserve">1. 회원이 검색된 설문 리스트에서 원하는 설문을 선택한다.</w:t>
-            </w:r>
-            <w:r>
-              <w:rPr>
-                <w:rtl w:val="0"/>
-              </w:rPr>
-            </w:r>
-          </w:p>
-        </w:tc>
-        <w:tc>
-          <w:tcPr>
-            <w:tcBorders>
-              <w:top w:color="000000" w:space="0" w:sz="4" w:val="single"/>
-              <w:left w:color="000000" w:space="0" w:sz="4" w:val="single"/>
-              <w:bottom w:color="000000" w:space="0" w:sz="4" w:val="single"/>
-              <w:right w:color="000000" w:space="0" w:sz="4" w:val="single"/>
-            </w:tcBorders>
-            <w:tcMar>
-              <w:top w:w="80.0" w:type="dxa"/>
-              <w:left w:w="120.0" w:type="dxa"/>
-              <w:bottom w:w="80.0" w:type="dxa"/>
-              <w:right w:w="120.0" w:type="dxa"/>
-            </w:tcMar>
-          </w:tcPr>
-          <w:p>
-            <w:pPr>
-              <w:rPr/>
-            </w:pPr>
-            <w:r>
-              <w:rPr>
-                <w:rtl w:val="0"/>
-              </w:rPr>
-            </w:r>
-          </w:p>
-        </w:tc>
-      </w:tr>
-      <w:tr>
-        <w:trPr>
-          <w:cantSplit w:val="0"/>
-          <w:tblHeader w:val="0"/>
-        </w:trPr>
-        <w:tc>
-          <w:tcPr>
-            <w:tcBorders>
-              <w:top w:color="000000" w:space="0" w:sz="4" w:val="single"/>
-              <w:left w:color="000000" w:space="0" w:sz="4" w:val="single"/>
-              <w:bottom w:color="000000" w:space="0" w:sz="4" w:val="single"/>
-              <w:right w:color="000000" w:space="0" w:sz="4" w:val="single"/>
-            </w:tcBorders>
-            <w:tcMar>
-              <w:top w:w="80.0" w:type="dxa"/>
-              <w:left w:w="120.0" w:type="dxa"/>
-              <w:bottom w:w="80.0" w:type="dxa"/>
-              <w:right w:w="120.0" w:type="dxa"/>
-            </w:tcMar>
-          </w:tcPr>
-          <w:p>
-            <w:pPr>
-              <w:rPr/>
-            </w:pPr>
-            <w:r>
-              <w:rPr>
-                <w:rtl w:val="0"/>
-              </w:rPr>
-            </w:r>
-          </w:p>
-        </w:tc>
-        <w:tc>
-          <w:tcPr>
-            <w:tcBorders>
-              <w:top w:color="000000" w:space="0" w:sz="4" w:val="single"/>
-              <w:left w:color="000000" w:space="0" w:sz="4" w:val="single"/>
-              <w:bottom w:color="000000" w:space="0" w:sz="4" w:val="single"/>
-              <w:right w:color="000000" w:space="0" w:sz="4" w:val="single"/>
-            </w:tcBorders>
-            <w:tcMar>
-              <w:top w:w="80.0" w:type="dxa"/>
-              <w:left w:w="120.0" w:type="dxa"/>
-              <w:bottom w:w="80.0" w:type="dxa"/>
-              <w:right w:w="120.0" w:type="dxa"/>
-            </w:tcMar>
-          </w:tcPr>
-          <w:p>
-            <w:pPr>
-              <w:rPr/>
-            </w:pPr>
-            <w:r>
-              <w:rPr>
-                <w:rFonts w:ascii="Arial Unicode MS" w:cs="Arial Unicode MS" w:eastAsia="Arial Unicode MS" w:hAnsi="Arial Unicode MS"/>
-                <w:sz w:val="18"/>
-                <w:szCs w:val="18"/>
-                <w:rtl w:val="0"/>
-              </w:rPr>
-              <w:t xml:space="preserve">2. 시스템이 설문 제목, 설명, 문항, 응답 항목, 시작 시각, 마감 시각을 표시한다. 현재 진행 중인 설문인 경우 응답 버튼을 활성화한다.</w:t>
+              <w:t xml:space="preserve">1. 회원이 설문 검색 화면에 접근한다.</w:t>
+            </w:r>
+            <w:r>
+              <w:rPr>
+                <w:rtl w:val="0"/>
+              </w:rPr>
+            </w:r>
+          </w:p>
+        </w:tc>
+        <w:tc>
+          <w:tcPr>
+            <w:tcBorders>
+              <w:top w:color="000000" w:space="0" w:sz="4" w:val="single"/>
+              <w:left w:color="000000" w:space="0" w:sz="4" w:val="single"/>
+              <w:bottom w:color="000000" w:space="0" w:sz="4" w:val="single"/>
+              <w:right w:color="000000" w:space="0" w:sz="4" w:val="single"/>
+            </w:tcBorders>
+            <w:tcMar>
+              <w:top w:w="80.0" w:type="dxa"/>
+              <w:left w:w="120.0" w:type="dxa"/>
+              <w:bottom w:w="80.0" w:type="dxa"/>
+              <w:right w:w="120.0" w:type="dxa"/>
+            </w:tcMar>
+          </w:tcPr>
+          <w:p>
+            <w:pPr>
+              <w:rPr/>
+            </w:pPr>
+            <w:r>
+              <w:rPr>
+                <w:rtl w:val="0"/>
+              </w:rPr>
+            </w:r>
+          </w:p>
+        </w:tc>
+      </w:tr>
+      <w:tr>
+        <w:trPr>
+          <w:cantSplit w:val="0"/>
+          <w:tblHeader w:val="0"/>
+        </w:trPr>
+        <w:tc>
+          <w:tcPr>
+            <w:tcBorders>
+              <w:top w:color="000000" w:space="0" w:sz="4" w:val="single"/>
+              <w:left w:color="000000" w:space="0" w:sz="4" w:val="single"/>
+              <w:bottom w:color="000000" w:space="0" w:sz="4" w:val="single"/>
+              <w:right w:color="000000" w:space="0" w:sz="4" w:val="single"/>
+            </w:tcBorders>
+            <w:tcMar>
+              <w:top w:w="80.0" w:type="dxa"/>
+              <w:left w:w="120.0" w:type="dxa"/>
+              <w:bottom w:w="80.0" w:type="dxa"/>
+              <w:right w:w="120.0" w:type="dxa"/>
+            </w:tcMar>
+          </w:tcPr>
+          <w:p>
+            <w:pPr>
+              <w:rPr/>
+            </w:pPr>
+            <w:r>
+              <w:rPr>
+                <w:rtl w:val="0"/>
+              </w:rPr>
+            </w:r>
+          </w:p>
+        </w:tc>
+        <w:tc>
+          <w:tcPr>
+            <w:tcBorders>
+              <w:top w:color="000000" w:space="0" w:sz="4" w:val="single"/>
+              <w:left w:color="000000" w:space="0" w:sz="4" w:val="single"/>
+              <w:bottom w:color="000000" w:space="0" w:sz="4" w:val="single"/>
+              <w:right w:color="000000" w:space="0" w:sz="4" w:val="single"/>
+            </w:tcBorders>
+            <w:tcMar>
+              <w:top w:w="80.0" w:type="dxa"/>
+              <w:left w:w="120.0" w:type="dxa"/>
+              <w:bottom w:w="80.0" w:type="dxa"/>
+              <w:right w:w="120.0" w:type="dxa"/>
+            </w:tcMar>
+          </w:tcPr>
+          <w:p>
+            <w:pPr>
+              <w:rPr/>
+            </w:pPr>
+            <w:r>
+              <w:rPr>
+                <w:rFonts w:ascii="Arial Unicode MS" w:cs="Arial Unicode MS" w:eastAsia="Arial Unicode MS" w:hAnsi="Arial Unicode MS"/>
+                <w:sz w:val="18"/>
+                <w:szCs w:val="18"/>
+                <w:rtl w:val="0"/>
+              </w:rPr>
+              <w:t xml:space="preserve">2. 시스템이 카테고리 선택 옵션(현재 진행 중인, 향후 진행 예정인, 종료된 설문 리스트)과 키워드 입력 필드를 표시한다. 카테고리는 하나만 선택 가능하며, 선택되지 않을 시 검색 버튼을 비활성화한다.</w:t>
+            </w:r>
+            <w:r>
+              <w:rPr>
+                <w:rtl w:val="0"/>
+              </w:rPr>
+            </w:r>
+          </w:p>
+        </w:tc>
+      </w:tr>
+      <w:tr>
+        <w:trPr>
+          <w:cantSplit w:val="0"/>
+          <w:tblHeader w:val="0"/>
+        </w:trPr>
+        <w:tc>
+          <w:tcPr>
+            <w:tcBorders>
+              <w:top w:color="000000" w:space="0" w:sz="4" w:val="single"/>
+              <w:left w:color="000000" w:space="0" w:sz="4" w:val="single"/>
+              <w:bottom w:color="000000" w:space="0" w:sz="4" w:val="single"/>
+              <w:right w:color="000000" w:space="0" w:sz="4" w:val="single"/>
+            </w:tcBorders>
+            <w:tcMar>
+              <w:top w:w="80.0" w:type="dxa"/>
+              <w:left w:w="120.0" w:type="dxa"/>
+              <w:bottom w:w="80.0" w:type="dxa"/>
+              <w:right w:w="120.0" w:type="dxa"/>
+            </w:tcMar>
+          </w:tcPr>
+          <w:p>
+            <w:pPr>
+              <w:rPr/>
+            </w:pPr>
+            <w:r>
+              <w:rPr>
+                <w:rFonts w:ascii="Arial Unicode MS" w:cs="Arial Unicode MS" w:eastAsia="Arial Unicode MS" w:hAnsi="Arial Unicode MS"/>
+                <w:sz w:val="18"/>
+                <w:szCs w:val="18"/>
+                <w:rtl w:val="0"/>
+              </w:rPr>
+              <w:t xml:space="preserve">3. 회원이 카테고리를 하나 선택한다.</w:t>
+            </w:r>
+            <w:r>
+              <w:rPr>
+                <w:rtl w:val="0"/>
+              </w:rPr>
+            </w:r>
+          </w:p>
+        </w:tc>
+        <w:tc>
+          <w:tcPr>
+            <w:tcBorders>
+              <w:top w:color="000000" w:space="0" w:sz="4" w:val="single"/>
+              <w:left w:color="000000" w:space="0" w:sz="4" w:val="single"/>
+              <w:bottom w:color="000000" w:space="0" w:sz="4" w:val="single"/>
+              <w:right w:color="000000" w:space="0" w:sz="4" w:val="single"/>
+            </w:tcBorders>
+            <w:tcMar>
+              <w:top w:w="80.0" w:type="dxa"/>
+              <w:left w:w="120.0" w:type="dxa"/>
+              <w:bottom w:w="80.0" w:type="dxa"/>
+              <w:right w:w="120.0" w:type="dxa"/>
+            </w:tcMar>
+          </w:tcPr>
+          <w:p>
+            <w:pPr>
+              <w:rPr/>
+            </w:pPr>
+            <w:r>
+              <w:rPr>
+                <w:rtl w:val="0"/>
+              </w:rPr>
+            </w:r>
+          </w:p>
+        </w:tc>
+      </w:tr>
+      <w:tr>
+        <w:trPr>
+          <w:cantSplit w:val="0"/>
+          <w:tblHeader w:val="0"/>
+        </w:trPr>
+        <w:tc>
+          <w:tcPr>
+            <w:tcBorders>
+              <w:top w:color="000000" w:space="0" w:sz="4" w:val="single"/>
+              <w:left w:color="000000" w:space="0" w:sz="4" w:val="single"/>
+              <w:bottom w:color="000000" w:space="0" w:sz="4" w:val="single"/>
+              <w:right w:color="000000" w:space="0" w:sz="4" w:val="single"/>
+            </w:tcBorders>
+            <w:tcMar>
+              <w:top w:w="80.0" w:type="dxa"/>
+              <w:left w:w="120.0" w:type="dxa"/>
+              <w:bottom w:w="80.0" w:type="dxa"/>
+              <w:right w:w="120.0" w:type="dxa"/>
+            </w:tcMar>
+          </w:tcPr>
+          <w:p>
+            <w:pPr>
+              <w:rPr/>
+            </w:pPr>
+            <w:r>
+              <w:rPr>
+                <w:rFonts w:ascii="Arial Unicode MS" w:cs="Arial Unicode MS" w:eastAsia="Arial Unicode MS" w:hAnsi="Arial Unicode MS"/>
+                <w:sz w:val="18"/>
+                <w:szCs w:val="18"/>
+                <w:rtl w:val="0"/>
+              </w:rPr>
+              <w:t xml:space="preserve">4. 회원이 키워드를 입력하고 검색 버튼을 누른다.</w:t>
+            </w:r>
+            <w:r>
+              <w:rPr>
+                <w:rtl w:val="0"/>
+              </w:rPr>
+            </w:r>
+          </w:p>
+        </w:tc>
+        <w:tc>
+          <w:tcPr>
+            <w:tcBorders>
+              <w:top w:color="000000" w:space="0" w:sz="4" w:val="single"/>
+              <w:left w:color="000000" w:space="0" w:sz="4" w:val="single"/>
+              <w:bottom w:color="000000" w:space="0" w:sz="4" w:val="single"/>
+              <w:right w:color="000000" w:space="0" w:sz="4" w:val="single"/>
+            </w:tcBorders>
+            <w:tcMar>
+              <w:top w:w="80.0" w:type="dxa"/>
+              <w:left w:w="120.0" w:type="dxa"/>
+              <w:bottom w:w="80.0" w:type="dxa"/>
+              <w:right w:w="120.0" w:type="dxa"/>
+            </w:tcMar>
+          </w:tcPr>
+          <w:p>
+            <w:pPr>
+              <w:rPr/>
+            </w:pPr>
+            <w:r>
+              <w:rPr>
+                <w:rtl w:val="0"/>
+              </w:rPr>
+            </w:r>
+          </w:p>
+        </w:tc>
+      </w:tr>
+      <w:tr>
+        <w:trPr>
+          <w:cantSplit w:val="0"/>
+          <w:tblHeader w:val="0"/>
+        </w:trPr>
+        <w:tc>
+          <w:tcPr>
+            <w:tcBorders>
+              <w:top w:color="000000" w:space="0" w:sz="4" w:val="single"/>
+              <w:left w:color="000000" w:space="0" w:sz="4" w:val="single"/>
+              <w:bottom w:color="000000" w:space="0" w:sz="4" w:val="single"/>
+              <w:right w:color="000000" w:space="0" w:sz="4" w:val="single"/>
+            </w:tcBorders>
+            <w:tcMar>
+              <w:top w:w="80.0" w:type="dxa"/>
+              <w:left w:w="120.0" w:type="dxa"/>
+              <w:bottom w:w="80.0" w:type="dxa"/>
+              <w:right w:w="120.0" w:type="dxa"/>
+            </w:tcMar>
+          </w:tcPr>
+          <w:p>
+            <w:pPr>
+              <w:rPr/>
+            </w:pPr>
+            <w:r>
+              <w:rPr>
+                <w:rtl w:val="0"/>
+              </w:rPr>
+            </w:r>
+          </w:p>
+        </w:tc>
+        <w:tc>
+          <w:tcPr>
+            <w:tcBorders>
+              <w:top w:color="000000" w:space="0" w:sz="4" w:val="single"/>
+              <w:left w:color="000000" w:space="0" w:sz="4" w:val="single"/>
+              <w:bottom w:color="000000" w:space="0" w:sz="4" w:val="single"/>
+              <w:right w:color="000000" w:space="0" w:sz="4" w:val="single"/>
+            </w:tcBorders>
+            <w:tcMar>
+              <w:top w:w="80.0" w:type="dxa"/>
+              <w:left w:w="120.0" w:type="dxa"/>
+              <w:bottom w:w="80.0" w:type="dxa"/>
+              <w:right w:w="120.0" w:type="dxa"/>
+            </w:tcMar>
+          </w:tcPr>
+          <w:p>
+            <w:pPr>
+              <w:rPr/>
+            </w:pPr>
+            <w:r>
+              <w:rPr>
+                <w:rFonts w:ascii="Arial Unicode MS" w:cs="Arial Unicode MS" w:eastAsia="Arial Unicode MS" w:hAnsi="Arial Unicode MS"/>
+                <w:sz w:val="18"/>
+                <w:szCs w:val="18"/>
+                <w:rtl w:val="0"/>
+              </w:rPr>
+              <w:t xml:space="preserve">5. 시스템이 해당 카테고리 내에서 키워드를 포함한 설문 리스트를 표시한다.</w:t>
             </w:r>
             <w:r>
               <w:rPr>
@@ -3330,6 +3360,69 @@
                 <w:szCs w:val="18"/>
                 <w:rtl w:val="0"/>
               </w:rPr>
+              <w:t xml:space="preserve">Alternative Courses</w:t>
+            </w:r>
+            <w:r>
+              <w:rPr>
+                <w:rtl w:val="0"/>
+              </w:rPr>
+            </w:r>
+          </w:p>
+          <w:p>
+            <w:pPr>
+              <w:rPr/>
+            </w:pPr>
+            <w:r>
+              <w:rPr>
+                <w:rFonts w:ascii="Arial Unicode MS" w:cs="Arial Unicode MS" w:eastAsia="Arial Unicode MS" w:hAnsi="Arial Unicode MS"/>
+                <w:sz w:val="18"/>
+                <w:szCs w:val="18"/>
+                <w:rtl w:val="0"/>
+              </w:rPr>
+              <w:t xml:space="preserve">Step 5: 검색 결과가 없을 시, 해당 키워드를 포함하고 있는 설문이 없음을 출력하고 검색 화면을 다시 표시한다.</w:t>
+            </w:r>
+            <w:r>
+              <w:rPr>
+                <w:rtl w:val="0"/>
+              </w:rPr>
+            </w:r>
+          </w:p>
+        </w:tc>
+      </w:tr>
+      <w:tr>
+        <w:trPr>
+          <w:cantSplit w:val="0"/>
+          <w:tblHeader w:val="0"/>
+        </w:trPr>
+        <w:tc>
+          <w:tcPr>
+            <w:gridSpan w:val="2"/>
+            <w:tcBorders>
+              <w:top w:color="000000" w:space="0" w:sz="4" w:val="single"/>
+              <w:left w:color="000000" w:space="0" w:sz="4" w:val="single"/>
+              <w:bottom w:color="000000" w:space="0" w:sz="4" w:val="single"/>
+              <w:right w:color="000000" w:space="0" w:sz="4" w:val="single"/>
+            </w:tcBorders>
+            <w:tcMar>
+              <w:top w:w="80.0" w:type="dxa"/>
+              <w:left w:w="120.0" w:type="dxa"/>
+              <w:bottom w:w="80.0" w:type="dxa"/>
+              <w:right w:w="120.0" w:type="dxa"/>
+            </w:tcMar>
+          </w:tcPr>
+          <w:p>
+            <w:pPr>
+              <w:rPr/>
+            </w:pPr>
+            <w:r>
+              <w:rPr>
+                <w:rFonts w:ascii="Helvetica Neue" w:cs="Helvetica Neue" w:eastAsia="Helvetica Neue" w:hAnsi="Helvetica Neue"/>
+                <w:b w:val="1"/>
+                <w:bCs w:val="1"/>
+                <w:sz w:val="18"/>
+                <w:szCs w:val="18"/>
+                <w:rtl w:val="0"/>
+              </w:rPr>
               <w:t xml:space="preserve">Extensions</w:t>
             </w:r>
             <w:r>
@@ -3349,7 +3442,7 @@
                 <w:szCs w:val="18"/>
                 <w:rtl w:val="0"/>
               </w:rPr>
-              <w:t xml:space="preserve">Step 2: 현재 진행 중인 설문인 경우, 회원이 응답 버튼을 누르면 설문 응답 화면으로 이동한다.</w:t>
+              <w:t xml:space="preserve">Step 5 이후: 회원이 검색된 설문 리스트에서 특정 설문을 선택하면 설문 상세정보 조회 화면으로 이동한다.</w:t>
             </w:r>
             <w:r>
               <w:rPr>
@@ -3429,7 +3522,7 @@
                 <w:bCs w:val="1"/>
                 <w:rtl w:val="0"/>
               </w:rPr>
-              <w:t xml:space="preserve">설문 응답 (심진우)</w:t>
+              <w:t xml:space="preserve">설문 상세정보 조회 (이채은)</w:t>
             </w:r>
             <w:r>
               <w:rPr>
@@ -3539,330 +3632,177 @@
           </w:tcPr>
           <w:p>
             <w:pPr>
+              <w:rPr/>
+            </w:pPr>
+            <w:r>
+              <w:rPr>
+                <w:rFonts w:ascii="Arial Unicode MS" w:cs="Arial Unicode MS" w:eastAsia="Arial Unicode MS" w:hAnsi="Arial Unicode MS"/>
+                <w:sz w:val="18"/>
+                <w:szCs w:val="18"/>
+                <w:rtl w:val="0"/>
+              </w:rPr>
+              <w:t xml:space="preserve">1. 회원이 검색된 설문 리스트에서 원하는 설문을 선택한다.</w:t>
+            </w:r>
+            <w:r>
+              <w:rPr>
+                <w:rtl w:val="0"/>
+              </w:rPr>
+            </w:r>
+          </w:p>
+        </w:tc>
+        <w:tc>
+          <w:tcPr>
+            <w:tcBorders>
+              <w:top w:color="000000" w:space="0" w:sz="4" w:val="single"/>
+              <w:left w:color="000000" w:space="0" w:sz="4" w:val="single"/>
+              <w:bottom w:color="000000" w:space="0" w:sz="4" w:val="single"/>
+              <w:right w:color="000000" w:space="0" w:sz="4" w:val="single"/>
+            </w:tcBorders>
+            <w:tcMar>
+              <w:top w:w="80.0" w:type="dxa"/>
+              <w:left w:w="120.0" w:type="dxa"/>
+              <w:bottom w:w="80.0" w:type="dxa"/>
+              <w:right w:w="120.0" w:type="dxa"/>
+            </w:tcMar>
+          </w:tcPr>
+          <w:p>
+            <w:pPr>
+              <w:rPr/>
+            </w:pPr>
+            <w:r>
+              <w:rPr>
+                <w:rtl w:val="0"/>
+              </w:rPr>
+            </w:r>
+          </w:p>
+        </w:tc>
+      </w:tr>
+      <w:tr>
+        <w:trPr>
+          <w:cantSplit w:val="0"/>
+          <w:tblHeader w:val="0"/>
+        </w:trPr>
+        <w:tc>
+          <w:tcPr>
+            <w:tcBorders>
+              <w:top w:color="000000" w:space="0" w:sz="4" w:val="single"/>
+              <w:left w:color="000000" w:space="0" w:sz="4" w:val="single"/>
+              <w:bottom w:color="000000" w:space="0" w:sz="4" w:val="single"/>
+              <w:right w:color="000000" w:space="0" w:sz="4" w:val="single"/>
+            </w:tcBorders>
+            <w:tcMar>
+              <w:top w:w="80.0" w:type="dxa"/>
+              <w:left w:w="120.0" w:type="dxa"/>
+              <w:bottom w:w="80.0" w:type="dxa"/>
+              <w:right w:w="120.0" w:type="dxa"/>
+            </w:tcMar>
+          </w:tcPr>
+          <w:p>
+            <w:pPr>
+              <w:rPr/>
+            </w:pPr>
+            <w:r>
+              <w:rPr>
+                <w:rtl w:val="0"/>
+              </w:rPr>
+            </w:r>
+          </w:p>
+        </w:tc>
+        <w:tc>
+          <w:tcPr>
+            <w:tcBorders>
+              <w:top w:color="000000" w:space="0" w:sz="4" w:val="single"/>
+              <w:left w:color="000000" w:space="0" w:sz="4" w:val="single"/>
+              <w:bottom w:color="000000" w:space="0" w:sz="4" w:val="single"/>
+              <w:right w:color="000000" w:space="0" w:sz="4" w:val="single"/>
+            </w:tcBorders>
+            <w:tcMar>
+              <w:top w:w="80.0" w:type="dxa"/>
+              <w:left w:w="120.0" w:type="dxa"/>
+              <w:bottom w:w="80.0" w:type="dxa"/>
+              <w:right w:w="120.0" w:type="dxa"/>
+            </w:tcMar>
+          </w:tcPr>
+          <w:p>
+            <w:pPr>
+              <w:rPr/>
+            </w:pPr>
+            <w:r>
+              <w:rPr>
+                <w:rFonts w:ascii="Arial Unicode MS" w:cs="Arial Unicode MS" w:eastAsia="Arial Unicode MS" w:hAnsi="Arial Unicode MS"/>
+                <w:sz w:val="18"/>
+                <w:szCs w:val="18"/>
+                <w:rtl w:val="0"/>
+              </w:rPr>
+              <w:t xml:space="preserve">2. 시스템이 설문 제목, 설명, 문항, 응답 항목, 시작 시각, 마감 시각을 표시한다. 현재 진행 중인 설문인 경우 응답 버튼을 활성화한다.</w:t>
+            </w:r>
+            <w:r>
+              <w:rPr>
+                <w:rtl w:val="0"/>
+              </w:rPr>
+            </w:r>
+          </w:p>
+        </w:tc>
+      </w:tr>
+      <w:tr>
+        <w:trPr>
+          <w:cantSplit w:val="0"/>
+          <w:tblHeader w:val="0"/>
+        </w:trPr>
+        <w:tc>
+          <w:tcPr>
+            <w:gridSpan w:val="2"/>
+            <w:tcBorders>
+              <w:top w:color="000000" w:space="0" w:sz="4" w:val="single"/>
+              <w:left w:color="000000" w:space="0" w:sz="4" w:val="single"/>
+              <w:bottom w:color="000000" w:space="0" w:sz="4" w:val="single"/>
+              <w:right w:color="000000" w:space="0" w:sz="4" w:val="single"/>
+            </w:tcBorders>
+            <w:tcMar>
+              <w:top w:w="80.0" w:type="dxa"/>
+              <w:left w:w="120.0" w:type="dxa"/>
+              <w:bottom w:w="80.0" w:type="dxa"/>
+              <w:right w:w="120.0" w:type="dxa"/>
+            </w:tcMar>
+          </w:tcPr>
+          <w:p>
+            <w:pPr>
+              <w:rPr/>
+            </w:pPr>
+            <w:r>
               <w:rPr>
                 <w:rFonts w:ascii="Helvetica Neue" w:cs="Helvetica Neue" w:eastAsia="Helvetica Neue" w:hAnsi="Helvetica Neue"/>
-                <w:sz w:val="18"/>
-                <w:szCs w:val="18"/>
-              </w:rPr>
-            </w:pPr>
-            <w:r>
-              <w:rPr>
-                <w:rFonts w:ascii="Arial Unicode MS" w:cs="Arial Unicode MS" w:eastAsia="Arial Unicode MS" w:hAnsi="Arial Unicode MS"/>
-                <w:sz w:val="18"/>
-                <w:szCs w:val="18"/>
-                <w:rtl w:val="0"/>
-              </w:rPr>
-              <w:t xml:space="preserve">1. 회원이 설문 상세정보 화면에서 설문 응답 버튼을 누른다.</w:t>
-            </w:r>
-          </w:p>
-        </w:tc>
-        <w:tc>
-          <w:tcPr>
-            <w:tcBorders>
-              <w:top w:color="000000" w:space="0" w:sz="4" w:val="single"/>
-              <w:left w:color="000000" w:space="0" w:sz="4" w:val="single"/>
-              <w:bottom w:color="000000" w:space="0" w:sz="4" w:val="single"/>
-              <w:right w:color="000000" w:space="0" w:sz="4" w:val="single"/>
-            </w:tcBorders>
-            <w:tcMar>
-              <w:top w:w="80.0" w:type="dxa"/>
-              <w:left w:w="120.0" w:type="dxa"/>
-              <w:bottom w:w="80.0" w:type="dxa"/>
-              <w:right w:w="120.0" w:type="dxa"/>
-            </w:tcMar>
-          </w:tcPr>
-          <w:p>
-            <w:pPr>
-              <w:rPr>
-                <w:rFonts w:ascii="Helvetica Neue" w:cs="Helvetica Neue" w:eastAsia="Helvetica Neue" w:hAnsi="Helvetica Neue"/>
-                <w:sz w:val="18"/>
-                <w:szCs w:val="18"/>
-              </w:rPr>
-            </w:pPr>
-            <w:r>
-              <w:rPr>
-                <w:rtl w:val="0"/>
-              </w:rPr>
-            </w:r>
-          </w:p>
-        </w:tc>
-      </w:tr>
-      <w:tr>
-        <w:trPr>
-          <w:cantSplit w:val="0"/>
-          <w:tblHeader w:val="0"/>
-        </w:trPr>
-        <w:tc>
-          <w:tcPr>
-            <w:tcBorders>
-              <w:top w:color="000000" w:space="0" w:sz="4" w:val="single"/>
-              <w:left w:color="000000" w:space="0" w:sz="4" w:val="single"/>
-              <w:bottom w:color="000000" w:space="0" w:sz="4" w:val="single"/>
-              <w:right w:color="000000" w:space="0" w:sz="4" w:val="single"/>
-            </w:tcBorders>
-            <w:tcMar>
-              <w:top w:w="80.0" w:type="dxa"/>
-              <w:left w:w="120.0" w:type="dxa"/>
-              <w:bottom w:w="80.0" w:type="dxa"/>
-              <w:right w:w="120.0" w:type="dxa"/>
-            </w:tcMar>
-          </w:tcPr>
-          <w:p>
-            <w:pPr>
-              <w:rPr>
-                <w:rFonts w:ascii="Helvetica Neue" w:cs="Helvetica Neue" w:eastAsia="Helvetica Neue" w:hAnsi="Helvetica Neue"/>
-                <w:sz w:val="18"/>
-                <w:szCs w:val="18"/>
-              </w:rPr>
-            </w:pPr>
-            <w:r>
-              <w:rPr>
-                <w:rtl w:val="0"/>
-              </w:rPr>
-            </w:r>
-          </w:p>
-        </w:tc>
-        <w:tc>
-          <w:tcPr>
-            <w:tcBorders>
-              <w:top w:color="000000" w:space="0" w:sz="4" w:val="single"/>
-              <w:left w:color="000000" w:space="0" w:sz="4" w:val="single"/>
-              <w:bottom w:color="000000" w:space="0" w:sz="4" w:val="single"/>
-              <w:right w:color="000000" w:space="0" w:sz="4" w:val="single"/>
-            </w:tcBorders>
-            <w:tcMar>
-              <w:top w:w="80.0" w:type="dxa"/>
-              <w:left w:w="120.0" w:type="dxa"/>
-              <w:bottom w:w="80.0" w:type="dxa"/>
-              <w:right w:w="120.0" w:type="dxa"/>
-            </w:tcMar>
-          </w:tcPr>
-          <w:p>
-            <w:pPr>
-              <w:rPr>
-                <w:rFonts w:ascii="Helvetica Neue" w:cs="Helvetica Neue" w:eastAsia="Helvetica Neue" w:hAnsi="Helvetica Neue"/>
-                <w:sz w:val="18"/>
-                <w:szCs w:val="18"/>
-              </w:rPr>
-            </w:pPr>
-            <w:r>
-              <w:rPr>
-                <w:rFonts w:ascii="Arial Unicode MS" w:cs="Arial Unicode MS" w:eastAsia="Arial Unicode MS" w:hAnsi="Arial Unicode MS"/>
-                <w:sz w:val="18"/>
-                <w:szCs w:val="18"/>
-                <w:rtl w:val="0"/>
-              </w:rPr>
-              <w:t xml:space="preserve">2.설문 응답 화면으로 이동한다.</w:t>
-            </w:r>
-          </w:p>
-        </w:tc>
-      </w:tr>
-      <w:tr>
-        <w:trPr>
-          <w:cantSplit w:val="0"/>
-          <w:tblHeader w:val="0"/>
-        </w:trPr>
-        <w:tc>
-          <w:tcPr>
-            <w:tcBorders>
-              <w:top w:color="000000" w:space="0" w:sz="4" w:val="single"/>
-              <w:left w:color="000000" w:space="0" w:sz="4" w:val="single"/>
-              <w:bottom w:color="000000" w:space="0" w:sz="4" w:val="single"/>
-              <w:right w:color="000000" w:space="0" w:sz="4" w:val="single"/>
-            </w:tcBorders>
-            <w:tcMar>
-              <w:top w:w="80.0" w:type="dxa"/>
-              <w:left w:w="120.0" w:type="dxa"/>
-              <w:bottom w:w="80.0" w:type="dxa"/>
-              <w:right w:w="120.0" w:type="dxa"/>
-            </w:tcMar>
-          </w:tcPr>
-          <w:p>
-            <w:pPr>
-              <w:rPr>
-                <w:rFonts w:ascii="Helvetica Neue" w:cs="Helvetica Neue" w:eastAsia="Helvetica Neue" w:hAnsi="Helvetica Neue"/>
-                <w:sz w:val="18"/>
-                <w:szCs w:val="18"/>
-              </w:rPr>
-            </w:pPr>
-            <w:r>
-              <w:rPr>
-                <w:rFonts w:ascii="Arial Unicode MS" w:cs="Arial Unicode MS" w:eastAsia="Arial Unicode MS" w:hAnsi="Arial Unicode MS"/>
-                <w:sz w:val="18"/>
-                <w:szCs w:val="18"/>
-                <w:rtl w:val="0"/>
-              </w:rPr>
-              <w:t xml:space="preserve">3.회원이 설문의 응답 내용을 작성 하거나 선지를 선택한다.</w:t>
-            </w:r>
-          </w:p>
-        </w:tc>
-        <w:tc>
-          <w:tcPr>
-            <w:tcBorders>
-              <w:top w:color="000000" w:space="0" w:sz="4" w:val="single"/>
-              <w:left w:color="000000" w:space="0" w:sz="4" w:val="single"/>
-              <w:bottom w:color="000000" w:space="0" w:sz="4" w:val="single"/>
-              <w:right w:color="000000" w:space="0" w:sz="4" w:val="single"/>
-            </w:tcBorders>
-            <w:tcMar>
-              <w:top w:w="80.0" w:type="dxa"/>
-              <w:left w:w="120.0" w:type="dxa"/>
-              <w:bottom w:w="80.0" w:type="dxa"/>
-              <w:right w:w="120.0" w:type="dxa"/>
-            </w:tcMar>
-          </w:tcPr>
-          <w:p>
-            <w:pPr>
-              <w:rPr>
-                <w:rFonts w:ascii="Helvetica Neue" w:cs="Helvetica Neue" w:eastAsia="Helvetica Neue" w:hAnsi="Helvetica Neue"/>
-                <w:sz w:val="18"/>
-                <w:szCs w:val="18"/>
-              </w:rPr>
-            </w:pPr>
-            <w:r>
-              <w:rPr>
-                <w:rtl w:val="0"/>
-              </w:rPr>
-            </w:r>
-          </w:p>
-        </w:tc>
-      </w:tr>
-      <w:tr>
-        <w:trPr>
-          <w:cantSplit w:val="0"/>
-          <w:tblHeader w:val="0"/>
-        </w:trPr>
-        <w:tc>
-          <w:tcPr>
-            <w:tcBorders>
-              <w:top w:color="000000" w:space="0" w:sz="4" w:val="single"/>
-              <w:left w:color="000000" w:space="0" w:sz="4" w:val="single"/>
-              <w:bottom w:color="000000" w:space="0" w:sz="4" w:val="single"/>
-              <w:right w:color="000000" w:space="0" w:sz="4" w:val="single"/>
-            </w:tcBorders>
-            <w:tcMar>
-              <w:top w:w="80.0" w:type="dxa"/>
-              <w:left w:w="120.0" w:type="dxa"/>
-              <w:bottom w:w="80.0" w:type="dxa"/>
-              <w:right w:w="120.0" w:type="dxa"/>
-            </w:tcMar>
-          </w:tcPr>
-          <w:p>
-            <w:pPr>
-              <w:rPr>
-                <w:rFonts w:ascii="Helvetica Neue" w:cs="Helvetica Neue" w:eastAsia="Helvetica Neue" w:hAnsi="Helvetica Neue"/>
-                <w:sz w:val="18"/>
-                <w:szCs w:val="18"/>
-              </w:rPr>
-            </w:pPr>
-            <w:r>
-              <w:rPr>
-                <w:rFonts w:ascii="Arial Unicode MS" w:cs="Arial Unicode MS" w:eastAsia="Arial Unicode MS" w:hAnsi="Arial Unicode MS"/>
-                <w:sz w:val="18"/>
-                <w:szCs w:val="18"/>
-                <w:rtl w:val="0"/>
-              </w:rPr>
-              <w:t xml:space="preserve">4. 회원이 응답 제출 버튼을 누른다.</w:t>
-            </w:r>
-          </w:p>
-        </w:tc>
-        <w:tc>
-          <w:tcPr>
-            <w:tcBorders>
-              <w:top w:color="000000" w:space="0" w:sz="4" w:val="single"/>
-              <w:left w:color="000000" w:space="0" w:sz="4" w:val="single"/>
-              <w:bottom w:color="000000" w:space="0" w:sz="4" w:val="single"/>
-              <w:right w:color="000000" w:space="0" w:sz="4" w:val="single"/>
-            </w:tcBorders>
-            <w:tcMar>
-              <w:top w:w="80.0" w:type="dxa"/>
-              <w:left w:w="120.0" w:type="dxa"/>
-              <w:bottom w:w="80.0" w:type="dxa"/>
-              <w:right w:w="120.0" w:type="dxa"/>
-            </w:tcMar>
-          </w:tcPr>
-          <w:p>
-            <w:pPr>
-              <w:rPr>
-                <w:rFonts w:ascii="Helvetica Neue" w:cs="Helvetica Neue" w:eastAsia="Helvetica Neue" w:hAnsi="Helvetica Neue"/>
-                <w:sz w:val="18"/>
-                <w:szCs w:val="18"/>
-              </w:rPr>
-            </w:pPr>
-            <w:r>
-              <w:rPr>
-                <w:rtl w:val="0"/>
-              </w:rPr>
-            </w:r>
-          </w:p>
-        </w:tc>
-      </w:tr>
-      <w:tr>
-        <w:trPr>
-          <w:cantSplit w:val="0"/>
-          <w:tblHeader w:val="0"/>
-        </w:trPr>
-        <w:tc>
-          <w:tcPr>
-            <w:tcBorders>
-              <w:top w:color="000000" w:space="0" w:sz="4" w:val="single"/>
-              <w:left w:color="000000" w:space="0" w:sz="4" w:val="single"/>
-              <w:bottom w:color="000000" w:space="0" w:sz="4" w:val="single"/>
-              <w:right w:color="000000" w:space="0" w:sz="4" w:val="single"/>
-            </w:tcBorders>
-            <w:tcMar>
-              <w:top w:w="80.0" w:type="dxa"/>
-              <w:left w:w="120.0" w:type="dxa"/>
-              <w:bottom w:w="80.0" w:type="dxa"/>
-              <w:right w:w="120.0" w:type="dxa"/>
-            </w:tcMar>
-          </w:tcPr>
-          <w:p>
-            <w:pPr>
-              <w:rPr>
-                <w:rFonts w:ascii="Helvetica Neue" w:cs="Helvetica Neue" w:eastAsia="Helvetica Neue" w:hAnsi="Helvetica Neue"/>
-                <w:sz w:val="18"/>
-                <w:szCs w:val="18"/>
-              </w:rPr>
-            </w:pPr>
-            <w:r>
-              <w:rPr>
-                <w:rtl w:val="0"/>
-              </w:rPr>
-            </w:r>
-          </w:p>
-        </w:tc>
-        <w:tc>
-          <w:tcPr>
-            <w:tcBorders>
-              <w:top w:color="000000" w:space="0" w:sz="4" w:val="single"/>
-              <w:left w:color="000000" w:space="0" w:sz="4" w:val="single"/>
-              <w:bottom w:color="000000" w:space="0" w:sz="4" w:val="single"/>
-              <w:right w:color="000000" w:space="0" w:sz="4" w:val="single"/>
-            </w:tcBorders>
-            <w:tcMar>
-              <w:top w:w="80.0" w:type="dxa"/>
-              <w:left w:w="120.0" w:type="dxa"/>
-              <w:bottom w:w="80.0" w:type="dxa"/>
-              <w:right w:w="120.0" w:type="dxa"/>
-            </w:tcMar>
-          </w:tcPr>
-          <w:p>
-            <w:pPr>
-              <w:rPr>
-                <w:rFonts w:ascii="Helvetica Neue" w:cs="Helvetica Neue" w:eastAsia="Helvetica Neue" w:hAnsi="Helvetica Neue"/>
-                <w:sz w:val="18"/>
-                <w:szCs w:val="18"/>
-              </w:rPr>
-            </w:pPr>
-            <w:r>
-              <w:rPr>
-                <w:rFonts w:ascii="Arial Unicode MS" w:cs="Arial Unicode MS" w:eastAsia="Arial Unicode MS" w:hAnsi="Arial Unicode MS"/>
-                <w:sz w:val="18"/>
-                <w:szCs w:val="18"/>
-                <w:rtl w:val="0"/>
-              </w:rPr>
-              <w:t xml:space="preserve">5.응답 완료 메세지를 표시한다.</w:t>
+                <w:b w:val="1"/>
+                <w:bCs w:val="1"/>
+                <w:sz w:val="18"/>
+                <w:szCs w:val="18"/>
+                <w:rtl w:val="0"/>
+              </w:rPr>
+              <w:t xml:space="preserve">Extensions</w:t>
+            </w:r>
+            <w:r>
+              <w:rPr>
+                <w:rtl w:val="0"/>
+              </w:rPr>
+            </w:r>
+          </w:p>
+          <w:p>
+            <w:pPr>
+              <w:rPr/>
+            </w:pPr>
+            <w:r>
+              <w:rPr>
+                <w:rFonts w:ascii="Arial Unicode MS" w:cs="Arial Unicode MS" w:eastAsia="Arial Unicode MS" w:hAnsi="Arial Unicode MS"/>
+                <w:sz w:val="18"/>
+                <w:szCs w:val="18"/>
+                <w:rtl w:val="0"/>
+              </w:rPr>
+              <w:t xml:space="preserve">Step 2: 현재 진행 중인 설문인 경우, 회원이 응답 버튼을 누르면 설문 응답 화면으로 이동한다.</w:t>
+            </w:r>
+            <w:r>
+              <w:rPr>
+                <w:rtl w:val="0"/>
+              </w:rPr>
             </w:r>
           </w:p>
         </w:tc>
@@ -3937,7 +3877,7 @@
                 <w:bCs w:val="1"/>
                 <w:rtl w:val="0"/>
               </w:rPr>
-              <w:t xml:space="preserve">응답한 설문 조회 (심진우)</w:t>
+              <w:t xml:space="preserve">설문 응답 (심진우)</w:t>
             </w:r>
             <w:r>
               <w:rPr>
@@ -4060,7 +4000,12 @@
                 <w:szCs w:val="18"/>
                 <w:rtl w:val="0"/>
               </w:rPr>
-              <w:t xml:space="preserve">1.회원이 응답한 설문 조회 버튼을 누른다.</w:t>
+              <w:t xml:space="preserve">1. 회원이 설문 상세정보 화면에서 설문 응답 버튼을 누른다.</w:t>
+            </w:r>
+            <w:r>
+              <w:rPr>
+                <w:rtl w:val="0"/>
+              </w:rPr>
             </w:r>
           </w:p>
         </w:tc>
@@ -4160,9 +4105,36 @@
                 <w:szCs w:val="18"/>
                 <w:rtl w:val="0"/>
               </w:rPr>
-              <w:t xml:space="preserve">2.해당 회원이 응답한 설문에 대한 설문 제목, 응답 내용, 응답 일시 등을 표시한다.</w:t>
-            </w:r>
-          </w:p>
+              <w:t xml:space="preserve">2.설문 응답 화면으로 이동한다.</w:t>
+            </w:r>
+            <w:r>
+              <w:rPr>
+                <w:rtl w:val="0"/>
+              </w:rPr>
+            </w:r>
+          </w:p>
+        </w:tc>
+      </w:tr>
+      <w:tr>
+        <w:trPr>
+          <w:cantSplit w:val="0"/>
+          <w:tblHeader w:val="0"/>
+        </w:trPr>
+        <w:tc>
+          <w:tcPr>
+            <w:tcBorders>
+              <w:top w:color="000000" w:space="0" w:sz="4" w:val="single"/>
+              <w:left w:color="000000" w:space="0" w:sz="4" w:val="single"/>
+              <w:bottom w:color="000000" w:space="0" w:sz="4" w:val="single"/>
+              <w:right w:color="000000" w:space="0" w:sz="4" w:val="single"/>
+            </w:tcBorders>
+            <w:tcMar>
+              <w:top w:w="80.0" w:type="dxa"/>
+              <w:left w:w="120.0" w:type="dxa"/>
+              <w:bottom w:w="80.0" w:type="dxa"/>
+              <w:right w:w="120.0" w:type="dxa"/>
+            </w:tcMar>
+          </w:tcPr>
           <w:p>
             <w:pPr>
               <w:rPr>
@@ -4178,20 +4150,17 @@
                 <w:szCs w:val="18"/>
                 <w:rtl w:val="0"/>
               </w:rPr>
-              <w:t xml:space="preserve">각 설문이 현재 진행중인 설문인지 확인 한 후, 진행중인 경우 응답 수정과 응답 취소 버튼을 활성화 하고, 완료된 설문의 경우 두 버튼을 비활성화 한다.</w:t>
-            </w:r>
-          </w:p>
-        </w:tc>
-      </w:tr>
-      <w:tr>
-        <w:trPr>
-          <w:cantSplit w:val="0"/>
-          <w:trHeight w:val="360" w:hRule="atLeast"/>
-          <w:tblHeader w:val="0"/>
-        </w:trPr>
-        <w:tc>
-          <w:tcPr>
-            <w:gridSpan w:val="2"/>
+              <w:t xml:space="preserve">3.회원이 설문의 응답 내용을 작성 하거나 선지를 선택한다.</w:t>
+            </w:r>
+            <w:r>
+              <w:rPr>
+                <w:rtl w:val="0"/>
+              </w:rPr>
+            </w:r>
+          </w:p>
+        </w:tc>
+        <w:tc>
+          <w:tcPr>
             <w:tcBorders>
               <w:top w:color="000000" w:space="0" w:sz="4" w:val="single"/>
               <w:left w:color="000000" w:space="0" w:sz="4" w:val="single"/>
@@ -4209,24 +4178,108 @@
             <w:pPr>
               <w:rPr>
                 <w:rFonts w:ascii="Helvetica Neue" w:cs="Helvetica Neue" w:eastAsia="Helvetica Neue" w:hAnsi="Helvetica Neue"/>
-                <w:b w:val="1"/>
-                <w:bCs w:val="1"/>
-                <w:sz w:val="18"/>
-                <w:szCs w:val="18"/>
-              </w:rPr>
-            </w:pPr>
-            <w:r>
+                <w:sz w:val="18"/>
+                <w:szCs w:val="18"/>
+              </w:rPr>
+            </w:pPr>
+            <w:r>
+              <w:rPr>
+                <w:rtl w:val="0"/>
+              </w:rPr>
+            </w:r>
+          </w:p>
+        </w:tc>
+      </w:tr>
+      <w:tr>
+        <w:trPr>
+          <w:cantSplit w:val="0"/>
+          <w:tblHeader w:val="0"/>
+        </w:trPr>
+        <w:tc>
+          <w:tcPr>
+            <w:tcBorders>
+              <w:top w:color="000000" w:space="0" w:sz="4" w:val="single"/>
+              <w:left w:color="000000" w:space="0" w:sz="4" w:val="single"/>
+              <w:bottom w:color="000000" w:space="0" w:sz="4" w:val="single"/>
+              <w:right w:color="000000" w:space="0" w:sz="4" w:val="single"/>
+            </w:tcBorders>
+            <w:tcMar>
+              <w:top w:w="80.0" w:type="dxa"/>
+              <w:left w:w="120.0" w:type="dxa"/>
+              <w:bottom w:w="80.0" w:type="dxa"/>
+              <w:right w:w="120.0" w:type="dxa"/>
+            </w:tcMar>
+          </w:tcPr>
+          <w:p>
+            <w:pPr>
+              <w:rPr>
+                <w:rFonts w:ascii="Arimo" w:cs="Arimo" w:eastAsia="Arimo" w:hAnsi="Arimo"/>
+                <w:sz w:val="18"/>
+                <w:szCs w:val="18"/>
+              </w:rPr>
+            </w:pPr>
+            <w:r>
+              <w:rPr>
+                <w:rtl w:val="0"/>
+              </w:rPr>
+            </w:r>
+          </w:p>
+        </w:tc>
+        <w:tc>
+          <w:tcPr>
+            <w:tcBorders>
+              <w:top w:color="000000" w:space="0" w:sz="4" w:val="single"/>
+              <w:left w:color="000000" w:space="0" w:sz="4" w:val="single"/>
+              <w:bottom w:color="000000" w:space="0" w:sz="4" w:val="single"/>
+              <w:right w:color="000000" w:space="0" w:sz="4" w:val="single"/>
+            </w:tcBorders>
+            <w:tcMar>
+              <w:top w:w="80.0" w:type="dxa"/>
+              <w:left w:w="120.0" w:type="dxa"/>
+              <w:bottom w:w="80.0" w:type="dxa"/>
+              <w:right w:w="120.0" w:type="dxa"/>
+            </w:tcMar>
+          </w:tcPr>
+          <w:p>
+            <w:pPr>
               <w:rPr>
                 <w:rFonts w:ascii="Helvetica Neue" w:cs="Helvetica Neue" w:eastAsia="Helvetica Neue" w:hAnsi="Helvetica Neue"/>
-                <w:b w:val="1"/>
-                <w:bCs w:val="1"/>
-                <w:sz w:val="18"/>
-                <w:szCs w:val="18"/>
-                <w:rtl w:val="0"/>
-              </w:rPr>
-              <w:t xml:space="preserve">Extensions</w:t>
-            </w:r>
-          </w:p>
+                <w:sz w:val="18"/>
+                <w:szCs w:val="18"/>
+              </w:rPr>
+            </w:pPr>
+            <w:r>
+              <w:rPr>
+                <w:rFonts w:ascii="Arial Unicode MS" w:cs="Arial Unicode MS" w:eastAsia="Arial Unicode MS" w:hAnsi="Arial Unicode MS"/>
+                <w:sz w:val="18"/>
+                <w:szCs w:val="18"/>
+                <w:rtl w:val="0"/>
+              </w:rPr>
+              <w:t xml:space="preserve">4.작성하거나 선택한 선지에 맞는 변화를 표시한다.</w:t>
+            </w:r>
+          </w:p>
+        </w:tc>
+      </w:tr>
+      <w:tr>
+        <w:trPr>
+          <w:cantSplit w:val="0"/>
+          <w:tblHeader w:val="0"/>
+        </w:trPr>
+        <w:tc>
+          <w:tcPr>
+            <w:tcBorders>
+              <w:top w:color="000000" w:space="0" w:sz="4" w:val="single"/>
+              <w:left w:color="000000" w:space="0" w:sz="4" w:val="single"/>
+              <w:bottom w:color="000000" w:space="0" w:sz="4" w:val="single"/>
+              <w:right w:color="000000" w:space="0" w:sz="4" w:val="single"/>
+            </w:tcBorders>
+            <w:tcMar>
+              <w:top w:w="80.0" w:type="dxa"/>
+              <w:left w:w="120.0" w:type="dxa"/>
+              <w:bottom w:w="80.0" w:type="dxa"/>
+              <w:right w:w="120.0" w:type="dxa"/>
+            </w:tcMar>
+          </w:tcPr>
           <w:p>
             <w:pPr>
               <w:rPr>
@@ -4242,9 +4295,30 @@
                 <w:szCs w:val="18"/>
                 <w:rtl w:val="0"/>
               </w:rPr>
-              <w:t xml:space="preserve">Step 3: 응답 취소 버튼을 누르면 해당 설문의 응답을 삭제한다.</w:t>
-            </w:r>
-          </w:p>
+              <w:t xml:space="preserve">5. 회원이 응답 제출 버튼을 누른다.</w:t>
+            </w:r>
+            <w:r>
+              <w:rPr>
+                <w:rtl w:val="0"/>
+              </w:rPr>
+            </w:r>
+          </w:p>
+        </w:tc>
+        <w:tc>
+          <w:tcPr>
+            <w:tcBorders>
+              <w:top w:color="000000" w:space="0" w:sz="4" w:val="single"/>
+              <w:left w:color="000000" w:space="0" w:sz="4" w:val="single"/>
+              <w:bottom w:color="000000" w:space="0" w:sz="4" w:val="single"/>
+              <w:right w:color="000000" w:space="0" w:sz="4" w:val="single"/>
+            </w:tcBorders>
+            <w:tcMar>
+              <w:top w:w="80.0" w:type="dxa"/>
+              <w:left w:w="120.0" w:type="dxa"/>
+              <w:bottom w:w="80.0" w:type="dxa"/>
+              <w:right w:w="120.0" w:type="dxa"/>
+            </w:tcMar>
+          </w:tcPr>
           <w:p>
             <w:pPr>
               <w:rPr>
@@ -4255,12 +4329,83 @@
             </w:pPr>
             <w:r>
               <w:rPr>
-                <w:rFonts w:ascii="Arial Unicode MS" w:cs="Arial Unicode MS" w:eastAsia="Arial Unicode MS" w:hAnsi="Arial Unicode MS"/>
-                <w:sz w:val="18"/>
-                <w:szCs w:val="18"/>
-                <w:rtl w:val="0"/>
-              </w:rPr>
-              <w:t xml:space="preserve">Step 3: 응답 수정 버튼을 누르면 응답 수정 페이지로 이동한다.</w:t>
+                <w:rtl w:val="0"/>
+              </w:rPr>
+            </w:r>
+          </w:p>
+        </w:tc>
+      </w:tr>
+      <w:tr>
+        <w:trPr>
+          <w:cantSplit w:val="0"/>
+          <w:tblHeader w:val="0"/>
+        </w:trPr>
+        <w:tc>
+          <w:tcPr>
+            <w:tcBorders>
+              <w:top w:color="000000" w:space="0" w:sz="4" w:val="single"/>
+              <w:left w:color="000000" w:space="0" w:sz="4" w:val="single"/>
+              <w:bottom w:color="000000" w:space="0" w:sz="4" w:val="single"/>
+              <w:right w:color="000000" w:space="0" w:sz="4" w:val="single"/>
+            </w:tcBorders>
+            <w:tcMar>
+              <w:top w:w="80.0" w:type="dxa"/>
+              <w:left w:w="120.0" w:type="dxa"/>
+              <w:bottom w:w="80.0" w:type="dxa"/>
+              <w:right w:w="120.0" w:type="dxa"/>
+            </w:tcMar>
+          </w:tcPr>
+          <w:p>
+            <w:pPr>
+              <w:rPr>
+                <w:rFonts w:ascii="Helvetica Neue" w:cs="Helvetica Neue" w:eastAsia="Helvetica Neue" w:hAnsi="Helvetica Neue"/>
+                <w:sz w:val="18"/>
+                <w:szCs w:val="18"/>
+              </w:rPr>
+            </w:pPr>
+            <w:r>
+              <w:rPr>
+                <w:rtl w:val="0"/>
+              </w:rPr>
+            </w:r>
+          </w:p>
+        </w:tc>
+        <w:tc>
+          <w:tcPr>
+            <w:tcBorders>
+              <w:top w:color="000000" w:space="0" w:sz="4" w:val="single"/>
+              <w:left w:color="000000" w:space="0" w:sz="4" w:val="single"/>
+              <w:bottom w:color="000000" w:space="0" w:sz="4" w:val="single"/>
+              <w:right w:color="000000" w:space="0" w:sz="4" w:val="single"/>
+            </w:tcBorders>
+            <w:tcMar>
+              <w:top w:w="80.0" w:type="dxa"/>
+              <w:left w:w="120.0" w:type="dxa"/>
+              <w:bottom w:w="80.0" w:type="dxa"/>
+              <w:right w:w="120.0" w:type="dxa"/>
+            </w:tcMar>
+          </w:tcPr>
+          <w:p>
+            <w:pPr>
+              <w:rPr>
+                <w:rFonts w:ascii="Helvetica Neue" w:cs="Helvetica Neue" w:eastAsia="Helvetica Neue" w:hAnsi="Helvetica Neue"/>
+                <w:sz w:val="18"/>
+                <w:szCs w:val="18"/>
+              </w:rPr>
+            </w:pPr>
+            <w:r>
+              <w:rPr>
+                <w:rFonts w:ascii="Arial Unicode MS" w:cs="Arial Unicode MS" w:eastAsia="Arial Unicode MS" w:hAnsi="Arial Unicode MS"/>
+                <w:sz w:val="18"/>
+                <w:szCs w:val="18"/>
+                <w:rtl w:val="0"/>
+              </w:rPr>
+              <w:t xml:space="preserve">6.응답 완료 메세지를 표시한다.</w:t>
+            </w:r>
+            <w:r>
+              <w:rPr>
+                <w:rtl w:val="0"/>
+              </w:rPr>
             </w:r>
           </w:p>
         </w:tc>
@@ -4305,7 +4450,6 @@
       <w:tr>
         <w:trPr>
           <w:cantSplit w:val="0"/>
-          <w:trHeight w:val="432.05078125" w:hRule="atLeast"/>
           <w:tblHeader w:val="0"/>
         </w:trPr>
         <w:tc>
@@ -4336,7 +4480,7 @@
                 <w:bCs w:val="1"/>
                 <w:rtl w:val="0"/>
               </w:rPr>
-              <w:t xml:space="preserve">응답한 설문 수정 (심진우)</w:t>
+              <w:t xml:space="preserve">응답한 설문 조회 (심진우)</w:t>
             </w:r>
             <w:r>
               <w:rPr>
@@ -4459,7 +4603,12 @@
                 <w:szCs w:val="18"/>
                 <w:rtl w:val="0"/>
               </w:rPr>
-              <w:t xml:space="preserve">1.회원이 수정할 응답 내용을 수정한다.</w:t>
+              <w:t xml:space="preserve">1.회원이 응답한 설문 조회 버튼을 누른다.</w:t>
+            </w:r>
+            <w:r>
+              <w:rPr>
+                <w:rtl w:val="0"/>
+              </w:rPr>
             </w:r>
           </w:p>
         </w:tc>
@@ -4524,12 +4673,8 @@
             </w:pPr>
             <w:r>
               <w:rPr>
-                <w:rFonts w:ascii="Arial Unicode MS" w:cs="Arial Unicode MS" w:eastAsia="Arial Unicode MS" w:hAnsi="Arial Unicode MS"/>
-                <w:sz w:val="18"/>
-                <w:szCs w:val="18"/>
-                <w:rtl w:val="0"/>
-              </w:rPr>
-              <w:t xml:space="preserve">2.회원이 수정버튼을 누른다</w:t>
+                <w:rtl w:val="0"/>
+              </w:rPr>
             </w:r>
           </w:p>
         </w:tc>
@@ -4558,32 +4703,19 @@
             </w:pPr>
             <w:r>
               <w:rPr>
-                <w:rtl w:val="0"/>
-              </w:rPr>
-            </w:r>
-          </w:p>
-        </w:tc>
-      </w:tr>
-      <w:tr>
-        <w:trPr>
-          <w:cantSplit w:val="0"/>
-          <w:tblHeader w:val="0"/>
-        </w:trPr>
-        <w:tc>
-          <w:tcPr>
-            <w:tcBorders>
-              <w:top w:color="000000" w:space="0" w:sz="4" w:val="single"/>
-              <w:left w:color="000000" w:space="0" w:sz="4" w:val="single"/>
-              <w:bottom w:color="000000" w:space="0" w:sz="4" w:val="single"/>
-              <w:right w:color="000000" w:space="0" w:sz="4" w:val="single"/>
-            </w:tcBorders>
-            <w:tcMar>
-              <w:top w:w="80.0" w:type="dxa"/>
-              <w:left w:w="120.0" w:type="dxa"/>
-              <w:bottom w:w="80.0" w:type="dxa"/>
-              <w:right w:w="120.0" w:type="dxa"/>
-            </w:tcMar>
-          </w:tcPr>
+                <w:rFonts w:ascii="Arial Unicode MS" w:cs="Arial Unicode MS" w:eastAsia="Arial Unicode MS" w:hAnsi="Arial Unicode MS"/>
+                <w:sz w:val="18"/>
+                <w:szCs w:val="18"/>
+                <w:rtl w:val="0"/>
+              </w:rPr>
+              <w:t xml:space="preserve">2.해당 회원이 응답한 설문에 대한 설문 제목, 응답 내용, 응답 일시 등을 표시한다.</w:t>
+            </w:r>
+            <w:r>
+              <w:rPr>
+                <w:rtl w:val="0"/>
+              </w:rPr>
+            </w:r>
+          </w:p>
           <w:p>
             <w:pPr>
               <w:rPr>
@@ -4594,13 +4726,30 @@
             </w:pPr>
             <w:r>
               <w:rPr>
-                <w:rtl w:val="0"/>
-              </w:rPr>
-            </w:r>
-          </w:p>
-        </w:tc>
-        <w:tc>
-          <w:tcPr>
+                <w:rFonts w:ascii="Arial Unicode MS" w:cs="Arial Unicode MS" w:eastAsia="Arial Unicode MS" w:hAnsi="Arial Unicode MS"/>
+                <w:sz w:val="18"/>
+                <w:szCs w:val="18"/>
+                <w:rtl w:val="0"/>
+              </w:rPr>
+              <w:t xml:space="preserve">각 설문이 현재 진행중인 설문인지 확인 한 후, 진행중인 경우 응답 수정과 응답 취소 버튼을 활성화 하고, 완료된 설문의 경우 두 버튼을 비활성화 한다.</w:t>
+            </w:r>
+            <w:r>
+              <w:rPr>
+                <w:rtl w:val="0"/>
+              </w:rPr>
+            </w:r>
+          </w:p>
+        </w:tc>
+      </w:tr>
+      <w:tr>
+        <w:trPr>
+          <w:cantSplit w:val="0"/>
+          <w:trHeight w:val="360" w:hRule="atLeast"/>
+          <w:tblHeader w:val="0"/>
+        </w:trPr>
+        <w:tc>
+          <w:tcPr>
+            <w:gridSpan w:val="2"/>
             <w:tcBorders>
               <w:top w:color="000000" w:space="0" w:sz="4" w:val="single"/>
               <w:left w:color="000000" w:space="0" w:sz="4" w:val="single"/>
@@ -4618,18 +4767,68 @@
             <w:pPr>
               <w:rPr>
                 <w:rFonts w:ascii="Helvetica Neue" w:cs="Helvetica Neue" w:eastAsia="Helvetica Neue" w:hAnsi="Helvetica Neue"/>
-                <w:sz w:val="18"/>
-                <w:szCs w:val="18"/>
-              </w:rPr>
-            </w:pPr>
-            <w:r>
-              <w:rPr>
-                <w:rFonts w:ascii="Arial Unicode MS" w:cs="Arial Unicode MS" w:eastAsia="Arial Unicode MS" w:hAnsi="Arial Unicode MS"/>
-                <w:sz w:val="18"/>
-                <w:szCs w:val="18"/>
-                <w:rtl w:val="0"/>
-              </w:rPr>
-              <w:t xml:space="preserve">3. 변경사항을 반영하여 응답 내용을 수정하고, 수정완료 메세지를 표시한다.</w:t>
+                <w:b w:val="1"/>
+                <w:bCs w:val="1"/>
+                <w:sz w:val="18"/>
+                <w:szCs w:val="18"/>
+              </w:rPr>
+            </w:pPr>
+            <w:r>
+              <w:rPr>
+                <w:rFonts w:ascii="Helvetica Neue" w:cs="Helvetica Neue" w:eastAsia="Helvetica Neue" w:hAnsi="Helvetica Neue"/>
+                <w:b w:val="1"/>
+                <w:bCs w:val="1"/>
+                <w:sz w:val="18"/>
+                <w:szCs w:val="18"/>
+                <w:rtl w:val="0"/>
+              </w:rPr>
+              <w:t xml:space="preserve">Extensions</w:t>
+            </w:r>
+          </w:p>
+          <w:p>
+            <w:pPr>
+              <w:rPr>
+                <w:rFonts w:ascii="Helvetica Neue" w:cs="Helvetica Neue" w:eastAsia="Helvetica Neue" w:hAnsi="Helvetica Neue"/>
+                <w:sz w:val="18"/>
+                <w:szCs w:val="18"/>
+              </w:rPr>
+            </w:pPr>
+            <w:r>
+              <w:rPr>
+                <w:rFonts w:ascii="Arial Unicode MS" w:cs="Arial Unicode MS" w:eastAsia="Arial Unicode MS" w:hAnsi="Arial Unicode MS"/>
+                <w:sz w:val="18"/>
+                <w:szCs w:val="18"/>
+                <w:rtl w:val="0"/>
+              </w:rPr>
+              <w:t xml:space="preserve">Step 3: 응답 취소 버튼을 누르면 해당 설문의 응답을 삭제한다.</w:t>
+            </w:r>
+            <w:r>
+              <w:rPr>
+                <w:rtl w:val="0"/>
+              </w:rPr>
+            </w:r>
+          </w:p>
+          <w:p>
+            <w:pPr>
+              <w:rPr>
+                <w:rFonts w:ascii="Helvetica Neue" w:cs="Helvetica Neue" w:eastAsia="Helvetica Neue" w:hAnsi="Helvetica Neue"/>
+                <w:sz w:val="18"/>
+                <w:szCs w:val="18"/>
+              </w:rPr>
+            </w:pPr>
+            <w:r>
+              <w:rPr>
+                <w:rFonts w:ascii="Arial Unicode MS" w:cs="Arial Unicode MS" w:eastAsia="Arial Unicode MS" w:hAnsi="Arial Unicode MS"/>
+                <w:sz w:val="18"/>
+                <w:szCs w:val="18"/>
+                <w:rtl w:val="0"/>
+              </w:rPr>
+              <w:t xml:space="preserve">Step 3: 응답 수정 버튼을 누르면 응답 수정 페이지로 이동한다.</w:t>
+            </w:r>
+            <w:r>
+              <w:rPr>
+                <w:rtl w:val="0"/>
+              </w:rPr>
             </w:r>
           </w:p>
         </w:tc>
@@ -4648,6 +4847,390 @@
     <w:tbl>
       <w:tblPr>
         <w:tblStyle w:val="Table11"/>
+        <w:tblW w:w="9016.0" w:type="dxa"/>
+        <w:jc w:val="left"/>
+        <w:tblBorders>
+          <w:top w:color="000000" w:space="0" w:sz="4" w:val="single"/>
+          <w:left w:color="000000" w:space="0" w:sz="4" w:val="single"/>
+          <w:bottom w:color="000000" w:space="0" w:sz="4" w:val="single"/>
+          <w:right w:color="000000" w:space="0" w:sz="4" w:val="single"/>
+          <w:insideH w:color="000000" w:space="0" w:sz="4" w:val="single"/>
+          <w:insideV w:color="000000" w:space="0" w:sz="4" w:val="single"/>
+        </w:tblBorders>
+        <w:tblLayout w:type="fixed"/>
+        <w:tblLook w:val="0400"/>
+      </w:tblPr>
+      <w:tblGrid>
+        <w:gridCol w:w="4508"/>
+        <w:gridCol w:w="4508"/>
+        <w:tblGridChange w:id="0">
+          <w:tblGrid>
+            <w:gridCol w:w="4508"/>
+            <w:gridCol w:w="4508"/>
+          </w:tblGrid>
+        </w:tblGridChange>
+      </w:tblGrid>
+      <w:tr>
+        <w:trPr>
+          <w:cantSplit w:val="0"/>
+          <w:trHeight w:val="432.05078125" w:hRule="atLeast"/>
+          <w:tblHeader w:val="0"/>
+        </w:trPr>
+        <w:tc>
+          <w:tcPr>
+            <w:gridSpan w:val="2"/>
+            <w:tcBorders>
+              <w:top w:color="000000" w:space="0" w:sz="4" w:val="single"/>
+              <w:left w:color="000000" w:space="0" w:sz="4" w:val="single"/>
+              <w:bottom w:color="000000" w:space="0" w:sz="4" w:val="single"/>
+              <w:right w:color="000000" w:space="0" w:sz="4" w:val="single"/>
+            </w:tcBorders>
+            <w:shd w:fill="bdd7ee" w:val="clear"/>
+            <w:tcMar>
+              <w:top w:w="80.0" w:type="dxa"/>
+              <w:left w:w="120.0" w:type="dxa"/>
+              <w:bottom w:w="80.0" w:type="dxa"/>
+              <w:right w:w="120.0" w:type="dxa"/>
+            </w:tcMar>
+          </w:tcPr>
+          <w:p>
+            <w:pPr>
+              <w:rPr/>
+            </w:pPr>
+            <w:r>
+              <w:rPr>
+                <w:rFonts w:ascii="Arial Unicode MS" w:cs="Arial Unicode MS" w:eastAsia="Arial Unicode MS" w:hAnsi="Arial Unicode MS"/>
+                <w:b w:val="1"/>
+                <w:bCs w:val="1"/>
+                <w:rtl w:val="0"/>
+              </w:rPr>
+              <w:t xml:space="preserve">응답한 설문 수정 (심진우)</w:t>
+            </w:r>
+            <w:r>
+              <w:rPr>
+                <w:rtl w:val="0"/>
+              </w:rPr>
+            </w:r>
+          </w:p>
+        </w:tc>
+      </w:tr>
+      <w:tr>
+        <w:trPr>
+          <w:cantSplit w:val="0"/>
+          <w:tblHeader w:val="0"/>
+        </w:trPr>
+        <w:tc>
+          <w:tcPr>
+            <w:tcBorders>
+              <w:top w:color="000000" w:space="0" w:sz="4" w:val="single"/>
+              <w:left w:color="000000" w:space="0" w:sz="4" w:val="single"/>
+              <w:bottom w:color="000000" w:space="0" w:sz="4" w:val="single"/>
+              <w:right w:color="000000" w:space="0" w:sz="4" w:val="single"/>
+            </w:tcBorders>
+            <w:shd w:fill="d9d9d9" w:val="clear"/>
+            <w:tcMar>
+              <w:top w:w="80.0" w:type="dxa"/>
+              <w:left w:w="120.0" w:type="dxa"/>
+              <w:bottom w:w="80.0" w:type="dxa"/>
+              <w:right w:w="120.0" w:type="dxa"/>
+            </w:tcMar>
+          </w:tcPr>
+          <w:p>
+            <w:pPr>
+              <w:rPr/>
+            </w:pPr>
+            <w:r>
+              <w:rPr>
+                <w:rFonts w:ascii="Helvetica Neue" w:cs="Helvetica Neue" w:eastAsia="Helvetica Neue" w:hAnsi="Helvetica Neue"/>
+                <w:b w:val="1"/>
+                <w:bCs w:val="1"/>
+                <w:rtl w:val="0"/>
+              </w:rPr>
+              <w:t xml:space="preserve">Actor Action</w:t>
+            </w:r>
+            <w:r>
+              <w:rPr>
+                <w:rtl w:val="0"/>
+              </w:rPr>
+            </w:r>
+          </w:p>
+        </w:tc>
+        <w:tc>
+          <w:tcPr>
+            <w:tcBorders>
+              <w:top w:color="000000" w:space="0" w:sz="4" w:val="single"/>
+              <w:left w:color="000000" w:space="0" w:sz="4" w:val="single"/>
+              <w:bottom w:color="000000" w:space="0" w:sz="4" w:val="single"/>
+              <w:right w:color="000000" w:space="0" w:sz="4" w:val="single"/>
+            </w:tcBorders>
+            <w:shd w:fill="d9d9d9" w:val="clear"/>
+            <w:tcMar>
+              <w:top w:w="80.0" w:type="dxa"/>
+              <w:left w:w="120.0" w:type="dxa"/>
+              <w:bottom w:w="80.0" w:type="dxa"/>
+              <w:right w:w="120.0" w:type="dxa"/>
+            </w:tcMar>
+          </w:tcPr>
+          <w:p>
+            <w:pPr>
+              <w:rPr/>
+            </w:pPr>
+            <w:r>
+              <w:rPr>
+                <w:rFonts w:ascii="Helvetica Neue" w:cs="Helvetica Neue" w:eastAsia="Helvetica Neue" w:hAnsi="Helvetica Neue"/>
+                <w:b w:val="1"/>
+                <w:bCs w:val="1"/>
+                <w:rtl w:val="0"/>
+              </w:rPr>
+              <w:t xml:space="preserve">System Response</w:t>
+            </w:r>
+            <w:r>
+              <w:rPr>
+                <w:rtl w:val="0"/>
+              </w:rPr>
+            </w:r>
+          </w:p>
+        </w:tc>
+      </w:tr>
+      <w:tr>
+        <w:trPr>
+          <w:cantSplit w:val="0"/>
+          <w:tblHeader w:val="0"/>
+        </w:trPr>
+        <w:tc>
+          <w:tcPr>
+            <w:tcBorders>
+              <w:top w:color="000000" w:space="0" w:sz="4" w:val="single"/>
+              <w:left w:color="000000" w:space="0" w:sz="4" w:val="single"/>
+              <w:bottom w:color="000000" w:space="0" w:sz="4" w:val="single"/>
+              <w:right w:color="000000" w:space="0" w:sz="4" w:val="single"/>
+            </w:tcBorders>
+            <w:tcMar>
+              <w:top w:w="80.0" w:type="dxa"/>
+              <w:left w:w="120.0" w:type="dxa"/>
+              <w:bottom w:w="80.0" w:type="dxa"/>
+              <w:right w:w="120.0" w:type="dxa"/>
+            </w:tcMar>
+          </w:tcPr>
+          <w:p>
+            <w:pPr>
+              <w:rPr>
+                <w:rFonts w:ascii="Helvetica Neue" w:cs="Helvetica Neue" w:eastAsia="Helvetica Neue" w:hAnsi="Helvetica Neue"/>
+                <w:sz w:val="18"/>
+                <w:szCs w:val="18"/>
+              </w:rPr>
+            </w:pPr>
+            <w:r>
+              <w:rPr>
+                <w:rFonts w:ascii="Arial Unicode MS" w:cs="Arial Unicode MS" w:eastAsia="Arial Unicode MS" w:hAnsi="Arial Unicode MS"/>
+                <w:sz w:val="18"/>
+                <w:szCs w:val="18"/>
+                <w:rtl w:val="0"/>
+              </w:rPr>
+              <w:t xml:space="preserve">1.회원이 수정할 응답 내용을 수정한다.</w:t>
+            </w:r>
+            <w:r>
+              <w:rPr>
+                <w:rtl w:val="0"/>
+              </w:rPr>
+            </w:r>
+          </w:p>
+        </w:tc>
+        <w:tc>
+          <w:tcPr>
+            <w:tcBorders>
+              <w:top w:color="000000" w:space="0" w:sz="4" w:val="single"/>
+              <w:left w:color="000000" w:space="0" w:sz="4" w:val="single"/>
+              <w:bottom w:color="000000" w:space="0" w:sz="4" w:val="single"/>
+              <w:right w:color="000000" w:space="0" w:sz="4" w:val="single"/>
+            </w:tcBorders>
+            <w:tcMar>
+              <w:top w:w="80.0" w:type="dxa"/>
+              <w:left w:w="120.0" w:type="dxa"/>
+              <w:bottom w:w="80.0" w:type="dxa"/>
+              <w:right w:w="120.0" w:type="dxa"/>
+            </w:tcMar>
+          </w:tcPr>
+          <w:p>
+            <w:pPr>
+              <w:rPr>
+                <w:rFonts w:ascii="Helvetica Neue" w:cs="Helvetica Neue" w:eastAsia="Helvetica Neue" w:hAnsi="Helvetica Neue"/>
+                <w:sz w:val="18"/>
+                <w:szCs w:val="18"/>
+              </w:rPr>
+            </w:pPr>
+            <w:r>
+              <w:rPr>
+                <w:rtl w:val="0"/>
+              </w:rPr>
+            </w:r>
+          </w:p>
+        </w:tc>
+      </w:tr>
+      <w:tr>
+        <w:trPr>
+          <w:cantSplit w:val="0"/>
+          <w:tblHeader w:val="0"/>
+        </w:trPr>
+        <w:tc>
+          <w:tcPr>
+            <w:tcBorders>
+              <w:top w:color="000000" w:space="0" w:sz="4" w:val="single"/>
+              <w:left w:color="000000" w:space="0" w:sz="4" w:val="single"/>
+              <w:bottom w:color="000000" w:space="0" w:sz="4" w:val="single"/>
+              <w:right w:color="000000" w:space="0" w:sz="4" w:val="single"/>
+            </w:tcBorders>
+            <w:tcMar>
+              <w:top w:w="80.0" w:type="dxa"/>
+              <w:left w:w="120.0" w:type="dxa"/>
+              <w:bottom w:w="80.0" w:type="dxa"/>
+              <w:right w:w="120.0" w:type="dxa"/>
+            </w:tcMar>
+          </w:tcPr>
+          <w:p>
+            <w:pPr>
+              <w:rPr>
+                <w:rFonts w:ascii="Helvetica Neue" w:cs="Helvetica Neue" w:eastAsia="Helvetica Neue" w:hAnsi="Helvetica Neue"/>
+                <w:sz w:val="18"/>
+                <w:szCs w:val="18"/>
+              </w:rPr>
+            </w:pPr>
+            <w:r>
+              <w:rPr>
+                <w:rFonts w:ascii="Arial Unicode MS" w:cs="Arial Unicode MS" w:eastAsia="Arial Unicode MS" w:hAnsi="Arial Unicode MS"/>
+                <w:sz w:val="18"/>
+                <w:szCs w:val="18"/>
+                <w:rtl w:val="0"/>
+              </w:rPr>
+              <w:t xml:space="preserve">2.회원이 수정버튼을 누른다</w:t>
+            </w:r>
+            <w:r>
+              <w:rPr>
+                <w:rtl w:val="0"/>
+              </w:rPr>
+            </w:r>
+          </w:p>
+        </w:tc>
+        <w:tc>
+          <w:tcPr>
+            <w:tcBorders>
+              <w:top w:color="000000" w:space="0" w:sz="4" w:val="single"/>
+              <w:left w:color="000000" w:space="0" w:sz="4" w:val="single"/>
+              <w:bottom w:color="000000" w:space="0" w:sz="4" w:val="single"/>
+              <w:right w:color="000000" w:space="0" w:sz="4" w:val="single"/>
+            </w:tcBorders>
+            <w:tcMar>
+              <w:top w:w="80.0" w:type="dxa"/>
+              <w:left w:w="120.0" w:type="dxa"/>
+              <w:bottom w:w="80.0" w:type="dxa"/>
+              <w:right w:w="120.0" w:type="dxa"/>
+            </w:tcMar>
+          </w:tcPr>
+          <w:p>
+            <w:pPr>
+              <w:rPr>
+                <w:rFonts w:ascii="Helvetica Neue" w:cs="Helvetica Neue" w:eastAsia="Helvetica Neue" w:hAnsi="Helvetica Neue"/>
+                <w:sz w:val="18"/>
+                <w:szCs w:val="18"/>
+              </w:rPr>
+            </w:pPr>
+            <w:r>
+              <w:rPr>
+                <w:rtl w:val="0"/>
+              </w:rPr>
+            </w:r>
+          </w:p>
+        </w:tc>
+      </w:tr>
+      <w:tr>
+        <w:trPr>
+          <w:cantSplit w:val="0"/>
+          <w:tblHeader w:val="0"/>
+        </w:trPr>
+        <w:tc>
+          <w:tcPr>
+            <w:tcBorders>
+              <w:top w:color="000000" w:space="0" w:sz="4" w:val="single"/>
+              <w:left w:color="000000" w:space="0" w:sz="4" w:val="single"/>
+              <w:bottom w:color="000000" w:space="0" w:sz="4" w:val="single"/>
+              <w:right w:color="000000" w:space="0" w:sz="4" w:val="single"/>
+            </w:tcBorders>
+            <w:tcMar>
+              <w:top w:w="80.0" w:type="dxa"/>
+              <w:left w:w="120.0" w:type="dxa"/>
+              <w:bottom w:w="80.0" w:type="dxa"/>
+              <w:right w:w="120.0" w:type="dxa"/>
+            </w:tcMar>
+          </w:tcPr>
+          <w:p>
+            <w:pPr>
+              <w:rPr>
+                <w:rFonts w:ascii="Helvetica Neue" w:cs="Helvetica Neue" w:eastAsia="Helvetica Neue" w:hAnsi="Helvetica Neue"/>
+                <w:sz w:val="18"/>
+                <w:szCs w:val="18"/>
+              </w:rPr>
+            </w:pPr>
+            <w:r>
+              <w:rPr>
+                <w:rtl w:val="0"/>
+              </w:rPr>
+            </w:r>
+          </w:p>
+        </w:tc>
+        <w:tc>
+          <w:tcPr>
+            <w:tcBorders>
+              <w:top w:color="000000" w:space="0" w:sz="4" w:val="single"/>
+              <w:left w:color="000000" w:space="0" w:sz="4" w:val="single"/>
+              <w:bottom w:color="000000" w:space="0" w:sz="4" w:val="single"/>
+              <w:right w:color="000000" w:space="0" w:sz="4" w:val="single"/>
+            </w:tcBorders>
+            <w:tcMar>
+              <w:top w:w="80.0" w:type="dxa"/>
+              <w:left w:w="120.0" w:type="dxa"/>
+              <w:bottom w:w="80.0" w:type="dxa"/>
+              <w:right w:w="120.0" w:type="dxa"/>
+            </w:tcMar>
+          </w:tcPr>
+          <w:p>
+            <w:pPr>
+              <w:rPr>
+                <w:rFonts w:ascii="Helvetica Neue" w:cs="Helvetica Neue" w:eastAsia="Helvetica Neue" w:hAnsi="Helvetica Neue"/>
+                <w:sz w:val="18"/>
+                <w:szCs w:val="18"/>
+              </w:rPr>
+            </w:pPr>
+            <w:r>
+              <w:rPr>
+                <w:rFonts w:ascii="Arial Unicode MS" w:cs="Arial Unicode MS" w:eastAsia="Arial Unicode MS" w:hAnsi="Arial Unicode MS"/>
+                <w:sz w:val="18"/>
+                <w:szCs w:val="18"/>
+                <w:rtl w:val="0"/>
+              </w:rPr>
+              <w:t xml:space="preserve">3. 변경사항을 반영하여 응답 내용을 수정하고, 수정완료 메세지를 표시한다.</w:t>
+            </w:r>
+            <w:r>
+              <w:rPr>
+                <w:rtl w:val="0"/>
+              </w:rPr>
+            </w:r>
+          </w:p>
+        </w:tc>
+      </w:tr>
+    </w:tbl>
+    <w:p>
+      <w:pPr>
+        <w:rPr/>
+      </w:pPr>
+      <w:r>
+        <w:rPr>
+          <w:rtl w:val="0"/>
+        </w:rPr>
+      </w:r>
+    </w:p>
+    <w:tbl>
+      <w:tblPr>
+        <w:tblStyle w:val="Table12"/>
         <w:tblW w:w="9016.0" w:type="dxa"/>
         <w:jc w:val="left"/>
         <w:tblBorders>
@@ -5533,6 +6116,19 @@
       </w:tblCellMar>
     </w:tblPr>
   </w:style>
+  <w:style w:type="table" w:styleId="Table12">
+    <w:basedOn w:val="TableNormal"/>
+    <w:tblPr>
+      <w:tblStyleRowBandSize w:val="1"/>
+      <w:tblStyleColBandSize w:val="1"/>
+      <w:tblCellMar>
+        <w:top w:w="0.0" w:type="dxa"/>
+        <w:left w:w="10.0" w:type="dxa"/>
+        <w:bottom w:w="0.0" w:type="dxa"/>
+        <w:right w:w="10.0" w:type="dxa"/>
+      </w:tblCellMar>
+    </w:tblPr>
+  </w:style>
 </w:styles>
 </file>
 
